--- a/09-通信电路/03-解调电路/AM解调电路/AM解调电路.docx
+++ b/09-通信电路/03-解调电路/AM解调电路/AM解调电路.docx
@@ -2610,6 +2610,20 @@
     </w:p>
     <w:bookmarkEnd w:id="26"/>
     <w:bookmarkEnd w:id="27"/>
+    <w:p>
+      <w:pPr>
+        <w:spacing w:before="360"/>
+        <w:jc w:val="center"/>
+      </w:pPr>
+      <w:r>
+        <w:rPr>
+          <w:rFonts w:ascii="Times New Roman" w:hAnsi="Times New Roman"/>
+          <w:color w:val="555555"/>
+          <w:sz w:val="21"/>
+        </w:rPr>
+        <w:t>材料收集者：杜文杰</w:t>
+      </w:r>
+    </w:p>
     <w:sectPr>
       <w:headerReference r:id="rId9" w:type="default"/>
       <w:footerReference r:id="rId10" w:type="default"/>

--- a/09-通信电路/03-解调电路/AM解调电路/AM解调电路.docx
+++ b/09-通信电路/03-解调电路/AM解调电路/AM解调电路.docx
@@ -1,6 +1,6 @@
 
 <file path=word/document.xml><?xml version="1.0" encoding="utf-8"?>
-<w:document xmlns:w="http://schemas.openxmlformats.org/wordprocessingml/2006/main" xmlns:m="http://schemas.openxmlformats.org/officeDocument/2006/math" xmlns:r="http://schemas.openxmlformats.org/officeDocument/2006/relationships" xmlns:o="urn:schemas-microsoft-com:office:office" xmlns:v="urn:schemas-microsoft-com:vml" xmlns:w10="urn:schemas-microsoft-com:office:word" xmlns:a="http://schemas.openxmlformats.org/drawingml/2006/main" xmlns:pic="http://schemas.openxmlformats.org/drawingml/2006/picture" xmlns:wp="http://schemas.openxmlformats.org/drawingml/2006/wordprocessingDrawing">
+<w:document xmlns:m="http://schemas.openxmlformats.org/officeDocument/2006/math" xmlns:r="http://schemas.openxmlformats.org/officeDocument/2006/relationships" xmlns:w="http://schemas.openxmlformats.org/wordprocessingml/2006/main" xmlns:o="urn:schemas-microsoft-com:office:office" xmlns:v="urn:schemas-microsoft-com:vml" xmlns:w10="urn:schemas-microsoft-com:office:word" xmlns:a="http://schemas.openxmlformats.org/drawingml/2006/main" xmlns:pic="http://schemas.openxmlformats.org/drawingml/2006/picture" xmlns:wp="http://schemas.openxmlformats.org/drawingml/2006/wordprocessingDrawing">
   <w:body>
     <w:bookmarkStart w:id="27" w:name="am-解调电路"/>
     <w:p>
@@ -8,11 +8,14 @@
         <w:pStyle w:val="Heading1"/>
       </w:pPr>
       <w:r>
+        <w:rPr>
+          <w:rFonts w:eastAsia="黑体"/>
+        </w:rPr>
         <w:t xml:space="preserve">AM </w:t>
       </w:r>
       <w:r>
         <w:rPr>
-          <w:rFonts w:hint="eastAsia"/>
+          <w:rFonts w:hint="eastAsia" w:eastAsia="黑体"/>
         </w:rPr>
         <w:t xml:space="preserve">解调电路</w:t>
       </w:r>
@@ -24,7 +27,7 @@
       </w:pPr>
       <w:r>
         <w:rPr>
-          <w:rFonts w:hint="eastAsia"/>
+          <w:rFonts w:hint="eastAsia" w:eastAsia="黑体"/>
         </w:rPr>
         <w:t xml:space="preserve">拓扑描述</w:t>
       </w:r>
@@ -35,27 +38,33 @@
       </w:pPr>
       <w:r>
         <w:rPr>
-          <w:rFonts w:hint="eastAsia"/>
+          <w:rFonts w:hint="eastAsia" w:eastAsia="黑体"/>
         </w:rPr>
         <w:t xml:space="preserve">由</w:t>
       </w:r>
       <w:r>
+        <w:rPr>
+          <w:rFonts w:eastAsia="黑体"/>
+        </w:rPr>
         <w:t xml:space="preserve"> </w:t>
       </w:r>
       <w:r>
         <w:rPr>
-          <w:rFonts w:hint="eastAsia"/>
+          <w:rFonts w:hint="eastAsia" w:eastAsia="黑体"/>
           <w:b/>
           <w:bCs/>
         </w:rPr>
         <w:t xml:space="preserve">乘法器（混频器）M1</w:t>
       </w:r>
       <w:r>
+        <w:rPr>
+          <w:rFonts w:eastAsia="黑体"/>
+        </w:rPr>
         <w:t xml:space="preserve">、</w:t>
       </w:r>
       <w:r>
         <w:rPr>
-          <w:rFonts w:hint="eastAsia"/>
+          <w:rFonts w:hint="eastAsia" w:eastAsia="黑体"/>
           <w:b/>
           <w:bCs/>
         </w:rPr>
@@ -63,6 +72,7 @@
       </w:r>
       <w:r>
         <w:rPr>
+          <w:rFonts w:eastAsia="黑体"/>
           <w:b/>
           <w:bCs/>
         </w:rPr>
@@ -70,44 +80,53 @@
       </w:r>
       <w:r>
         <w:rPr>
-          <w:rFonts w:hint="eastAsia"/>
+          <w:rFonts w:hint="eastAsia" w:eastAsia="黑体"/>
           <w:b/>
           <w:bCs/>
         </w:rPr>
         <w:t xml:space="preserve">OSC1（与接收载波同频同相）</w:t>
       </w:r>
       <w:r>
+        <w:rPr>
+          <w:rFonts w:eastAsia="黑体"/>
+        </w:rPr>
         <w:t xml:space="preserve">、</w:t>
       </w:r>
       <w:r>
         <w:rPr>
-          <w:rFonts w:hint="eastAsia"/>
+          <w:rFonts w:hint="eastAsia" w:eastAsia="黑体"/>
           <w:b/>
           <w:bCs/>
         </w:rPr>
         <w:t xml:space="preserve">低通滤波器（LPF）A1</w:t>
       </w:r>
       <w:r>
+        <w:rPr>
+          <w:rFonts w:eastAsia="黑体"/>
+        </w:rPr>
         <w:t xml:space="preserve"> </w:t>
       </w:r>
       <w:r>
         <w:rPr>
-          <w:rFonts w:hint="eastAsia"/>
+          <w:rFonts w:hint="eastAsia" w:eastAsia="黑体"/>
         </w:rPr>
         <w:t xml:space="preserve">组成，按功能分为相干相乘、载波同步与滤波三类。电路共有</w:t>
       </w:r>
       <w:r>
+        <w:rPr>
+          <w:rFonts w:eastAsia="黑体"/>
+        </w:rPr>
         <w:t xml:space="preserve"> 6 </w:t>
       </w:r>
       <w:r>
         <w:rPr>
-          <w:rFonts w:hint="eastAsia"/>
+          <w:rFonts w:hint="eastAsia" w:eastAsia="黑体"/>
         </w:rPr>
         <w:t xml:space="preserve">个关键节点：</w:t>
       </w:r>
       <w:r>
         <w:rPr>
-          <w:rFonts w:hint="eastAsia"/>
+          <w:rFonts w:hint="eastAsia" w:eastAsia="黑体"/>
           <w:b/>
           <w:bCs/>
         </w:rPr>
@@ -115,6 +134,7 @@
       </w:r>
       <w:r>
         <w:rPr>
+          <w:rFonts w:eastAsia="黑体"/>
           <w:b/>
           <w:bCs/>
         </w:rPr>
@@ -122,7 +142,7 @@
       </w:r>
       <w:r>
         <w:rPr>
-          <w:rFonts w:hint="eastAsia"/>
+          <w:rFonts w:hint="eastAsia" w:eastAsia="黑体"/>
           <w:b/>
           <w:bCs/>
         </w:rPr>
@@ -130,20 +150,26 @@
       </w:r>
       <w:r>
         <w:rPr>
-          <w:rFonts w:hint="eastAsia"/>
+          <w:rFonts w:hint="eastAsia" w:eastAsia="黑体"/>
         </w:rPr>
         <w:t xml:space="preserve">（接收的</w:t>
       </w:r>
       <w:r>
+        <w:rPr>
+          <w:rFonts w:eastAsia="黑体"/>
+        </w:rPr>
         <w:t xml:space="preserve"> AM </w:t>
       </w:r>
       <w:r>
         <w:rPr>
-          <w:rFonts w:hint="eastAsia"/>
+          <w:rFonts w:hint="eastAsia" w:eastAsia="黑体"/>
         </w:rPr>
         <w:t xml:space="preserve">信号</w:t>
       </w:r>
       <w:r>
+        <w:rPr>
+          <w:rFonts w:eastAsia="黑体"/>
+        </w:rPr>
         <w:t xml:space="preserve"> </w:t>
       </w:r>
       <m:oMath>
@@ -179,17 +205,20 @@
         </m:r>
       </m:oMath>
       <w:r>
+        <w:rPr>
+          <w:rFonts w:eastAsia="黑体"/>
+        </w:rPr>
         <w:t xml:space="preserve"> </w:t>
       </w:r>
       <w:r>
         <w:rPr>
-          <w:rFonts w:hint="eastAsia"/>
+          <w:rFonts w:hint="eastAsia" w:eastAsia="黑体"/>
         </w:rPr>
         <w:t xml:space="preserve">接乘法器）；</w:t>
       </w:r>
       <w:r>
         <w:rPr>
-          <w:rFonts w:hint="eastAsia"/>
+          <w:rFonts w:hint="eastAsia" w:eastAsia="黑体"/>
           <w:b/>
           <w:bCs/>
         </w:rPr>
@@ -197,6 +226,7 @@
       </w:r>
       <w:r>
         <w:rPr>
+          <w:rFonts w:eastAsia="黑体"/>
           <w:b/>
           <w:bCs/>
         </w:rPr>
@@ -204,7 +234,7 @@
       </w:r>
       <w:r>
         <w:rPr>
-          <w:rFonts w:hint="eastAsia"/>
+          <w:rFonts w:hint="eastAsia" w:eastAsia="黑体"/>
           <w:b/>
           <w:bCs/>
         </w:rPr>
@@ -212,20 +242,26 @@
       </w:r>
       <w:r>
         <w:rPr>
-          <w:rFonts w:hint="eastAsia"/>
+          <w:rFonts w:hint="eastAsia" w:eastAsia="黑体"/>
         </w:rPr>
         <w:t xml:space="preserve">（OSC1</w:t>
       </w:r>
       <w:r>
+        <w:rPr>
+          <w:rFonts w:eastAsia="黑体"/>
+        </w:rPr>
         <w:t xml:space="preserve"> </w:t>
       </w:r>
       <w:r>
         <w:rPr>
-          <w:rFonts w:hint="eastAsia"/>
+          <w:rFonts w:hint="eastAsia" w:eastAsia="黑体"/>
         </w:rPr>
         <w:t xml:space="preserve">输出</w:t>
       </w:r>
       <w:r>
+        <w:rPr>
+          <w:rFonts w:eastAsia="黑体"/>
+        </w:rPr>
         <w:t xml:space="preserve"> </w:t>
       </w:r>
       <m:oMath>
@@ -252,17 +288,20 @@
         </m:r>
       </m:oMath>
       <w:r>
+        <w:rPr>
+          <w:rFonts w:eastAsia="黑体"/>
+        </w:rPr>
         <w:t xml:space="preserve"> </w:t>
       </w:r>
       <w:r>
         <w:rPr>
-          <w:rFonts w:hint="eastAsia"/>
+          <w:rFonts w:hint="eastAsia" w:eastAsia="黑体"/>
         </w:rPr>
         <w:t xml:space="preserve">接乘法器）；</w:t>
       </w:r>
       <w:r>
         <w:rPr>
-          <w:rFonts w:hint="eastAsia"/>
+          <w:rFonts w:hint="eastAsia" w:eastAsia="黑体"/>
           <w:b/>
           <w:bCs/>
         </w:rPr>
@@ -270,6 +309,7 @@
       </w:r>
       <w:r>
         <w:rPr>
+          <w:rFonts w:eastAsia="黑体"/>
           <w:b/>
           <w:bCs/>
         </w:rPr>
@@ -277,7 +317,7 @@
       </w:r>
       <w:r>
         <w:rPr>
-          <w:rFonts w:hint="eastAsia"/>
+          <w:rFonts w:hint="eastAsia" w:eastAsia="黑体"/>
           <w:b/>
           <w:bCs/>
         </w:rPr>
@@ -285,22 +325,25 @@
       </w:r>
       <w:r>
         <w:rPr>
-          <w:rFonts w:hint="eastAsia"/>
+          <w:rFonts w:hint="eastAsia" w:eastAsia="黑体"/>
         </w:rPr>
         <w:t xml:space="preserve">（乘法器输出接</w:t>
       </w:r>
       <w:r>
+        <w:rPr>
+          <w:rFonts w:eastAsia="黑体"/>
+        </w:rPr>
         <w:t xml:space="preserve"> </w:t>
       </w:r>
       <w:r>
         <w:rPr>
-          <w:rFonts w:hint="eastAsia"/>
+          <w:rFonts w:hint="eastAsia" w:eastAsia="黑体"/>
         </w:rPr>
         <w:t xml:space="preserve">LPF）；</w:t>
       </w:r>
       <w:r>
         <w:rPr>
-          <w:rFonts w:hint="eastAsia"/>
+          <w:rFonts w:hint="eastAsia" w:eastAsia="黑体"/>
           <w:b/>
           <w:bCs/>
         </w:rPr>
@@ -308,6 +351,7 @@
       </w:r>
       <w:r>
         <w:rPr>
+          <w:rFonts w:eastAsia="黑体"/>
           <w:b/>
           <w:bCs/>
         </w:rPr>
@@ -315,7 +359,7 @@
       </w:r>
       <w:r>
         <w:rPr>
-          <w:rFonts w:hint="eastAsia"/>
+          <w:rFonts w:hint="eastAsia" w:eastAsia="黑体"/>
           <w:b/>
           <w:bCs/>
         </w:rPr>
@@ -323,20 +367,26 @@
       </w:r>
       <w:r>
         <w:rPr>
-          <w:rFonts w:hint="eastAsia"/>
+          <w:rFonts w:hint="eastAsia" w:eastAsia="黑体"/>
         </w:rPr>
         <w:t xml:space="preserve">（LPF</w:t>
       </w:r>
       <w:r>
+        <w:rPr>
+          <w:rFonts w:eastAsia="黑体"/>
+        </w:rPr>
         <w:t xml:space="preserve"> </w:t>
       </w:r>
       <w:r>
         <w:rPr>
-          <w:rFonts w:hint="eastAsia"/>
+          <w:rFonts w:hint="eastAsia" w:eastAsia="黑体"/>
         </w:rPr>
         <w:t xml:space="preserve">输出为恢复的调制信号</w:t>
       </w:r>
       <w:r>
+        <w:rPr>
+          <w:rFonts w:eastAsia="黑体"/>
+        </w:rPr>
         <w:t xml:space="preserve"> </w:t>
       </w:r>
       <m:oMath>
@@ -370,13 +420,13 @@
       </m:oMath>
       <w:r>
         <w:rPr>
-          <w:rFonts w:hint="eastAsia"/>
+          <w:rFonts w:hint="eastAsia" w:eastAsia="黑体"/>
         </w:rPr>
         <w:t xml:space="preserve">）；</w:t>
       </w:r>
       <w:r>
         <w:rPr>
-          <w:rFonts w:hint="eastAsia"/>
+          <w:rFonts w:hint="eastAsia" w:eastAsia="黑体"/>
           <w:b/>
           <w:bCs/>
         </w:rPr>
@@ -384,6 +434,7 @@
       </w:r>
       <w:r>
         <w:rPr>
+          <w:rFonts w:eastAsia="黑体"/>
           <w:b/>
           <w:bCs/>
         </w:rPr>
@@ -391,7 +442,7 @@
       </w:r>
       <w:r>
         <w:rPr>
-          <w:rFonts w:hint="eastAsia"/>
+          <w:rFonts w:hint="eastAsia" w:eastAsia="黑体"/>
           <w:b/>
           <w:bCs/>
         </w:rPr>
@@ -399,6 +450,7 @@
       </w:r>
       <w:r>
         <w:rPr>
+          <w:rFonts w:eastAsia="黑体"/>
           <w:b/>
           <w:bCs/>
         </w:rPr>
@@ -406,13 +458,13 @@
       </w:r>
       <w:r>
         <w:rPr>
-          <w:rFonts w:hint="eastAsia"/>
+          <w:rFonts w:hint="eastAsia" w:eastAsia="黑体"/>
         </w:rPr>
         <w:t xml:space="preserve">；</w:t>
       </w:r>
       <w:r>
         <w:rPr>
-          <w:rFonts w:hint="eastAsia"/>
+          <w:rFonts w:hint="eastAsia" w:eastAsia="黑体"/>
           <w:b/>
           <w:bCs/>
         </w:rPr>
@@ -420,6 +472,7 @@
       </w:r>
       <w:r>
         <w:rPr>
+          <w:rFonts w:eastAsia="黑体"/>
           <w:b/>
           <w:bCs/>
         </w:rPr>
@@ -427,7 +480,7 @@
       </w:r>
       <w:r>
         <w:rPr>
-          <w:rFonts w:hint="eastAsia"/>
+          <w:rFonts w:hint="eastAsia" w:eastAsia="黑体"/>
           <w:b/>
           <w:bCs/>
         </w:rPr>
@@ -435,12 +488,16 @@
       </w:r>
       <w:r>
         <w:rPr>
+          <w:rFonts w:eastAsia="黑体"/>
           <w:b/>
           <w:bCs/>
         </w:rPr>
         <w:t xml:space="preserve"> GND</w:t>
       </w:r>
       <w:r>
+        <w:rPr>
+          <w:rFonts w:eastAsia="黑体"/>
+        </w:rPr>
         <w:t xml:space="preserve">。</w:t>
       </w:r>
     </w:p>
@@ -448,89 +505,110 @@
       <w:pPr/>
       <w:r>
         <w:rPr>
-          <w:rFonts w:hint="eastAsia"/>
+          <w:rFonts w:hint="eastAsia" w:eastAsia="黑体"/>
         </w:rPr>
         <w:t xml:space="preserve">各元件管脚连接：</w:t>
       </w:r>
       <w:r>
         <w:rPr>
-          <w:rFonts w:hint="eastAsia"/>
+          <w:rFonts w:hint="eastAsia" w:eastAsia="黑体"/>
           <w:b/>
           <w:bCs/>
         </w:rPr>
         <w:t xml:space="preserve">M1（乘法器/混频器）</w:t>
       </w:r>
       <w:r>
+        <w:rPr>
+          <w:rFonts w:eastAsia="黑体"/>
+        </w:rPr>
         <w:t xml:space="preserve"> </w:t>
       </w:r>
       <w:r>
         <w:rPr>
-          <w:rFonts w:hint="eastAsia"/>
+          <w:rFonts w:hint="eastAsia" w:eastAsia="黑体"/>
         </w:rPr>
         <w:t xml:space="preserve">的信号输入脚</w:t>
       </w:r>
       <w:r>
+        <w:rPr>
+          <w:rFonts w:eastAsia="黑体"/>
+        </w:rPr>
         <w:t xml:space="preserve"> X </w:t>
       </w:r>
       <w:r>
         <w:rPr>
-          <w:rFonts w:hint="eastAsia"/>
+          <w:rFonts w:hint="eastAsia" w:eastAsia="黑体"/>
         </w:rPr>
         <w:t xml:space="preserve">接节点①、本振输入脚</w:t>
       </w:r>
       <w:r>
+        <w:rPr>
+          <w:rFonts w:eastAsia="黑体"/>
+        </w:rPr>
         <w:t xml:space="preserve"> Y </w:t>
       </w:r>
       <w:r>
         <w:rPr>
-          <w:rFonts w:hint="eastAsia"/>
+          <w:rFonts w:hint="eastAsia" w:eastAsia="黑体"/>
         </w:rPr>
         <w:t xml:space="preserve">接节点②、输出脚</w:t>
       </w:r>
       <w:r>
+        <w:rPr>
+          <w:rFonts w:eastAsia="黑体"/>
+        </w:rPr>
         <w:t xml:space="preserve"> OUT </w:t>
       </w:r>
       <w:r>
         <w:rPr>
-          <w:rFonts w:hint="eastAsia"/>
+          <w:rFonts w:hint="eastAsia" w:eastAsia="黑体"/>
         </w:rPr>
         <w:t xml:space="preserve">接节点③，电源脚接节点⑤、地脚接节点⑥；</w:t>
       </w:r>
       <w:r>
         <w:rPr>
-          <w:rFonts w:hint="eastAsia"/>
+          <w:rFonts w:hint="eastAsia" w:eastAsia="黑体"/>
           <w:b/>
           <w:bCs/>
         </w:rPr>
         <w:t xml:space="preserve">OSC1（本地载波振荡器）</w:t>
       </w:r>
       <w:r>
+        <w:rPr>
+          <w:rFonts w:eastAsia="黑体"/>
+        </w:rPr>
         <w:t xml:space="preserve"> </w:t>
       </w:r>
       <w:r>
         <w:rPr>
-          <w:rFonts w:hint="eastAsia"/>
+          <w:rFonts w:hint="eastAsia" w:eastAsia="黑体"/>
         </w:rPr>
         <w:t xml:space="preserve">的输出脚接节点②，电源脚接节点⑤、地脚接节点⑥；</w:t>
       </w:r>
       <w:r>
         <w:rPr>
-          <w:rFonts w:hint="eastAsia"/>
+          <w:rFonts w:hint="eastAsia" w:eastAsia="黑体"/>
           <w:b/>
           <w:bCs/>
         </w:rPr>
         <w:t xml:space="preserve">A1（LPF）</w:t>
       </w:r>
       <w:r>
+        <w:rPr>
+          <w:rFonts w:eastAsia="黑体"/>
+        </w:rPr>
         <w:t xml:space="preserve"> </w:t>
       </w:r>
       <w:r>
         <w:rPr>
-          <w:rFonts w:hint="eastAsia"/>
+          <w:rFonts w:hint="eastAsia" w:eastAsia="黑体"/>
         </w:rPr>
         <w:t xml:space="preserve">的输入脚接节点③、输出脚接节点④，其截止频率取在</w:t>
       </w:r>
       <w:r>
+        <w:rPr>
+          <w:rFonts w:eastAsia="黑体"/>
+        </w:rPr>
         <w:t xml:space="preserve"> </w:t>
       </w:r>
       <m:oMath>
@@ -563,15 +641,21 @@
         </m:sSub>
       </m:oMath>
       <w:r>
+        <w:rPr>
+          <w:rFonts w:eastAsia="黑体"/>
+        </w:rPr>
         <w:t xml:space="preserve"> </w:t>
       </w:r>
       <w:r>
         <w:rPr>
-          <w:rFonts w:hint="eastAsia"/>
+          <w:rFonts w:hint="eastAsia" w:eastAsia="黑体"/>
         </w:rPr>
         <w:t xml:space="preserve">与</w:t>
       </w:r>
       <w:r>
+        <w:rPr>
+          <w:rFonts w:eastAsia="黑体"/>
+        </w:rPr>
         <w:t xml:space="preserve"> </w:t>
       </w:r>
       <m:oMath>
@@ -592,29 +676,38 @@
         </m:sSub>
       </m:oMath>
       <w:r>
+        <w:rPr>
+          <w:rFonts w:eastAsia="黑体"/>
+        </w:rPr>
         <w:t xml:space="preserve"> </w:t>
       </w:r>
       <w:r>
         <w:rPr>
-          <w:rFonts w:hint="eastAsia"/>
+          <w:rFonts w:hint="eastAsia" w:eastAsia="黑体"/>
         </w:rPr>
         <w:t xml:space="preserve">之间；载波恢复（PLL/Costas</w:t>
       </w:r>
       <w:r>
+        <w:rPr>
+          <w:rFonts w:eastAsia="黑体"/>
+        </w:rPr>
         <w:t xml:space="preserve"> </w:t>
       </w:r>
       <w:r>
         <w:rPr>
-          <w:rFonts w:hint="eastAsia"/>
+          <w:rFonts w:hint="eastAsia" w:eastAsia="黑体"/>
         </w:rPr>
         <w:t xml:space="preserve">环）的同步输出接</w:t>
       </w:r>
       <w:r>
+        <w:rPr>
+          <w:rFonts w:eastAsia="黑体"/>
+        </w:rPr>
         <w:t xml:space="preserve"> OSC1 </w:t>
       </w:r>
       <w:r>
         <w:rPr>
-          <w:rFonts w:hint="eastAsia"/>
+          <w:rFonts w:hint="eastAsia" w:eastAsia="黑体"/>
         </w:rPr>
         <w:t xml:space="preserve">的同步输入以保证同频同相。</w:t>
       </w:r>
@@ -623,20 +716,26 @@
       <w:pPr/>
       <w:r>
         <w:rPr>
-          <w:rFonts w:hint="eastAsia"/>
+          <w:rFonts w:hint="eastAsia" w:eastAsia="黑体"/>
         </w:rPr>
         <w:t xml:space="preserve">由此构成”AM</w:t>
       </w:r>
       <w:r>
+        <w:rPr>
+          <w:rFonts w:eastAsia="黑体"/>
+        </w:rPr>
         <w:t xml:space="preserve"> </w:t>
       </w:r>
       <w:r>
         <w:rPr>
-          <w:rFonts w:hint="eastAsia"/>
+          <w:rFonts w:hint="eastAsia" w:eastAsia="黑体"/>
         </w:rPr>
         <w:t xml:space="preserve">信号与同频同相本地载波相乘、再低通滤波滤除二倍频恢复基带”的相干（同步）解调组态，输出</w:t>
       </w:r>
       <w:r>
+        <w:rPr>
+          <w:rFonts w:eastAsia="黑体"/>
+        </w:rPr>
         <w:t xml:space="preserve"> </w:t>
       </w:r>
       <m:oMath>
@@ -703,11 +802,14 @@
       </m:oMath>
       <w:r>
         <w:rPr>
-          <w:rFonts w:hint="eastAsia"/>
+          <w:rFonts w:hint="eastAsia" w:eastAsia="黑体"/>
         </w:rPr>
         <w:t xml:space="preserve">，载波相位失配时按</w:t>
       </w:r>
       <w:r>
+        <w:rPr>
+          <w:rFonts w:eastAsia="黑体"/>
+        </w:rPr>
         <w:t xml:space="preserve"> </w:t>
       </w:r>
       <m:oMath>
@@ -722,11 +824,14 @@
         </m:r>
       </m:oMath>
       <w:r>
+        <w:rPr>
+          <w:rFonts w:eastAsia="黑体"/>
+        </w:rPr>
         <w:t xml:space="preserve"> </w:t>
       </w:r>
       <w:r>
         <w:rPr>
-          <w:rFonts w:hint="eastAsia"/>
+          <w:rFonts w:hint="eastAsia" w:eastAsia="黑体"/>
         </w:rPr>
         <w:t xml:space="preserve">衰减。</w:t>
       </w:r>
@@ -739,7 +844,7 @@
       </w:pPr>
       <w:r>
         <w:rPr>
-          <w:rFonts w:hint="eastAsia"/>
+          <w:rFonts w:hint="eastAsia" w:eastAsia="黑体"/>
         </w:rPr>
         <w:t xml:space="preserve">工作原理</w:t>
       </w:r>
@@ -757,11 +862,14 @@
         </m:r>
       </m:oMath>
       <w:r>
+        <w:rPr>
+          <w:rFonts w:eastAsia="黑体"/>
+        </w:rPr>
         <w:t xml:space="preserve"> </w:t>
       </w:r>
       <w:r>
         <w:rPr>
-          <w:rFonts w:hint="eastAsia"/>
+          <w:rFonts w:hint="eastAsia" w:eastAsia="黑体"/>
         </w:rPr>
         <w:t xml:space="preserve">乘积运算把已调波搬回基带：</w:t>
       </w:r>
@@ -831,11 +939,14 @@
         </m:r>
       </m:oMath>
       <w:r>
+        <w:rPr>
+          <w:rFonts w:eastAsia="黑体"/>
+        </w:rPr>
         <w:t xml:space="preserve"> </w:t>
       </w:r>
       <w:r>
         <w:rPr>
-          <w:rFonts w:hint="eastAsia"/>
+          <w:rFonts w:hint="eastAsia" w:eastAsia="黑体"/>
         </w:rPr>
         <w:t xml:space="preserve">产生基带项与二倍频项，低通滤波滤除高频项后得到原始调制信号。本地载波必须与发射载波同频同相，否则产生失真与幅度衰减。</w:t>
       </w:r>
@@ -848,7 +959,7 @@
       </w:pPr>
       <w:r>
         <w:rPr>
-          <w:rFonts w:hint="eastAsia"/>
+          <w:rFonts w:hint="eastAsia" w:eastAsia="黑体"/>
         </w:rPr>
         <w:t xml:space="preserve">关键计算公式</w:t>
       </w:r>
@@ -862,7 +973,7 @@
       </w:pPr>
       <w:r>
         <w:rPr>
-          <w:rFonts w:hint="eastAsia"/>
+          <w:rFonts w:hint="eastAsia" w:eastAsia="黑体"/>
         </w:rPr>
         <w:t xml:space="preserve">相乘解调（</w:t>
       </w:r>
@@ -887,11 +998,14 @@
         </m:r>
       </m:oMath>
       <w:r>
+        <w:rPr>
+          <w:rFonts w:eastAsia="黑体"/>
+        </w:rPr>
         <w:t xml:space="preserve"> </w:t>
       </w:r>
       <w:r>
         <w:rPr>
-          <w:rFonts w:hint="eastAsia"/>
+          <w:rFonts w:hint="eastAsia" w:eastAsia="黑体"/>
         </w:rPr>
         <w:t xml:space="preserve">为基带，</w:t>
       </w:r>
@@ -910,11 +1024,14 @@
         </m:sSub>
       </m:oMath>
       <w:r>
+        <w:rPr>
+          <w:rFonts w:eastAsia="黑体"/>
+        </w:rPr>
         <w:t xml:space="preserve"> </w:t>
       </w:r>
       <w:r>
         <w:rPr>
-          <w:rFonts w:hint="eastAsia"/>
+          <w:rFonts w:hint="eastAsia" w:eastAsia="黑体"/>
         </w:rPr>
         <w:t xml:space="preserve">载波幅度）：</w:t>
       </w:r>
@@ -1086,11 +1203,14 @@
       </w:pPr>
       <w:r>
         <w:rPr>
-          <w:rFonts w:hint="eastAsia"/>
+          <w:rFonts w:hint="eastAsia" w:eastAsia="黑体"/>
         </w:rPr>
         <w:t xml:space="preserve">输出基带信号（相干且</w:t>
       </w:r>
       <w:r>
+        <w:rPr>
+          <w:rFonts w:eastAsia="黑体"/>
+        </w:rPr>
         <w:t xml:space="preserve"> </w:t>
       </w:r>
       <m:oMath>
@@ -1109,7 +1229,7 @@
       </m:oMath>
       <w:r>
         <w:rPr>
-          <w:rFonts w:hint="eastAsia"/>
+          <w:rFonts w:hint="eastAsia" w:eastAsia="黑体"/>
         </w:rPr>
         <w:t xml:space="preserve">）：</w:t>
       </w:r>
@@ -1211,11 +1331,14 @@
       </w:pPr>
       <w:r>
         <w:rPr>
-          <w:rFonts w:hint="eastAsia"/>
+          <w:rFonts w:hint="eastAsia" w:eastAsia="黑体"/>
         </w:rPr>
         <w:t xml:space="preserve">相位失配影响（本地载波相位</w:t>
       </w:r>
       <w:r>
+        <w:rPr>
+          <w:rFonts w:eastAsia="黑体"/>
+        </w:rPr>
         <w:t xml:space="preserve"> </w:t>
       </w:r>
       <m:oMath>
@@ -1225,7 +1348,7 @@
       </m:oMath>
       <w:r>
         <w:rPr>
-          <w:rFonts w:hint="eastAsia"/>
+          <w:rFonts w:hint="eastAsia" w:eastAsia="黑体"/>
         </w:rPr>
         <w:t xml:space="preserve">）：</w:t>
       </w:r>
@@ -1339,7 +1462,7 @@
       </w:pPr>
       <w:r>
         <w:rPr>
-          <w:rFonts w:hint="eastAsia"/>
+          <w:rFonts w:hint="eastAsia" w:eastAsia="黑体"/>
         </w:rPr>
         <w:t xml:space="preserve">解调后基带带宽需求（</w:t>
       </w:r>
@@ -1373,11 +1496,14 @@
         </m:sSub>
       </m:oMath>
       <w:r>
+        <w:rPr>
+          <w:rFonts w:eastAsia="黑体"/>
+        </w:rPr>
         <w:t xml:space="preserve"> </w:t>
       </w:r>
       <w:r>
         <w:rPr>
-          <w:rFonts w:hint="eastAsia"/>
+          <w:rFonts w:hint="eastAsia" w:eastAsia="黑体"/>
         </w:rPr>
         <w:t xml:space="preserve">调制最高频率）：</w:t>
       </w:r>
@@ -1525,7 +1651,7 @@
             </w:pPr>
             <w:r>
               <w:rPr>
-                <w:rFonts w:hint="eastAsia"/>
+                <w:rFonts w:hint="eastAsia" w:eastAsia="黑体"/>
               </w:rPr>
               <w:t xml:space="preserve">符号</w:t>
             </w:r>
@@ -1539,7 +1665,7 @@
             </w:pPr>
             <w:r>
               <w:rPr>
-                <w:rFonts w:hint="eastAsia"/>
+                <w:rFonts w:hint="eastAsia" w:eastAsia="黑体"/>
               </w:rPr>
               <w:t xml:space="preserve">含义</w:t>
             </w:r>
@@ -1553,7 +1679,7 @@
             </w:pPr>
             <w:r>
               <w:rPr>
-                <w:rFonts w:hint="eastAsia"/>
+                <w:rFonts w:hint="eastAsia" w:eastAsia="黑体"/>
               </w:rPr>
               <w:t xml:space="preserve">单位</w:t>
             </w:r>
@@ -1582,6 +1708,9 @@
               </m:sSub>
             </m:oMath>
             <w:r>
+              <w:rPr>
+                <w:rFonts w:eastAsia="黑体"/>
+              </w:rPr>
               <w:t xml:space="preserve">​</w:t>
             </w:r>
           </w:p>
@@ -1594,7 +1723,7 @@
             </w:pPr>
             <w:r>
               <w:rPr>
-                <w:rFonts w:hint="eastAsia"/>
+                <w:rFonts w:hint="eastAsia" w:eastAsia="黑体"/>
               </w:rPr>
               <w:t xml:space="preserve">载波幅度</w:t>
             </w:r>
@@ -1607,6 +1736,9 @@
               <w:pStyle w:val="Compact"/>
             </w:pPr>
             <w:r>
+              <w:rPr>
+                <w:rFonts w:eastAsia="黑体"/>
+              </w:rPr>
               <w:t xml:space="preserve">V</w:t>
             </w:r>
           </w:p>
@@ -1640,6 +1772,9 @@
               </m:r>
             </m:oMath>
             <w:r>
+              <w:rPr>
+                <w:rFonts w:eastAsia="黑体"/>
+              </w:rPr>
               <w:t xml:space="preserve">​</w:t>
             </w:r>
           </w:p>
@@ -1652,7 +1787,7 @@
             </w:pPr>
             <w:r>
               <w:rPr>
-                <w:rFonts w:hint="eastAsia"/>
+                <w:rFonts w:hint="eastAsia" w:eastAsia="黑体"/>
               </w:rPr>
               <w:t xml:space="preserve">调制信号</w:t>
             </w:r>
@@ -1665,6 +1800,9 @@
               <w:pStyle w:val="Compact"/>
             </w:pPr>
             <w:r>
+              <w:rPr>
+                <w:rFonts w:eastAsia="黑体"/>
+              </w:rPr>
               <w:t xml:space="preserve">V</w:t>
             </w:r>
           </w:p>
@@ -1683,6 +1821,9 @@
               </m:r>
             </m:oMath>
             <w:r>
+              <w:rPr>
+                <w:rFonts w:eastAsia="黑体"/>
+              </w:rPr>
               <w:t xml:space="preserve">​</w:t>
             </w:r>
           </w:p>
@@ -1695,7 +1836,7 @@
             </w:pPr>
             <w:r>
               <w:rPr>
-                <w:rFonts w:hint="eastAsia"/>
+                <w:rFonts w:hint="eastAsia" w:eastAsia="黑体"/>
               </w:rPr>
               <w:t xml:space="preserve">本地载波相位误差</w:t>
             </w:r>
@@ -1708,6 +1849,9 @@
               <w:pStyle w:val="Compact"/>
             </w:pPr>
             <w:r>
+              <w:rPr>
+                <w:rFonts w:eastAsia="黑体"/>
+              </w:rPr>
               <w:t xml:space="preserve">rad</w:t>
             </w:r>
           </w:p>
@@ -1741,6 +1885,9 @@
               </m:sSub>
             </m:oMath>
             <w:r>
+              <w:rPr>
+                <w:rFonts w:eastAsia="黑体"/>
+              </w:rPr>
               <w:t xml:space="preserve">​</w:t>
             </w:r>
           </w:p>
@@ -1753,7 +1900,7 @@
             </w:pPr>
             <w:r>
               <w:rPr>
-                <w:rFonts w:hint="eastAsia"/>
+                <w:rFonts w:hint="eastAsia" w:eastAsia="黑体"/>
               </w:rPr>
               <w:t xml:space="preserve">低通截止频率</w:t>
             </w:r>
@@ -1766,6 +1913,9 @@
               <w:pStyle w:val="Compact"/>
             </w:pPr>
             <w:r>
+              <w:rPr>
+                <w:rFonts w:eastAsia="黑体"/>
+              </w:rPr>
               <w:t xml:space="preserve">Hz</w:t>
             </w:r>
           </w:p>
@@ -1793,6 +1943,9 @@
               </m:sSub>
             </m:oMath>
             <w:r>
+              <w:rPr>
+                <w:rFonts w:eastAsia="黑体"/>
+              </w:rPr>
               <w:t xml:space="preserve">​</w:t>
             </w:r>
           </w:p>
@@ -1805,7 +1958,7 @@
             </w:pPr>
             <w:r>
               <w:rPr>
-                <w:rFonts w:hint="eastAsia"/>
+                <w:rFonts w:hint="eastAsia" w:eastAsia="黑体"/>
               </w:rPr>
               <w:t xml:space="preserve">载波频率</w:t>
             </w:r>
@@ -1818,6 +1971,9 @@
               <w:pStyle w:val="Compact"/>
             </w:pPr>
             <w:r>
+              <w:rPr>
+                <w:rFonts w:eastAsia="黑体"/>
+              </w:rPr>
               <w:t xml:space="preserve">Hz</w:t>
             </w:r>
           </w:p>
@@ -1832,7 +1988,7 @@
       </w:pPr>
       <w:r>
         <w:rPr>
-          <w:rFonts w:hint="eastAsia"/>
+          <w:rFonts w:hint="eastAsia" w:eastAsia="黑体"/>
         </w:rPr>
         <w:t xml:space="preserve">元件调整影响</w:t>
       </w:r>
@@ -1847,25 +2003,34 @@
       </w:pPr>
       <w:r>
         <w:rPr>
-          <w:rFonts w:hint="eastAsia"/>
+          <w:rFonts w:hint="eastAsia" w:eastAsia="黑体"/>
           <w:b/>
           <w:bCs/>
         </w:rPr>
         <w:t xml:space="preserve">本地载波相位误差增大</w:t>
       </w:r>
       <w:r>
+        <w:rPr>
+          <w:rFonts w:eastAsia="黑体"/>
+        </w:rPr>
         <w:t xml:space="preserve"> </w:t>
       </w:r>
       <w:r>
+        <w:rPr>
+          <w:rFonts w:eastAsia="黑体"/>
+        </w:rPr>
         <w:t xml:space="preserve">→ </w:t>
       </w:r>
       <w:r>
         <w:rPr>
-          <w:rFonts w:hint="eastAsia"/>
+          <w:rFonts w:hint="eastAsia" w:eastAsia="黑体"/>
         </w:rPr>
         <w:t xml:space="preserve">输出幅度按</w:t>
       </w:r>
       <w:r>
+        <w:rPr>
+          <w:rFonts w:eastAsia="黑体"/>
+        </w:rPr>
         <w:t xml:space="preserve"> </w:t>
       </w:r>
       <m:oMath>
@@ -1880,11 +2045,14 @@
         </m:r>
       </m:oMath>
       <w:r>
+        <w:rPr>
+          <w:rFonts w:eastAsia="黑体"/>
+        </w:rPr>
         <w:t xml:space="preserve"> </w:t>
       </w:r>
       <w:r>
         <w:rPr>
-          <w:rFonts w:hint="eastAsia"/>
+          <w:rFonts w:hint="eastAsia" w:eastAsia="黑体"/>
         </w:rPr>
         <w:t xml:space="preserve">衰减，</w:t>
       </w:r>
@@ -1909,11 +2077,14 @@
         </m:r>
       </m:oMath>
       <w:r>
+        <w:rPr>
+          <w:rFonts w:eastAsia="黑体"/>
+        </w:rPr>
         <w:t xml:space="preserve"> </w:t>
       </w:r>
       <w:r>
         <w:rPr>
-          <w:rFonts w:hint="eastAsia"/>
+          <w:rFonts w:hint="eastAsia" w:eastAsia="黑体"/>
         </w:rPr>
         <w:t xml:space="preserve">时输出为零。</w:t>
       </w:r>
@@ -1928,21 +2099,27 @@
       </w:pPr>
       <w:r>
         <w:rPr>
-          <w:rFonts w:hint="eastAsia"/>
+          <w:rFonts w:hint="eastAsia" w:eastAsia="黑体"/>
           <w:b/>
           <w:bCs/>
         </w:rPr>
         <w:t xml:space="preserve">本地载波频偏增大</w:t>
       </w:r>
       <w:r>
+        <w:rPr>
+          <w:rFonts w:eastAsia="黑体"/>
+        </w:rPr>
         <w:t xml:space="preserve"> </w:t>
       </w:r>
       <w:r>
+        <w:rPr>
+          <w:rFonts w:eastAsia="黑体"/>
+        </w:rPr>
         <w:t xml:space="preserve">→ </w:t>
       </w:r>
       <w:r>
         <w:rPr>
-          <w:rFonts w:hint="eastAsia"/>
+          <w:rFonts w:hint="eastAsia" w:eastAsia="黑体"/>
         </w:rPr>
         <w:t xml:space="preserve">输出出现时变拍频，解调严重失真。</w:t>
       </w:r>
@@ -1957,6 +2134,7 @@
       </w:pPr>
       <w:r>
         <w:rPr>
+          <w:rFonts w:eastAsia="黑体"/>
           <w:b/>
           <w:bCs/>
         </w:rPr>
@@ -1964,21 +2142,27 @@
       </w:r>
       <w:r>
         <w:rPr>
-          <w:rFonts w:hint="eastAsia"/>
+          <w:rFonts w:hint="eastAsia" w:eastAsia="黑体"/>
           <w:b/>
           <w:bCs/>
         </w:rPr>
         <w:t xml:space="preserve">截止频率过低</w:t>
       </w:r>
       <w:r>
+        <w:rPr>
+          <w:rFonts w:eastAsia="黑体"/>
+        </w:rPr>
         <w:t xml:space="preserve"> </w:t>
       </w:r>
       <w:r>
+        <w:rPr>
+          <w:rFonts w:eastAsia="黑体"/>
+        </w:rPr>
         <w:t xml:space="preserve">→ </w:t>
       </w:r>
       <w:r>
         <w:rPr>
-          <w:rFonts w:hint="eastAsia"/>
+          <w:rFonts w:hint="eastAsia" w:eastAsia="黑体"/>
         </w:rPr>
         <w:t xml:space="preserve">基带高频分量被滤除，信号失真。</w:t>
       </w:r>
@@ -1993,6 +2177,7 @@
       </w:pPr>
       <w:r>
         <w:rPr>
+          <w:rFonts w:eastAsia="黑体"/>
           <w:b/>
           <w:bCs/>
         </w:rPr>
@@ -2000,21 +2185,27 @@
       </w:r>
       <w:r>
         <w:rPr>
-          <w:rFonts w:hint="eastAsia"/>
+          <w:rFonts w:hint="eastAsia" w:eastAsia="黑体"/>
           <w:b/>
           <w:bCs/>
         </w:rPr>
         <w:t xml:space="preserve">截止频率过高</w:t>
       </w:r>
       <w:r>
+        <w:rPr>
+          <w:rFonts w:eastAsia="黑体"/>
+        </w:rPr>
         <w:t xml:space="preserve"> </w:t>
       </w:r>
       <w:r>
+        <w:rPr>
+          <w:rFonts w:eastAsia="黑体"/>
+        </w:rPr>
         <w:t xml:space="preserve">→ </w:t>
       </w:r>
       <w:r>
         <w:rPr>
-          <w:rFonts w:hint="eastAsia"/>
+          <w:rFonts w:hint="eastAsia" w:eastAsia="黑体"/>
         </w:rPr>
         <w:t xml:space="preserve">二倍频残留增大，引入纹波干扰。</w:t>
       </w:r>
@@ -2027,7 +2218,7 @@
       </w:pPr>
       <w:r>
         <w:rPr>
-          <w:rFonts w:hint="eastAsia"/>
+          <w:rFonts w:hint="eastAsia" w:eastAsia="黑体"/>
         </w:rPr>
         <w:t xml:space="preserve">典型参数示例</w:t>
       </w:r>
@@ -2042,11 +2233,14 @@
       </w:pPr>
       <w:r>
         <w:rPr>
-          <w:rFonts w:hint="eastAsia"/>
+          <w:rFonts w:hint="eastAsia" w:eastAsia="黑体"/>
         </w:rPr>
         <w:t xml:space="preserve">取</w:t>
       </w:r>
       <w:r>
+        <w:rPr>
+          <w:rFonts w:eastAsia="黑体"/>
+        </w:rPr>
         <w:t xml:space="preserve"> </w:t>
       </w:r>
       <m:oMath>
@@ -2083,6 +2277,9 @@
         </m:r>
       </m:oMath>
       <w:r>
+        <w:rPr>
+          <w:rFonts w:eastAsia="黑体"/>
+        </w:rPr>
         <w:t xml:space="preserve">、</w:t>
       </w:r>
       <m:oMath>
@@ -2106,15 +2303,21 @@
         </m:r>
       </m:oMath>
       <w:r>
+        <w:rPr>
+          <w:rFonts w:eastAsia="黑体"/>
+        </w:rPr>
         <w:t xml:space="preserve"> </w:t>
       </w:r>
       <w:r>
         <w:rPr>
-          <w:rFonts w:hint="eastAsia"/>
+          <w:rFonts w:hint="eastAsia" w:eastAsia="黑体"/>
         </w:rPr>
         <w:t xml:space="preserve">峰值</w:t>
       </w:r>
       <w:r>
+        <w:rPr>
+          <w:rFonts w:eastAsia="黑体"/>
+        </w:rPr>
         <w:t xml:space="preserve"> </w:t>
       </w:r>
       <m:oMath>
@@ -2134,7 +2337,7 @@
       </m:oMath>
       <w:r>
         <w:rPr>
-          <w:rFonts w:hint="eastAsia"/>
+          <w:rFonts w:hint="eastAsia" w:eastAsia="黑体"/>
         </w:rPr>
         <w:t xml:space="preserve">：</w:t>
       </w:r>
@@ -2153,15 +2356,21 @@
         </m:sSub>
       </m:oMath>
       <w:r>
+        <w:rPr>
+          <w:rFonts w:eastAsia="黑体"/>
+        </w:rPr>
         <w:t xml:space="preserve"> </w:t>
       </w:r>
       <w:r>
         <w:rPr>
-          <w:rFonts w:hint="eastAsia"/>
+          <w:rFonts w:hint="eastAsia" w:eastAsia="黑体"/>
         </w:rPr>
         <w:t xml:space="preserve">峰值</w:t>
       </w:r>
       <w:r>
+        <w:rPr>
+          <w:rFonts w:eastAsia="黑体"/>
+        </w:rPr>
         <w:t xml:space="preserve"> </w:t>
       </w:r>
       <m:oMath>
@@ -2213,6 +2422,9 @@
         </m:r>
       </m:oMath>
       <w:r>
+        <w:rPr>
+          <w:rFonts w:eastAsia="黑体"/>
+        </w:rPr>
         <w:t xml:space="preserve">。</w:t>
       </w:r>
     </w:p>
@@ -2226,11 +2438,14 @@
       </w:pPr>
       <w:r>
         <w:rPr>
-          <w:rFonts w:hint="eastAsia"/>
+          <w:rFonts w:hint="eastAsia" w:eastAsia="黑体"/>
         </w:rPr>
         <w:t xml:space="preserve">取</w:t>
       </w:r>
       <w:r>
+        <w:rPr>
+          <w:rFonts w:eastAsia="黑体"/>
+        </w:rPr>
         <w:t xml:space="preserve"> </w:t>
       </w:r>
       <m:oMath>
@@ -2267,6 +2482,9 @@
         </m:r>
       </m:oMath>
       <w:r>
+        <w:rPr>
+          <w:rFonts w:eastAsia="黑体"/>
+        </w:rPr>
         <w:t xml:space="preserve">、</w:t>
       </w:r>
       <m:oMath>
@@ -2319,11 +2537,14 @@
       </m:oMath>
       <w:r>
         <w:rPr>
-          <w:rFonts w:hint="eastAsia"/>
+          <w:rFonts w:hint="eastAsia" w:eastAsia="黑体"/>
         </w:rPr>
         <w:t xml:space="preserve">：则</w:t>
       </w:r>
       <w:r>
+        <w:rPr>
+          <w:rFonts w:eastAsia="黑体"/>
+        </w:rPr>
         <w:t xml:space="preserve"> </w:t>
       </w:r>
       <m:oMath>
@@ -2347,33 +2568,45 @@
         </m:sSub>
       </m:oMath>
       <w:r>
+        <w:rPr>
+          <w:rFonts w:eastAsia="黑体"/>
+        </w:rPr>
         <w:t xml:space="preserve"> </w:t>
       </w:r>
       <w:r>
         <w:rPr>
-          <w:rFonts w:hint="eastAsia"/>
+          <w:rFonts w:hint="eastAsia" w:eastAsia="黑体"/>
         </w:rPr>
         <w:t xml:space="preserve">选在</w:t>
       </w:r>
       <w:r>
+        <w:rPr>
+          <w:rFonts w:eastAsia="黑体"/>
+        </w:rPr>
         <w:t xml:space="preserve"> </w:t>
       </w:r>
       <w:r>
         <w:rPr>
-          <w:rFonts w:hint="eastAsia"/>
+          <w:rFonts w:hint="eastAsia" w:eastAsia="黑体"/>
         </w:rPr>
         <w:t xml:space="preserve">5～10</w:t>
       </w:r>
       <w:r>
+        <w:rPr>
+          <w:rFonts w:eastAsia="黑体"/>
+        </w:rPr>
         <w:t xml:space="preserve"> </w:t>
       </w:r>
       <w:r>
         <w:rPr>
-          <w:rFonts w:hint="eastAsia"/>
+          <w:rFonts w:hint="eastAsia" w:eastAsia="黑体"/>
         </w:rPr>
         <w:t xml:space="preserve">kHz，且远小于</w:t>
       </w:r>
       <w:r>
+        <w:rPr>
+          <w:rFonts w:eastAsia="黑体"/>
+        </w:rPr>
         <w:t xml:space="preserve"> 2 MHz。</w:t>
       </w:r>
     </w:p>
@@ -2385,7 +2618,7 @@
       </w:pPr>
       <w:r>
         <w:rPr>
-          <w:rFonts w:hint="eastAsia"/>
+          <w:rFonts w:hint="eastAsia" w:eastAsia="黑体"/>
         </w:rPr>
         <w:t xml:space="preserve">常见器件型号</w:t>
       </w:r>
@@ -2400,7 +2633,7 @@
       </w:pPr>
       <w:r>
         <w:rPr>
-          <w:rFonts w:hint="eastAsia"/>
+          <w:rFonts w:hint="eastAsia" w:eastAsia="黑体"/>
         </w:rPr>
         <w:t xml:space="preserve">乘法器/混频器：AD633、MC1496。</w:t>
       </w:r>
@@ -2415,16 +2648,19 @@
       </w:pPr>
       <w:r>
         <w:rPr>
-          <w:rFonts w:hint="eastAsia"/>
+          <w:rFonts w:hint="eastAsia" w:eastAsia="黑体"/>
         </w:rPr>
         <w:t xml:space="preserve">运放（搭建</w:t>
       </w:r>
       <w:r>
+        <w:rPr>
+          <w:rFonts w:eastAsia="黑体"/>
+        </w:rPr>
         <w:t xml:space="preserve"> </w:t>
       </w:r>
       <w:r>
         <w:rPr>
-          <w:rFonts w:hint="eastAsia"/>
+          <w:rFonts w:hint="eastAsia" w:eastAsia="黑体"/>
         </w:rPr>
         <w:t xml:space="preserve">LPF）：LM358、TL072。</w:t>
       </w:r>
@@ -2439,20 +2675,26 @@
       </w:pPr>
       <w:r>
         <w:rPr>
-          <w:rFonts w:hint="eastAsia"/>
+          <w:rFonts w:hint="eastAsia" w:eastAsia="黑体"/>
         </w:rPr>
         <w:t xml:space="preserve">载波恢复：PLL</w:t>
       </w:r>
       <w:r>
+        <w:rPr>
+          <w:rFonts w:eastAsia="黑体"/>
+        </w:rPr>
         <w:t xml:space="preserve"> </w:t>
       </w:r>
       <w:r>
         <w:rPr>
-          <w:rFonts w:hint="eastAsia"/>
+          <w:rFonts w:hint="eastAsia" w:eastAsia="黑体"/>
         </w:rPr>
         <w:t xml:space="preserve">芯片</w:t>
       </w:r>
       <w:r>
+        <w:rPr>
+          <w:rFonts w:eastAsia="黑体"/>
+        </w:rPr>
         <w:t xml:space="preserve"> CD4046、LM565。</w:t>
       </w:r>
     </w:p>
@@ -2464,7 +2706,7 @@
       </w:pPr>
       <w:r>
         <w:rPr>
-          <w:rFonts w:hint="eastAsia"/>
+          <w:rFonts w:hint="eastAsia" w:eastAsia="黑体"/>
         </w:rPr>
         <w:t xml:space="preserve">注意事项</w:t>
       </w:r>
@@ -2479,25 +2721,31 @@
       </w:pPr>
       <w:r>
         <w:rPr>
-          <w:rFonts w:hint="eastAsia"/>
+          <w:rFonts w:hint="eastAsia" w:eastAsia="黑体"/>
         </w:rPr>
         <w:t xml:space="preserve">需载波同步电路（PLL</w:t>
       </w:r>
       <w:r>
+        <w:rPr>
+          <w:rFonts w:eastAsia="黑体"/>
+        </w:rPr>
         <w:t xml:space="preserve"> </w:t>
       </w:r>
       <w:r>
         <w:rPr>
-          <w:rFonts w:hint="eastAsia"/>
+          <w:rFonts w:hint="eastAsia" w:eastAsia="黑体"/>
         </w:rPr>
         <w:t xml:space="preserve">或</w:t>
       </w:r>
       <w:r>
+        <w:rPr>
+          <w:rFonts w:eastAsia="黑体"/>
+        </w:rPr>
         <w:t xml:space="preserve"> Costas </w:t>
       </w:r>
       <w:r>
         <w:rPr>
-          <w:rFonts w:hint="eastAsia"/>
+          <w:rFonts w:hint="eastAsia" w:eastAsia="黑体"/>
         </w:rPr>
         <w:t xml:space="preserve">环）保证本地载波同频同相。</w:t>
       </w:r>
@@ -2512,7 +2760,7 @@
       </w:pPr>
       <w:r>
         <w:rPr>
-          <w:rFonts w:hint="eastAsia"/>
+          <w:rFonts w:hint="eastAsia" w:eastAsia="黑体"/>
         </w:rPr>
         <w:t xml:space="preserve">相乘解调对载波相位敏感，同步失败会导致输出为零或失真。</w:t>
       </w:r>
@@ -2526,11 +2774,14 @@
         </w:numPr>
       </w:pPr>
       <w:r>
+        <w:rPr>
+          <w:rFonts w:eastAsia="黑体"/>
+        </w:rPr>
         <w:t xml:space="preserve">LPF </w:t>
       </w:r>
       <w:r>
         <w:rPr>
-          <w:rFonts w:hint="eastAsia"/>
+          <w:rFonts w:hint="eastAsia" w:eastAsia="黑体"/>
         </w:rPr>
         <w:t xml:space="preserve">设计与基带带宽匹配，兼顾滤除二倍频与保留完整基带。</w:t>
       </w:r>
@@ -2545,7 +2796,7 @@
       </w:pPr>
       <w:r>
         <w:rPr>
-          <w:rFonts w:hint="eastAsia"/>
+          <w:rFonts w:hint="eastAsia" w:eastAsia="黑体"/>
         </w:rPr>
         <w:t xml:space="preserve">实际广播接收常用廉价的包络检波替代，相干解调用于对性能要求高的场合。</w:t>
       </w:r>
@@ -2558,7 +2809,7 @@
       </w:pPr>
       <w:r>
         <w:rPr>
-          <w:rFonts w:hint="eastAsia"/>
+          <w:rFonts w:hint="eastAsia" w:eastAsia="黑体"/>
         </w:rPr>
         <w:t xml:space="preserve">参考资料</w:t>
       </w:r>
@@ -2572,6 +2823,9 @@
         </w:numPr>
       </w:pPr>
       <w:r>
+        <w:rPr>
+          <w:rFonts w:eastAsia="黑体"/>
+        </w:rPr>
         <w:t xml:space="preserve">Wikipedia: Amplitude modulation。</w:t>
       </w:r>
     </w:p>
@@ -2585,7 +2839,7 @@
       </w:pPr>
       <w:r>
         <w:rPr>
-          <w:rFonts w:hint="eastAsia"/>
+          <w:rFonts w:hint="eastAsia" w:eastAsia="黑体"/>
         </w:rPr>
         <w:t xml:space="preserve">《通信原理》（樊昌信）。</w:t>
       </w:r>
@@ -2599,11 +2853,14 @@
         </w:numPr>
       </w:pPr>
       <w:r>
+        <w:rPr>
+          <w:rFonts w:eastAsia="黑体"/>
+        </w:rPr>
         <w:t xml:space="preserve">ADI AD633 </w:t>
       </w:r>
       <w:r>
         <w:rPr>
-          <w:rFonts w:hint="eastAsia"/>
+          <w:rFonts w:hint="eastAsia" w:eastAsia="黑体"/>
         </w:rPr>
         <w:t xml:space="preserve">数据手册。</w:t>
       </w:r>
@@ -2617,11 +2874,11 @@
       </w:pPr>
       <w:r>
         <w:rPr>
-          <w:rFonts w:ascii="Times New Roman" w:hAnsi="Times New Roman"/>
+          <w:rFonts w:ascii="Times New Roman" w:hAnsi="Times New Roman" w:eastAsia="黑体"/>
           <w:color w:val="555555"/>
           <w:sz w:val="21"/>
         </w:rPr>
-        <w:t>材料收集者：杜文杰</w:t>
+        <w:t>材料收集者：杜文杰，WX手机：19519196569，QQ:3478827729</w:t>
       </w:r>
     </w:p>
     <w:sectPr>
@@ -2641,7 +2898,7 @@
 </file>
 
 <file path=word/footer1.xml><?xml version="1.0" encoding="utf-8"?>
-<w:ftr xmlns:m="http://schemas.openxmlformats.org/officeDocument/2006/math" xmlns:mc="http://schemas.openxmlformats.org/markup-compatibility/2006" xmlns:mo="http://schemas.microsoft.com/office/mac/office/2008/main" xmlns:mv="urn:schemas-microsoft-com:mac:vml" xmlns:o="urn:schemas-microsoft-com:office:office" xmlns:r="http://schemas.openxmlformats.org/officeDocument/2006/relationships" xmlns:v="urn:schemas-microsoft-com:vml" xmlns:w10="urn:schemas-microsoft-com:office:word" xmlns:w14="http://schemas.microsoft.com/office/word/2010/wordml" xmlns:w="http://schemas.openxmlformats.org/wordprocessingml/2006/main" xmlns:wne="http://schemas.microsoft.com/office/word/2006/wordml" xmlns:wp14="http://schemas.microsoft.com/office/word/2010/wordprocessingDrawing" xmlns:wp="http://schemas.openxmlformats.org/drawingml/2006/wordprocessingDrawing" xmlns:wpc="http://schemas.microsoft.com/office/word/2010/wordprocessingCanvas" xmlns:wpg="http://schemas.microsoft.com/office/word/2010/wordprocessingGroup" xmlns:wpi="http://schemas.microsoft.com/office/word/2010/wordprocessingInk" xmlns:wps="http://schemas.microsoft.com/office/word/2010/wordprocessingShape" mc:Ignorable="w14 wp14">
+<w:ftr xmlns:mc="http://schemas.openxmlformats.org/markup-compatibility/2006" xmlns:w="http://schemas.openxmlformats.org/wordprocessingml/2006/main" xmlns:m="http://schemas.openxmlformats.org/officeDocument/2006/math" xmlns:mo="http://schemas.microsoft.com/office/mac/office/2008/main" xmlns:mv="urn:schemas-microsoft-com:mac:vml" xmlns:o="urn:schemas-microsoft-com:office:office" xmlns:r="http://schemas.openxmlformats.org/officeDocument/2006/relationships" xmlns:v="urn:schemas-microsoft-com:vml" xmlns:w10="urn:schemas-microsoft-com:office:word" xmlns:w14="http://schemas.microsoft.com/office/word/2010/wordml" xmlns:wne="http://schemas.microsoft.com/office/word/2006/wordml" xmlns:wp14="http://schemas.microsoft.com/office/word/2010/wordprocessingDrawing" xmlns:wp="http://schemas.openxmlformats.org/drawingml/2006/wordprocessingDrawing" xmlns:wpc="http://schemas.microsoft.com/office/word/2010/wordprocessingCanvas" xmlns:wpg="http://schemas.microsoft.com/office/word/2010/wordprocessingGroup" xmlns:wpi="http://schemas.microsoft.com/office/word/2010/wordprocessingInk" xmlns:wps="http://schemas.microsoft.com/office/word/2010/wordprocessingShape" mc:Ignorable="w14 wp14">
   <w:p>
     <w:pPr>
       <w:pStyle w:val="Footer"/>
@@ -2649,12 +2906,14 @@
     </w:pPr>
     <w:r>
       <w:rPr>
+        <w:rFonts w:eastAsia="黑体"/>
         <w:sz w:val="18"/>
       </w:rPr>
       <w:t xml:space="preserve">第 </w:t>
     </w:r>
     <w:r>
       <w:rPr>
+        <w:rFonts w:eastAsia="黑体"/>
         <w:sz w:val="18"/>
       </w:rPr>
       <w:fldChar w:fldCharType="begin"/>
@@ -2663,6 +2922,7 @@
     </w:r>
     <w:r>
       <w:rPr>
+        <w:rFonts w:eastAsia="黑体"/>
         <w:sz w:val="18"/>
       </w:rPr>
       <w:t xml:space="preserve"> 页</w:t>
@@ -2676,6 +2936,9 @@
   <w:footnote w:type="continuationSeparator" w:id="0">
     <w:p>
       <w:r>
+        <w:rPr>
+          <w:rFonts w:eastAsia="黑体"/>
+        </w:rPr>
         <w:continuationSeparator/>
       </w:r>
     </w:p>
@@ -2683,6 +2946,9 @@
   <w:footnote w:type="separator" w:id="-1">
     <w:p>
       <w:r>
+        <w:rPr>
+          <w:rFonts w:eastAsia="黑体"/>
+        </w:rPr>
         <w:separator/>
       </w:r>
     </w:p>
@@ -2691,7 +2957,7 @@
 </file>
 
 <file path=word/header1.xml><?xml version="1.0" encoding="utf-8"?>
-<w:hdr xmlns:m="http://schemas.openxmlformats.org/officeDocument/2006/math" xmlns:mc="http://schemas.openxmlformats.org/markup-compatibility/2006" xmlns:mo="http://schemas.microsoft.com/office/mac/office/2008/main" xmlns:mv="urn:schemas-microsoft-com:mac:vml" xmlns:o="urn:schemas-microsoft-com:office:office" xmlns:r="http://schemas.openxmlformats.org/officeDocument/2006/relationships" xmlns:v="urn:schemas-microsoft-com:vml" xmlns:w10="urn:schemas-microsoft-com:office:word" xmlns:w14="http://schemas.microsoft.com/office/word/2010/wordml" xmlns:w="http://schemas.openxmlformats.org/wordprocessingml/2006/main" xmlns:wne="http://schemas.microsoft.com/office/word/2006/wordml" xmlns:wp14="http://schemas.microsoft.com/office/word/2010/wordprocessingDrawing" xmlns:wp="http://schemas.openxmlformats.org/drawingml/2006/wordprocessingDrawing" xmlns:wpc="http://schemas.microsoft.com/office/word/2010/wordprocessingCanvas" xmlns:wpg="http://schemas.microsoft.com/office/word/2010/wordprocessingGroup" xmlns:wpi="http://schemas.microsoft.com/office/word/2010/wordprocessingInk" xmlns:wps="http://schemas.microsoft.com/office/word/2010/wordprocessingShape" mc:Ignorable="w14 wp14">
+<w:hdr xmlns:mc="http://schemas.openxmlformats.org/markup-compatibility/2006" xmlns:w="http://schemas.openxmlformats.org/wordprocessingml/2006/main" xmlns:m="http://schemas.openxmlformats.org/officeDocument/2006/math" xmlns:mo="http://schemas.microsoft.com/office/mac/office/2008/main" xmlns:mv="urn:schemas-microsoft-com:mac:vml" xmlns:o="urn:schemas-microsoft-com:office:office" xmlns:r="http://schemas.openxmlformats.org/officeDocument/2006/relationships" xmlns:v="urn:schemas-microsoft-com:vml" xmlns:w10="urn:schemas-microsoft-com:office:word" xmlns:w14="http://schemas.microsoft.com/office/word/2010/wordml" xmlns:wne="http://schemas.microsoft.com/office/word/2006/wordml" xmlns:wp14="http://schemas.microsoft.com/office/word/2010/wordprocessingDrawing" xmlns:wp="http://schemas.openxmlformats.org/drawingml/2006/wordprocessingDrawing" xmlns:wpc="http://schemas.microsoft.com/office/word/2010/wordprocessingCanvas" xmlns:wpg="http://schemas.microsoft.com/office/word/2010/wordprocessingGroup" xmlns:wpi="http://schemas.microsoft.com/office/word/2010/wordprocessingInk" xmlns:wps="http://schemas.microsoft.com/office/word/2010/wordprocessingShape" mc:Ignorable="w14 wp14">
   <w:p>
     <w:pPr>
       <w:pStyle w:val="Header"/>
@@ -2699,7 +2965,7 @@
     </w:pPr>
     <w:r>
       <w:rPr>
-        <w:rFonts w:ascii="Times New Roman" w:hAnsi="Times New Roman"/>
+        <w:rFonts w:ascii="Times New Roman" w:hAnsi="Times New Roman" w:eastAsia="黑体"/>
         <w:sz w:val="18"/>
         <w:rFonts w:eastAsia="黑体"/>
         <w:rFonts w:eastAsia="黑体"/>
@@ -2711,7 +2977,7 @@
 </file>
 
 <file path=word/numbering.xml><?xml version="1.0" encoding="utf-8"?>
-<w:numbering xmlns:m="http://schemas.openxmlformats.org/officeDocument/2006/math" xmlns:mc="http://schemas.openxmlformats.org/markup-compatibility/2006" xmlns:mo="http://schemas.microsoft.com/office/mac/office/2008/main" xmlns:mv="urn:schemas-microsoft-com:mac:vml" xmlns:o="urn:schemas-microsoft-com:office:office" xmlns:r="http://schemas.openxmlformats.org/officeDocument/2006/relationships" xmlns:v="urn:schemas-microsoft-com:vml" xmlns:w="http://schemas.openxmlformats.org/wordprocessingml/2006/main" xmlns:w10="urn:schemas-microsoft-com:office:word" xmlns:w14="http://schemas.microsoft.com/office/word/2010/wordml" xmlns:wne="http://schemas.microsoft.com/office/word/2006/wordml" xmlns:wp="http://schemas.openxmlformats.org/drawingml/2006/wordprocessingDrawing" xmlns:wp14="http://schemas.microsoft.com/office/word/2010/wordprocessingDrawing" xmlns:wpc="http://schemas.microsoft.com/office/word/2010/wordprocessingCanvas" xmlns:wpg="http://schemas.microsoft.com/office/word/2010/wordprocessingGroup" xmlns:wpi="http://schemas.microsoft.com/office/word/2010/wordprocessingInk" xmlns:wps="http://schemas.microsoft.com/office/word/2010/wordprocessingShape" mc:Ignorable="w14 wp14">
+<w:numbering xmlns:mc="http://schemas.openxmlformats.org/markup-compatibility/2006" xmlns:w="http://schemas.openxmlformats.org/wordprocessingml/2006/main" xmlns:m="http://schemas.openxmlformats.org/officeDocument/2006/math" xmlns:mo="http://schemas.microsoft.com/office/mac/office/2008/main" xmlns:mv="urn:schemas-microsoft-com:mac:vml" xmlns:o="urn:schemas-microsoft-com:office:office" xmlns:r="http://schemas.openxmlformats.org/officeDocument/2006/relationships" xmlns:v="urn:schemas-microsoft-com:vml" xmlns:w10="urn:schemas-microsoft-com:office:word" xmlns:w14="http://schemas.microsoft.com/office/word/2010/wordml" xmlns:wne="http://schemas.microsoft.com/office/word/2006/wordml" xmlns:wp="http://schemas.openxmlformats.org/drawingml/2006/wordprocessingDrawing" xmlns:wp14="http://schemas.microsoft.com/office/word/2010/wordprocessingDrawing" xmlns:wpc="http://schemas.microsoft.com/office/word/2010/wordprocessingCanvas" xmlns:wpg="http://schemas.microsoft.com/office/word/2010/wordprocessingGroup" xmlns:wpi="http://schemas.microsoft.com/office/word/2010/wordprocessingInk" xmlns:wps="http://schemas.microsoft.com/office/word/2010/wordprocessingShape" mc:Ignorable="w14 wp14">
   <w:abstractNum w:abstractNumId="0">
     <w:nsid w:val="FFFFFF7C"/>
     <w:multiLevelType w:val="singleLevel"/>
@@ -2798,7 +3064,7 @@
         <w:ind w:hanging="360" w:left="1440"/>
       </w:pPr>
       <w:rPr>
-        <w:rFonts w:ascii="Symbol" w:hAnsi="Symbol" w:hint="default"/>
+        <w:rFonts w:ascii="Symbol" w:hAnsi="Symbol" w:hint="default" w:eastAsia="黑体"/>
       </w:rPr>
     </w:lvl>
   </w:abstractNum>
@@ -2819,7 +3085,7 @@
         <w:ind w:hanging="360" w:left="1080"/>
       </w:pPr>
       <w:rPr>
-        <w:rFonts w:ascii="Symbol" w:hAnsi="Symbol" w:hint="default"/>
+        <w:rFonts w:ascii="Symbol" w:hAnsi="Symbol" w:hint="default" w:eastAsia="黑体"/>
       </w:rPr>
     </w:lvl>
   </w:abstractNum>
@@ -2840,7 +3106,7 @@
         <w:ind w:hanging="360" w:left="720"/>
       </w:pPr>
       <w:rPr>
-        <w:rFonts w:ascii="Symbol" w:hAnsi="Symbol" w:hint="default"/>
+        <w:rFonts w:ascii="Symbol" w:hAnsi="Symbol" w:hint="default" w:eastAsia="黑体"/>
       </w:rPr>
     </w:lvl>
   </w:abstractNum>
@@ -2879,7 +3145,7 @@
         <w:ind w:hanging="360" w:left="360"/>
       </w:pPr>
       <w:rPr>
-        <w:rFonts w:ascii="Symbol" w:hAnsi="Symbol" w:hint="default"/>
+        <w:rFonts w:ascii="Symbol" w:hAnsi="Symbol" w:hint="default" w:eastAsia="黑体"/>
       </w:rPr>
     </w:lvl>
   </w:abstractNum>
@@ -2970,7 +3236,7 @@
         <w:ind w:left="720" w:hanging="360"/>
       </w:pPr>
       <w:rPr>
-        <w:rFonts w:ascii="Symbol" w:hAnsi="Symbol" w:cs="Symbol" w:hint="default"/>
+        <w:rFonts w:ascii="Symbol" w:hAnsi="Symbol" w:cs="Symbol" w:hint="default" w:eastAsia="黑体"/>
       </w:rPr>
     </w:lvl>
     <w:lvl w:ilvl="1">
@@ -2981,7 +3247,7 @@
         <w:ind w:left="1440" w:hanging="360"/>
       </w:pPr>
       <w:rPr>
-        <w:rFonts w:ascii="Courier New" w:hAnsi="Courier New" w:cs="Courier New" w:hint="default"/>
+        <w:rFonts w:ascii="Courier New" w:hAnsi="Courier New" w:cs="Courier New" w:hint="default" w:eastAsia="黑体"/>
       </w:rPr>
     </w:lvl>
     <w:lvl w:ilvl="2">
@@ -2992,7 +3258,7 @@
         <w:ind w:left="2160" w:hanging="360"/>
       </w:pPr>
       <w:rPr>
-        <w:rFonts w:ascii="Wingdings" w:hAnsi="Wingdings" w:cs="Wingdings" w:hint="default"/>
+        <w:rFonts w:ascii="Wingdings" w:hAnsi="Wingdings" w:cs="Wingdings" w:hint="default" w:eastAsia="黑体"/>
       </w:rPr>
     </w:lvl>
     <w:lvl w:ilvl="3">
@@ -3003,7 +3269,7 @@
         <w:ind w:left="2880" w:hanging="360"/>
       </w:pPr>
       <w:rPr>
-        <w:rFonts w:ascii="Symbol" w:hAnsi="Symbol" w:cs="Symbol" w:hint="default"/>
+        <w:rFonts w:ascii="Symbol" w:hAnsi="Symbol" w:cs="Symbol" w:hint="default" w:eastAsia="黑体"/>
       </w:rPr>
     </w:lvl>
     <w:lvl w:ilvl="4">
@@ -3014,7 +3280,7 @@
         <w:ind w:left="3600" w:hanging="360"/>
       </w:pPr>
       <w:rPr>
-        <w:rFonts w:ascii="Courier New" w:hAnsi="Courier New" w:cs="Courier New" w:hint="default"/>
+        <w:rFonts w:ascii="Courier New" w:hAnsi="Courier New" w:cs="Courier New" w:hint="default" w:eastAsia="黑体"/>
       </w:rPr>
     </w:lvl>
     <w:lvl w:ilvl="5">
@@ -3025,7 +3291,7 @@
         <w:ind w:left="4320" w:hanging="360"/>
       </w:pPr>
       <w:rPr>
-        <w:rFonts w:ascii="Wingdings" w:hAnsi="Wingdings" w:cs="Wingdings" w:hint="default"/>
+        <w:rFonts w:ascii="Wingdings" w:hAnsi="Wingdings" w:cs="Wingdings" w:hint="default" w:eastAsia="黑体"/>
       </w:rPr>
     </w:lvl>
     <w:lvl w:ilvl="6">
@@ -3036,7 +3302,7 @@
         <w:ind w:left="5040" w:hanging="360"/>
       </w:pPr>
       <w:rPr>
-        <w:rFonts w:ascii="Symbol" w:hAnsi="Symbol" w:cs="Symbol" w:hint="default"/>
+        <w:rFonts w:ascii="Symbol" w:hAnsi="Symbol" w:cs="Symbol" w:hint="default" w:eastAsia="黑体"/>
       </w:rPr>
     </w:lvl>
     <w:lvl w:ilvl="7">
@@ -3047,7 +3313,7 @@
         <w:ind w:left="5760" w:hanging="360"/>
       </w:pPr>
       <w:rPr>
-        <w:rFonts w:ascii="Courier New" w:hAnsi="Courier New" w:cs="Courier New" w:hint="default"/>
+        <w:rFonts w:ascii="Courier New" w:hAnsi="Courier New" w:cs="Courier New" w:hint="default" w:eastAsia="黑体"/>
       </w:rPr>
     </w:lvl>
     <w:lvl w:ilvl="8">
@@ -3058,7 +3324,7 @@
         <w:ind w:left="6480" w:hanging="360"/>
       </w:pPr>
       <w:rPr>
-        <w:rFonts w:ascii="Wingdings" w:hAnsi="Wingdings" w:cs="Wingdings" w:hint="default"/>
+        <w:rFonts w:ascii="Wingdings" w:hAnsi="Wingdings" w:cs="Wingdings" w:hint="default" w:eastAsia="黑体"/>
       </w:rPr>
     </w:lvl>
   </w:abstractNum>
@@ -3114,11 +3380,11 @@
 </file>
 
 <file path=word/styles.xml><?xml version="1.0" encoding="utf-8"?>
-<w:styles xmlns:mc="http://schemas.openxmlformats.org/markup-compatibility/2006" xmlns:r="http://schemas.openxmlformats.org/officeDocument/2006/relationships" xmlns:w="http://schemas.openxmlformats.org/wordprocessingml/2006/main" xmlns:w14="http://schemas.microsoft.com/office/word/2010/wordml" mc:Ignorable="w14">
+<w:styles xmlns:mc="http://schemas.openxmlformats.org/markup-compatibility/2006" xmlns:w="http://schemas.openxmlformats.org/wordprocessingml/2006/main" xmlns:r="http://schemas.openxmlformats.org/officeDocument/2006/relationships" xmlns:w14="http://schemas.microsoft.com/office/word/2010/wordml" mc:Ignorable="w14">
   <w:docDefaults>
     <w:rPrDefault>
       <w:rPr>
-        <w:rFonts w:asciiTheme="minorHAnsi" w:cstheme="minorBidi" w:eastAsiaTheme="minorEastAsia" w:hAnsiTheme="minorHAnsi"/>
+        <w:rFonts w:asciiTheme="minorHAnsi" w:cstheme="minorBidi" w:hAnsiTheme="minorHAnsi" w:eastAsia="黑体"/>
         <w:sz w:val="22"/>
         <w:szCs w:val="22"/>
         <w:lang w:bidi="ar-SA" w:eastAsia="en-US" w:val="en-US"/>
@@ -3340,7 +3606,7 @@
       <w:outlineLvl w:val="0"/>
     </w:pPr>
     <w:rPr>
-      <w:rFonts w:ascii="Times New Roman" w:asciiTheme="majorHAnsi" w:cstheme="majorBidi" w:eastAsia="黑体" w:eastAsiaTheme="majorEastAsia" w:hAnsi="Times New Roman" w:hAnsiTheme="majorHAnsi"/>
+      <w:rFonts w:ascii="Times New Roman" w:asciiTheme="majorHAnsi" w:cstheme="majorBidi" w:eastAsia="黑体" w:hAnsi="Times New Roman" w:hAnsiTheme="majorHAnsi"/>
       <w:b/>
       <w:bCs/>
       <w:color w:val="1F3864"/>
@@ -3364,7 +3630,7 @@
       <w:outlineLvl w:val="1"/>
     </w:pPr>
     <w:rPr>
-      <w:rFonts w:ascii="Times New Roman" w:asciiTheme="majorHAnsi" w:cstheme="majorBidi" w:eastAsia="黑体" w:eastAsiaTheme="majorEastAsia" w:hAnsi="Times New Roman" w:hAnsiTheme="majorHAnsi"/>
+      <w:rFonts w:ascii="Times New Roman" w:asciiTheme="majorHAnsi" w:cstheme="majorBidi" w:eastAsia="黑体" w:hAnsi="Times New Roman" w:hAnsiTheme="majorHAnsi"/>
       <w:b/>
       <w:bCs/>
       <w:color w:val="2E4E7E"/>
@@ -3388,7 +3654,7 @@
       <w:outlineLvl w:val="2"/>
     </w:pPr>
     <w:rPr>
-      <w:rFonts w:ascii="Times New Roman" w:asciiTheme="majorHAnsi" w:cstheme="majorBidi" w:eastAsia="黑体" w:eastAsiaTheme="majorEastAsia" w:hAnsi="Times New Roman" w:hAnsiTheme="majorHAnsi"/>
+      <w:rFonts w:ascii="Times New Roman" w:asciiTheme="majorHAnsi" w:cstheme="majorBidi" w:eastAsia="黑体" w:hAnsi="Times New Roman" w:hAnsiTheme="majorHAnsi"/>
       <w:b/>
       <w:bCs/>
       <w:color w:val="2E4E7E"/>
@@ -3412,7 +3678,7 @@
       <w:outlineLvl w:val="3"/>
     </w:pPr>
     <w:rPr>
-      <w:rFonts w:ascii="Times New Roman" w:asciiTheme="majorHAnsi" w:cstheme="majorBidi" w:eastAsia="黑体" w:eastAsiaTheme="majorEastAsia" w:hAnsi="Times New Roman" w:hAnsiTheme="majorHAnsi"/>
+      <w:rFonts w:ascii="Times New Roman" w:asciiTheme="majorHAnsi" w:cstheme="majorBidi" w:eastAsia="黑体" w:hAnsi="Times New Roman" w:hAnsiTheme="majorHAnsi"/>
       <w:b/>
       <w:bCs/>
       <w:i/>
@@ -3438,7 +3704,7 @@
       <w:outlineLvl w:val="4"/>
     </w:pPr>
     <w:rPr>
-      <w:rFonts w:ascii="Times New Roman" w:asciiTheme="majorHAnsi" w:cstheme="majorBidi" w:eastAsia="黑体" w:eastAsiaTheme="majorEastAsia" w:hAnsi="Times New Roman" w:hAnsiTheme="majorHAnsi"/>
+      <w:rFonts w:ascii="Times New Roman" w:asciiTheme="majorHAnsi" w:cstheme="majorBidi" w:eastAsia="黑体" w:hAnsi="Times New Roman" w:hAnsiTheme="majorHAnsi"/>
       <w:b/>
       <w:color w:val="333333"/>
       <w:sz w:val="22"/>
@@ -3461,7 +3727,7 @@
       <w:outlineLvl w:val="5"/>
     </w:pPr>
     <w:rPr>
-      <w:rFonts w:asciiTheme="majorHAnsi" w:cstheme="majorBidi" w:eastAsiaTheme="majorEastAsia" w:hAnsiTheme="majorHAnsi"/>
+      <w:rFonts w:asciiTheme="majorHAnsi" w:cstheme="majorBidi" w:hAnsiTheme="majorHAnsi" w:eastAsia="黑体"/>
       <w:i/>
       <w:iCs/>
       <w:color w:themeColor="accent1" w:themeShade="7F" w:val="243F60"/>
@@ -3484,7 +3750,7 @@
       <w:outlineLvl w:val="6"/>
     </w:pPr>
     <w:rPr>
-      <w:rFonts w:asciiTheme="majorHAnsi" w:cstheme="majorBidi" w:eastAsiaTheme="majorEastAsia" w:hAnsiTheme="majorHAnsi"/>
+      <w:rFonts w:asciiTheme="majorHAnsi" w:cstheme="majorBidi" w:hAnsiTheme="majorHAnsi" w:eastAsia="黑体"/>
       <w:i/>
       <w:iCs/>
       <w:color w:themeColor="text1" w:themeTint="BF" w:val="404040"/>
@@ -3507,7 +3773,7 @@
       <w:outlineLvl w:val="7"/>
     </w:pPr>
     <w:rPr>
-      <w:rFonts w:asciiTheme="majorHAnsi" w:cstheme="majorBidi" w:eastAsiaTheme="majorEastAsia" w:hAnsiTheme="majorHAnsi"/>
+      <w:rFonts w:asciiTheme="majorHAnsi" w:cstheme="majorBidi" w:hAnsiTheme="majorHAnsi" w:eastAsia="黑体"/>
       <w:color w:themeColor="accent1" w:val="4F81BD"/>
       <w:sz w:val="20"/>
       <w:szCs w:val="20"/>
@@ -3530,7 +3796,7 @@
       <w:outlineLvl w:val="8"/>
     </w:pPr>
     <w:rPr>
-      <w:rFonts w:asciiTheme="majorHAnsi" w:cstheme="majorBidi" w:eastAsiaTheme="majorEastAsia" w:hAnsiTheme="majorHAnsi"/>
+      <w:rFonts w:asciiTheme="majorHAnsi" w:cstheme="majorBidi" w:hAnsiTheme="majorHAnsi" w:eastAsia="黑体"/>
       <w:i/>
       <w:iCs/>
       <w:color w:themeColor="text1" w:themeTint="BF" w:val="404040"/>
@@ -3581,7 +3847,7 @@
     <w:uiPriority w:val="9"/>
     <w:rsid w:val="00FC693F"/>
     <w:rPr>
-      <w:rFonts w:asciiTheme="majorHAnsi" w:cstheme="majorBidi" w:eastAsiaTheme="majorEastAsia" w:hAnsiTheme="majorHAnsi"/>
+      <w:rFonts w:asciiTheme="majorHAnsi" w:cstheme="majorBidi" w:hAnsiTheme="majorHAnsi" w:eastAsia="黑体"/>
       <w:b/>
       <w:bCs/>
       <w:color w:themeColor="accent1" w:themeShade="BF" w:val="365F91"/>
@@ -3596,7 +3862,7 @@
     <w:uiPriority w:val="9"/>
     <w:rsid w:val="00FC693F"/>
     <w:rPr>
-      <w:rFonts w:asciiTheme="majorHAnsi" w:cstheme="majorBidi" w:eastAsiaTheme="majorEastAsia" w:hAnsiTheme="majorHAnsi"/>
+      <w:rFonts w:asciiTheme="majorHAnsi" w:cstheme="majorBidi" w:hAnsiTheme="majorHAnsi" w:eastAsia="黑体"/>
       <w:b/>
       <w:bCs/>
       <w:color w:themeColor="accent1" w:val="4F81BD"/>
@@ -3611,7 +3877,7 @@
     <w:uiPriority w:val="9"/>
     <w:rsid w:val="00FC693F"/>
     <w:rPr>
-      <w:rFonts w:asciiTheme="majorHAnsi" w:cstheme="majorBidi" w:eastAsiaTheme="majorEastAsia" w:hAnsiTheme="majorHAnsi"/>
+      <w:rFonts w:asciiTheme="majorHAnsi" w:cstheme="majorBidi" w:hAnsiTheme="majorHAnsi" w:eastAsia="黑体"/>
       <w:b/>
       <w:bCs/>
       <w:color w:themeColor="accent1" w:val="4F81BD"/>
@@ -3634,7 +3900,7 @@
       <w:contextualSpacing/>
     </w:pPr>
     <w:rPr>
-      <w:rFonts w:ascii="Times New Roman" w:asciiTheme="majorHAnsi" w:cstheme="majorBidi" w:eastAsia="黑体" w:eastAsiaTheme="majorEastAsia" w:hAnsi="Times New Roman" w:hAnsiTheme="majorHAnsi"/>
+      <w:rFonts w:ascii="Times New Roman" w:asciiTheme="majorHAnsi" w:cstheme="majorBidi" w:eastAsia="黑体" w:hAnsi="Times New Roman" w:hAnsiTheme="majorHAnsi"/>
       <w:b/>
       <w:color w:val="1F3864"/>
       <w:spacing w:val="5"/>
@@ -3650,7 +3916,7 @@
     <w:uiPriority w:val="10"/>
     <w:rsid w:val="00FC693F"/>
     <w:rPr>
-      <w:rFonts w:asciiTheme="majorHAnsi" w:cstheme="majorBidi" w:eastAsiaTheme="majorEastAsia" w:hAnsiTheme="majorHAnsi"/>
+      <w:rFonts w:asciiTheme="majorHAnsi" w:cstheme="majorBidi" w:hAnsiTheme="majorHAnsi" w:eastAsia="黑体"/>
       <w:color w:themeColor="text2" w:themeShade="BF" w:val="17365D"/>
       <w:spacing w:val="5"/>
       <w:kern w:val="28"/>
@@ -3672,7 +3938,7 @@
       </w:numPr>
     </w:pPr>
     <w:rPr>
-      <w:rFonts w:asciiTheme="majorHAnsi" w:cstheme="majorBidi" w:eastAsiaTheme="majorEastAsia" w:hAnsiTheme="majorHAnsi"/>
+      <w:rFonts w:asciiTheme="majorHAnsi" w:cstheme="majorBidi" w:hAnsiTheme="majorHAnsi" w:eastAsia="黑体"/>
       <w:i/>
       <w:iCs/>
       <w:color w:themeColor="accent1" w:val="4F81BD"/>
@@ -3688,7 +3954,7 @@
     <w:uiPriority w:val="11"/>
     <w:rsid w:val="00FC693F"/>
     <w:rPr>
-      <w:rFonts w:asciiTheme="majorHAnsi" w:cstheme="majorBidi" w:eastAsiaTheme="majorEastAsia" w:hAnsiTheme="majorHAnsi"/>
+      <w:rFonts w:asciiTheme="majorHAnsi" w:cstheme="majorBidi" w:hAnsiTheme="majorHAnsi" w:eastAsia="黑体"/>
       <w:i/>
       <w:iCs/>
       <w:color w:themeColor="accent1" w:val="4F81BD"/>
@@ -3755,6 +4021,7 @@
       <w:spacing w:after="120"/>
     </w:pPr>
     <w:rPr>
+      <w:rFonts w:eastAsia="黑体"/>
       <w:sz w:val="16"/>
       <w:szCs w:val="16"/>
     </w:rPr>
@@ -3766,6 +4033,7 @@
     <w:uiPriority w:val="99"/>
     <w:rsid w:val="00AA1D8D"/>
     <w:rPr>
+      <w:rFonts w:eastAsia="黑体"/>
       <w:sz w:val="16"/>
       <w:szCs w:val="16"/>
     </w:rPr>
@@ -3935,7 +4203,7 @@
       </w:tabs>
     </w:pPr>
     <w:rPr>
-      <w:rFonts w:ascii="Courier" w:hAnsi="Courier"/>
+      <w:rFonts w:ascii="Courier" w:hAnsi="Courier" w:eastAsia="黑体"/>
       <w:sz w:val="20"/>
       <w:szCs w:val="20"/>
     </w:rPr>
@@ -3947,7 +4215,7 @@
     <w:uiPriority w:val="99"/>
     <w:rsid w:val="0029639D"/>
     <w:rPr>
-      <w:rFonts w:ascii="Courier" w:hAnsi="Courier"/>
+      <w:rFonts w:ascii="Courier" w:hAnsi="Courier" w:eastAsia="黑体"/>
       <w:sz w:val="20"/>
       <w:szCs w:val="20"/>
     </w:rPr>
@@ -3983,6 +4251,7 @@
     <w:uiPriority w:val="29"/>
     <w:rsid w:val="00FC693F"/>
     <w:rPr>
+      <w:rFonts w:eastAsia="黑体"/>
       <w:i/>
       <w:iCs/>
       <w:color w:themeColor="text1" w:val="000000"/>
@@ -3996,7 +4265,7 @@
     <w:semiHidden/>
     <w:rsid w:val="00FC693F"/>
     <w:rPr>
-      <w:rFonts w:asciiTheme="majorHAnsi" w:cstheme="majorBidi" w:eastAsiaTheme="majorEastAsia" w:hAnsiTheme="majorHAnsi"/>
+      <w:rFonts w:asciiTheme="majorHAnsi" w:cstheme="majorBidi" w:hAnsiTheme="majorHAnsi" w:eastAsia="黑体"/>
       <w:b/>
       <w:bCs/>
       <w:i/>
@@ -4012,7 +4281,7 @@
     <w:semiHidden/>
     <w:rsid w:val="00FC693F"/>
     <w:rPr>
-      <w:rFonts w:asciiTheme="majorHAnsi" w:cstheme="majorBidi" w:eastAsiaTheme="majorEastAsia" w:hAnsiTheme="majorHAnsi"/>
+      <w:rFonts w:asciiTheme="majorHAnsi" w:cstheme="majorBidi" w:hAnsiTheme="majorHAnsi" w:eastAsia="黑体"/>
       <w:color w:themeColor="accent1" w:themeShade="7F" w:val="243F60"/>
     </w:rPr>
   </w:style>
@@ -4024,7 +4293,7 @@
     <w:semiHidden/>
     <w:rsid w:val="00FC693F"/>
     <w:rPr>
-      <w:rFonts w:asciiTheme="majorHAnsi" w:cstheme="majorBidi" w:eastAsiaTheme="majorEastAsia" w:hAnsiTheme="majorHAnsi"/>
+      <w:rFonts w:asciiTheme="majorHAnsi" w:cstheme="majorBidi" w:hAnsiTheme="majorHAnsi" w:eastAsia="黑体"/>
       <w:i/>
       <w:iCs/>
       <w:color w:themeColor="accent1" w:themeShade="7F" w:val="243F60"/>
@@ -4038,7 +4307,7 @@
     <w:semiHidden/>
     <w:rsid w:val="00FC693F"/>
     <w:rPr>
-      <w:rFonts w:asciiTheme="majorHAnsi" w:cstheme="majorBidi" w:eastAsiaTheme="majorEastAsia" w:hAnsiTheme="majorHAnsi"/>
+      <w:rFonts w:asciiTheme="majorHAnsi" w:cstheme="majorBidi" w:hAnsiTheme="majorHAnsi" w:eastAsia="黑体"/>
       <w:i/>
       <w:iCs/>
       <w:color w:themeColor="text1" w:themeTint="BF" w:val="404040"/>
@@ -4052,7 +4321,7 @@
     <w:semiHidden/>
     <w:rsid w:val="00FC693F"/>
     <w:rPr>
-      <w:rFonts w:asciiTheme="majorHAnsi" w:cstheme="majorBidi" w:eastAsiaTheme="majorEastAsia" w:hAnsiTheme="majorHAnsi"/>
+      <w:rFonts w:asciiTheme="majorHAnsi" w:cstheme="majorBidi" w:hAnsiTheme="majorHAnsi" w:eastAsia="黑体"/>
       <w:color w:themeColor="accent1" w:val="4F81BD"/>
       <w:sz w:val="20"/>
       <w:szCs w:val="20"/>
@@ -4066,7 +4335,7 @@
     <w:semiHidden/>
     <w:rsid w:val="00FC693F"/>
     <w:rPr>
-      <w:rFonts w:asciiTheme="majorHAnsi" w:cstheme="majorBidi" w:eastAsiaTheme="majorEastAsia" w:hAnsiTheme="majorHAnsi"/>
+      <w:rFonts w:asciiTheme="majorHAnsi" w:cstheme="majorBidi" w:hAnsiTheme="majorHAnsi" w:eastAsia="黑体"/>
       <w:i/>
       <w:iCs/>
       <w:color w:themeColor="text1" w:themeTint="BF" w:val="404040"/>
@@ -4087,6 +4356,7 @@
       <w:spacing w:line="240" w:lineRule="auto"/>
     </w:pPr>
     <w:rPr>
+      <w:rFonts w:eastAsia="黑体"/>
       <w:b/>
       <w:bCs/>
       <w:color w:themeColor="accent1" w:val="4F81BD"/>
@@ -4101,6 +4371,7 @@
     <w:qFormat/>
     <w:rsid w:val="00FC693F"/>
     <w:rPr>
+      <w:rFonts w:eastAsia="黑体"/>
       <w:b/>
       <w:bCs/>
     </w:rPr>
@@ -4112,6 +4383,7 @@
     <w:qFormat/>
     <w:rsid w:val="00FC693F"/>
     <w:rPr>
+      <w:rFonts w:eastAsia="黑体"/>
       <w:i/>
       <w:iCs/>
     </w:rPr>
@@ -4132,6 +4404,7 @@
       <w:ind w:left="936" w:right="936"/>
     </w:pPr>
     <w:rPr>
+      <w:rFonts w:eastAsia="黑体"/>
       <w:b/>
       <w:bCs/>
       <w:i/>
@@ -4146,6 +4419,7 @@
     <w:uiPriority w:val="30"/>
     <w:rsid w:val="00FC693F"/>
     <w:rPr>
+      <w:rFonts w:eastAsia="黑体"/>
       <w:b/>
       <w:bCs/>
       <w:i/>
@@ -4160,6 +4434,7 @@
     <w:qFormat/>
     <w:rsid w:val="00FC693F"/>
     <w:rPr>
+      <w:rFonts w:eastAsia="黑体"/>
       <w:i/>
       <w:iCs/>
       <w:color w:themeColor="text1" w:themeTint="7F" w:val="808080"/>
@@ -4172,6 +4447,7 @@
     <w:qFormat/>
     <w:rsid w:val="00FC693F"/>
     <w:rPr>
+      <w:rFonts w:eastAsia="黑体"/>
       <w:b/>
       <w:bCs/>
       <w:i/>
@@ -4186,6 +4462,7 @@
     <w:qFormat/>
     <w:rsid w:val="00FC693F"/>
     <w:rPr>
+      <w:rFonts w:eastAsia="黑体"/>
       <w:smallCaps/>
       <w:color w:themeColor="accent2" w:val="C0504D"/>
       <w:u w:val="single"/>
@@ -4198,6 +4475,7 @@
     <w:qFormat/>
     <w:rsid w:val="00FC693F"/>
     <w:rPr>
+      <w:rFonts w:eastAsia="黑体"/>
       <w:b/>
       <w:bCs/>
       <w:smallCaps/>
@@ -4213,6 +4491,7 @@
     <w:qFormat/>
     <w:rsid w:val="00FC693F"/>
     <w:rPr>
+      <w:rFonts w:eastAsia="黑体"/>
       <w:b/>
       <w:bCs/>
       <w:smallCaps/>
@@ -4267,6 +4546,7 @@
       <w:spacing w:after="0" w:line="240" w:lineRule="auto"/>
     </w:pPr>
     <w:rPr>
+      <w:rFonts w:eastAsia="黑体"/>
       <w:color w:themeColor="text1" w:themeShade="BF" w:val="000000"/>
     </w:rPr>
     <w:tblPr>
@@ -4289,6 +4569,7 @@
         <w:spacing w:after="0" w:before="0" w:line="240" w:lineRule="auto"/>
       </w:pPr>
       <w:rPr>
+        <w:rFonts w:eastAsia="黑体"/>
         <w:b/>
         <w:bCs/>
       </w:rPr>
@@ -4309,6 +4590,7 @@
         <w:spacing w:after="0" w:before="0" w:line="240" w:lineRule="auto"/>
       </w:pPr>
       <w:rPr>
+        <w:rFonts w:eastAsia="黑体"/>
         <w:b/>
         <w:bCs/>
       </w:rPr>
@@ -4326,12 +4608,14 @@
     </w:tblStylePr>
     <w:tblStylePr w:type="firstCol">
       <w:rPr>
+        <w:rFonts w:eastAsia="黑体"/>
         <w:b/>
         <w:bCs/>
       </w:rPr>
     </w:tblStylePr>
     <w:tblStylePr w:type="lastCol">
       <w:rPr>
+        <w:rFonts w:eastAsia="黑体"/>
         <w:b/>
         <w:bCs/>
       </w:rPr>
@@ -4370,6 +4654,7 @@
       <w:spacing w:after="0" w:line="240" w:lineRule="auto"/>
     </w:pPr>
     <w:rPr>
+      <w:rFonts w:eastAsia="黑体"/>
       <w:color w:themeColor="accent1" w:themeShade="BF" w:val="365F91"/>
     </w:rPr>
     <w:tblPr>
@@ -4392,6 +4677,7 @@
         <w:spacing w:after="0" w:before="0" w:line="240" w:lineRule="auto"/>
       </w:pPr>
       <w:rPr>
+        <w:rFonts w:eastAsia="黑体"/>
         <w:b/>
         <w:bCs/>
       </w:rPr>
@@ -4412,6 +4698,7 @@
         <w:spacing w:after="0" w:before="0" w:line="240" w:lineRule="auto"/>
       </w:pPr>
       <w:rPr>
+        <w:rFonts w:eastAsia="黑体"/>
         <w:b/>
         <w:bCs/>
       </w:rPr>
@@ -4429,12 +4716,14 @@
     </w:tblStylePr>
     <w:tblStylePr w:type="firstCol">
       <w:rPr>
+        <w:rFonts w:eastAsia="黑体"/>
         <w:b/>
         <w:bCs/>
       </w:rPr>
     </w:tblStylePr>
     <w:tblStylePr w:type="lastCol">
       <w:rPr>
+        <w:rFonts w:eastAsia="黑体"/>
         <w:b/>
         <w:bCs/>
       </w:rPr>
@@ -4473,6 +4762,7 @@
       <w:spacing w:after="0" w:line="240" w:lineRule="auto"/>
     </w:pPr>
     <w:rPr>
+      <w:rFonts w:eastAsia="黑体"/>
       <w:color w:themeColor="accent2" w:themeShade="BF" w:val="943634"/>
     </w:rPr>
     <w:tblPr>
@@ -4495,6 +4785,7 @@
         <w:spacing w:after="0" w:before="0" w:line="240" w:lineRule="auto"/>
       </w:pPr>
       <w:rPr>
+        <w:rFonts w:eastAsia="黑体"/>
         <w:b/>
         <w:bCs/>
       </w:rPr>
@@ -4515,6 +4806,7 @@
         <w:spacing w:after="0" w:before="0" w:line="240" w:lineRule="auto"/>
       </w:pPr>
       <w:rPr>
+        <w:rFonts w:eastAsia="黑体"/>
         <w:b/>
         <w:bCs/>
       </w:rPr>
@@ -4532,12 +4824,14 @@
     </w:tblStylePr>
     <w:tblStylePr w:type="firstCol">
       <w:rPr>
+        <w:rFonts w:eastAsia="黑体"/>
         <w:b/>
         <w:bCs/>
       </w:rPr>
     </w:tblStylePr>
     <w:tblStylePr w:type="lastCol">
       <w:rPr>
+        <w:rFonts w:eastAsia="黑体"/>
         <w:b/>
         <w:bCs/>
       </w:rPr>
@@ -4576,6 +4870,7 @@
       <w:spacing w:after="0" w:line="240" w:lineRule="auto"/>
     </w:pPr>
     <w:rPr>
+      <w:rFonts w:eastAsia="黑体"/>
       <w:color w:themeColor="accent3" w:themeShade="BF" w:val="76923C"/>
     </w:rPr>
     <w:tblPr>
@@ -4598,6 +4893,7 @@
         <w:spacing w:after="0" w:before="0" w:line="240" w:lineRule="auto"/>
       </w:pPr>
       <w:rPr>
+        <w:rFonts w:eastAsia="黑体"/>
         <w:b/>
         <w:bCs/>
       </w:rPr>
@@ -4618,6 +4914,7 @@
         <w:spacing w:after="0" w:before="0" w:line="240" w:lineRule="auto"/>
       </w:pPr>
       <w:rPr>
+        <w:rFonts w:eastAsia="黑体"/>
         <w:b/>
         <w:bCs/>
       </w:rPr>
@@ -4635,12 +4932,14 @@
     </w:tblStylePr>
     <w:tblStylePr w:type="firstCol">
       <w:rPr>
+        <w:rFonts w:eastAsia="黑体"/>
         <w:b/>
         <w:bCs/>
       </w:rPr>
     </w:tblStylePr>
     <w:tblStylePr w:type="lastCol">
       <w:rPr>
+        <w:rFonts w:eastAsia="黑体"/>
         <w:b/>
         <w:bCs/>
       </w:rPr>
@@ -4679,6 +4978,7 @@
       <w:spacing w:after="0" w:line="240" w:lineRule="auto"/>
     </w:pPr>
     <w:rPr>
+      <w:rFonts w:eastAsia="黑体"/>
       <w:color w:themeColor="accent4" w:themeShade="BF" w:val="5F497A"/>
     </w:rPr>
     <w:tblPr>
@@ -4701,6 +5001,7 @@
         <w:spacing w:after="0" w:before="0" w:line="240" w:lineRule="auto"/>
       </w:pPr>
       <w:rPr>
+        <w:rFonts w:eastAsia="黑体"/>
         <w:b/>
         <w:bCs/>
       </w:rPr>
@@ -4721,6 +5022,7 @@
         <w:spacing w:after="0" w:before="0" w:line="240" w:lineRule="auto"/>
       </w:pPr>
       <w:rPr>
+        <w:rFonts w:eastAsia="黑体"/>
         <w:b/>
         <w:bCs/>
       </w:rPr>
@@ -4738,12 +5040,14 @@
     </w:tblStylePr>
     <w:tblStylePr w:type="firstCol">
       <w:rPr>
+        <w:rFonts w:eastAsia="黑体"/>
         <w:b/>
         <w:bCs/>
       </w:rPr>
     </w:tblStylePr>
     <w:tblStylePr w:type="lastCol">
       <w:rPr>
+        <w:rFonts w:eastAsia="黑体"/>
         <w:b/>
         <w:bCs/>
       </w:rPr>
@@ -4782,6 +5086,7 @@
       <w:spacing w:after="0" w:line="240" w:lineRule="auto"/>
     </w:pPr>
     <w:rPr>
+      <w:rFonts w:eastAsia="黑体"/>
       <w:color w:themeColor="accent5" w:themeShade="BF" w:val="31849B"/>
     </w:rPr>
     <w:tblPr>
@@ -4804,6 +5109,7 @@
         <w:spacing w:after="0" w:before="0" w:line="240" w:lineRule="auto"/>
       </w:pPr>
       <w:rPr>
+        <w:rFonts w:eastAsia="黑体"/>
         <w:b/>
         <w:bCs/>
       </w:rPr>
@@ -4824,6 +5130,7 @@
         <w:spacing w:after="0" w:before="0" w:line="240" w:lineRule="auto"/>
       </w:pPr>
       <w:rPr>
+        <w:rFonts w:eastAsia="黑体"/>
         <w:b/>
         <w:bCs/>
       </w:rPr>
@@ -4841,12 +5148,14 @@
     </w:tblStylePr>
     <w:tblStylePr w:type="firstCol">
       <w:rPr>
+        <w:rFonts w:eastAsia="黑体"/>
         <w:b/>
         <w:bCs/>
       </w:rPr>
     </w:tblStylePr>
     <w:tblStylePr w:type="lastCol">
       <w:rPr>
+        <w:rFonts w:eastAsia="黑体"/>
         <w:b/>
         <w:bCs/>
       </w:rPr>
@@ -4885,6 +5194,7 @@
       <w:spacing w:after="0" w:line="240" w:lineRule="auto"/>
     </w:pPr>
     <w:rPr>
+      <w:rFonts w:eastAsia="黑体"/>
       <w:color w:themeColor="accent6" w:themeShade="BF" w:val="E36C0A"/>
     </w:rPr>
     <w:tblPr>
@@ -4907,6 +5217,7 @@
         <w:spacing w:after="0" w:before="0" w:line="240" w:lineRule="auto"/>
       </w:pPr>
       <w:rPr>
+        <w:rFonts w:eastAsia="黑体"/>
         <w:b/>
         <w:bCs/>
       </w:rPr>
@@ -4927,6 +5238,7 @@
         <w:spacing w:after="0" w:before="0" w:line="240" w:lineRule="auto"/>
       </w:pPr>
       <w:rPr>
+        <w:rFonts w:eastAsia="黑体"/>
         <w:b/>
         <w:bCs/>
       </w:rPr>
@@ -4944,12 +5256,14 @@
     </w:tblStylePr>
     <w:tblStylePr w:type="firstCol">
       <w:rPr>
+        <w:rFonts w:eastAsia="黑体"/>
         <w:b/>
         <w:bCs/>
       </w:rPr>
     </w:tblStylePr>
     <w:tblStylePr w:type="lastCol">
       <w:rPr>
+        <w:rFonts w:eastAsia="黑体"/>
         <w:b/>
         <w:bCs/>
       </w:rPr>
@@ -5009,6 +5323,7 @@
         <w:spacing w:after="0" w:before="0" w:line="240" w:lineRule="auto"/>
       </w:pPr>
       <w:rPr>
+        <w:rFonts w:eastAsia="黑体"/>
         <w:b/>
         <w:bCs/>
         <w:color w:themeColor="background1" w:val="FFFFFF"/>
@@ -5023,6 +5338,7 @@
         <w:spacing w:after="0" w:before="0" w:line="240" w:lineRule="auto"/>
       </w:pPr>
       <w:rPr>
+        <w:rFonts w:eastAsia="黑体"/>
         <w:b/>
         <w:bCs/>
       </w:rPr>
@@ -5038,12 +5354,14 @@
     </w:tblStylePr>
     <w:tblStylePr w:type="firstCol">
       <w:rPr>
+        <w:rFonts w:eastAsia="黑体"/>
         <w:b/>
         <w:bCs/>
       </w:rPr>
     </w:tblStylePr>
     <w:tblStylePr w:type="lastCol">
       <w:rPr>
+        <w:rFonts w:eastAsia="黑体"/>
         <w:b/>
         <w:bCs/>
       </w:rPr>
@@ -5101,6 +5419,7 @@
         <w:spacing w:after="0" w:before="0" w:line="240" w:lineRule="auto"/>
       </w:pPr>
       <w:rPr>
+        <w:rFonts w:eastAsia="黑体"/>
         <w:b/>
         <w:bCs/>
         <w:color w:themeColor="background1" w:val="FFFFFF"/>
@@ -5115,6 +5434,7 @@
         <w:spacing w:after="0" w:before="0" w:line="240" w:lineRule="auto"/>
       </w:pPr>
       <w:rPr>
+        <w:rFonts w:eastAsia="黑体"/>
         <w:b/>
         <w:bCs/>
       </w:rPr>
@@ -5130,12 +5450,14 @@
     </w:tblStylePr>
     <w:tblStylePr w:type="firstCol">
       <w:rPr>
+        <w:rFonts w:eastAsia="黑体"/>
         <w:b/>
         <w:bCs/>
       </w:rPr>
     </w:tblStylePr>
     <w:tblStylePr w:type="lastCol">
       <w:rPr>
+        <w:rFonts w:eastAsia="黑体"/>
         <w:b/>
         <w:bCs/>
       </w:rPr>
@@ -5193,6 +5515,7 @@
         <w:spacing w:after="0" w:before="0" w:line="240" w:lineRule="auto"/>
       </w:pPr>
       <w:rPr>
+        <w:rFonts w:eastAsia="黑体"/>
         <w:b/>
         <w:bCs/>
         <w:color w:themeColor="background1" w:val="FFFFFF"/>
@@ -5207,6 +5530,7 @@
         <w:spacing w:after="0" w:before="0" w:line="240" w:lineRule="auto"/>
       </w:pPr>
       <w:rPr>
+        <w:rFonts w:eastAsia="黑体"/>
         <w:b/>
         <w:bCs/>
       </w:rPr>
@@ -5222,12 +5546,14 @@
     </w:tblStylePr>
     <w:tblStylePr w:type="firstCol">
       <w:rPr>
+        <w:rFonts w:eastAsia="黑体"/>
         <w:b/>
         <w:bCs/>
       </w:rPr>
     </w:tblStylePr>
     <w:tblStylePr w:type="lastCol">
       <w:rPr>
+        <w:rFonts w:eastAsia="黑体"/>
         <w:b/>
         <w:bCs/>
       </w:rPr>
@@ -5285,6 +5611,7 @@
         <w:spacing w:after="0" w:before="0" w:line="240" w:lineRule="auto"/>
       </w:pPr>
       <w:rPr>
+        <w:rFonts w:eastAsia="黑体"/>
         <w:b/>
         <w:bCs/>
         <w:color w:themeColor="background1" w:val="FFFFFF"/>
@@ -5299,6 +5626,7 @@
         <w:spacing w:after="0" w:before="0" w:line="240" w:lineRule="auto"/>
       </w:pPr>
       <w:rPr>
+        <w:rFonts w:eastAsia="黑体"/>
         <w:b/>
         <w:bCs/>
       </w:rPr>
@@ -5314,12 +5642,14 @@
     </w:tblStylePr>
     <w:tblStylePr w:type="firstCol">
       <w:rPr>
+        <w:rFonts w:eastAsia="黑体"/>
         <w:b/>
         <w:bCs/>
       </w:rPr>
     </w:tblStylePr>
     <w:tblStylePr w:type="lastCol">
       <w:rPr>
+        <w:rFonts w:eastAsia="黑体"/>
         <w:b/>
         <w:bCs/>
       </w:rPr>
@@ -5377,6 +5707,7 @@
         <w:spacing w:after="0" w:before="0" w:line="240" w:lineRule="auto"/>
       </w:pPr>
       <w:rPr>
+        <w:rFonts w:eastAsia="黑体"/>
         <w:b/>
         <w:bCs/>
         <w:color w:themeColor="background1" w:val="FFFFFF"/>
@@ -5391,6 +5722,7 @@
         <w:spacing w:after="0" w:before="0" w:line="240" w:lineRule="auto"/>
       </w:pPr>
       <w:rPr>
+        <w:rFonts w:eastAsia="黑体"/>
         <w:b/>
         <w:bCs/>
       </w:rPr>
@@ -5406,12 +5738,14 @@
     </w:tblStylePr>
     <w:tblStylePr w:type="firstCol">
       <w:rPr>
+        <w:rFonts w:eastAsia="黑体"/>
         <w:b/>
         <w:bCs/>
       </w:rPr>
     </w:tblStylePr>
     <w:tblStylePr w:type="lastCol">
       <w:rPr>
+        <w:rFonts w:eastAsia="黑体"/>
         <w:b/>
         <w:bCs/>
       </w:rPr>
@@ -5469,6 +5803,7 @@
         <w:spacing w:after="0" w:before="0" w:line="240" w:lineRule="auto"/>
       </w:pPr>
       <w:rPr>
+        <w:rFonts w:eastAsia="黑体"/>
         <w:b/>
         <w:bCs/>
         <w:color w:themeColor="background1" w:val="FFFFFF"/>
@@ -5483,6 +5818,7 @@
         <w:spacing w:after="0" w:before="0" w:line="240" w:lineRule="auto"/>
       </w:pPr>
       <w:rPr>
+        <w:rFonts w:eastAsia="黑体"/>
         <w:b/>
         <w:bCs/>
       </w:rPr>
@@ -5498,12 +5834,14 @@
     </w:tblStylePr>
     <w:tblStylePr w:type="firstCol">
       <w:rPr>
+        <w:rFonts w:eastAsia="黑体"/>
         <w:b/>
         <w:bCs/>
       </w:rPr>
     </w:tblStylePr>
     <w:tblStylePr w:type="lastCol">
       <w:rPr>
+        <w:rFonts w:eastAsia="黑体"/>
         <w:b/>
         <w:bCs/>
       </w:rPr>
@@ -5561,6 +5899,7 @@
         <w:spacing w:after="0" w:before="0" w:line="240" w:lineRule="auto"/>
       </w:pPr>
       <w:rPr>
+        <w:rFonts w:eastAsia="黑体"/>
         <w:b/>
         <w:bCs/>
         <w:color w:themeColor="background1" w:val="FFFFFF"/>
@@ -5575,6 +5914,7 @@
         <w:spacing w:after="0" w:before="0" w:line="240" w:lineRule="auto"/>
       </w:pPr>
       <w:rPr>
+        <w:rFonts w:eastAsia="黑体"/>
         <w:b/>
         <w:bCs/>
       </w:rPr>
@@ -5590,12 +5930,14 @@
     </w:tblStylePr>
     <w:tblStylePr w:type="firstCol">
       <w:rPr>
+        <w:rFonts w:eastAsia="黑体"/>
         <w:b/>
         <w:bCs/>
       </w:rPr>
     </w:tblStylePr>
     <w:tblStylePr w:type="lastCol">
       <w:rPr>
+        <w:rFonts w:eastAsia="黑体"/>
         <w:b/>
         <w:bCs/>
       </w:rPr>
@@ -5655,7 +5997,7 @@
         <w:spacing w:after="0" w:before="0" w:line="240" w:lineRule="auto"/>
       </w:pPr>
       <w:rPr>
-        <w:rFonts w:asciiTheme="majorHAnsi" w:cstheme="majorBidi" w:eastAsiaTheme="majorEastAsia" w:hAnsiTheme="majorHAnsi"/>
+        <w:rFonts w:asciiTheme="majorHAnsi" w:cstheme="majorBidi" w:hAnsiTheme="majorHAnsi" w:eastAsia="黑体"/>
         <w:b/>
         <w:bCs/>
       </w:rPr>
@@ -5676,7 +6018,7 @@
         <w:spacing w:after="0" w:before="0" w:line="240" w:lineRule="auto"/>
       </w:pPr>
       <w:rPr>
-        <w:rFonts w:asciiTheme="majorHAnsi" w:cstheme="majorBidi" w:eastAsiaTheme="majorEastAsia" w:hAnsiTheme="majorHAnsi"/>
+        <w:rFonts w:asciiTheme="majorHAnsi" w:cstheme="majorBidi" w:hAnsiTheme="majorHAnsi" w:eastAsia="黑体"/>
         <w:b/>
         <w:bCs/>
       </w:rPr>
@@ -5694,14 +6036,14 @@
     </w:tblStylePr>
     <w:tblStylePr w:type="firstCol">
       <w:rPr>
-        <w:rFonts w:asciiTheme="majorHAnsi" w:cstheme="majorBidi" w:eastAsiaTheme="majorEastAsia" w:hAnsiTheme="majorHAnsi"/>
+        <w:rFonts w:asciiTheme="majorHAnsi" w:cstheme="majorBidi" w:hAnsiTheme="majorHAnsi" w:eastAsia="黑体"/>
         <w:b/>
         <w:bCs/>
       </w:rPr>
     </w:tblStylePr>
     <w:tblStylePr w:type="lastCol">
       <w:rPr>
-        <w:rFonts w:asciiTheme="majorHAnsi" w:cstheme="majorBidi" w:eastAsiaTheme="majorEastAsia" w:hAnsiTheme="majorHAnsi"/>
+        <w:rFonts w:asciiTheme="majorHAnsi" w:cstheme="majorBidi" w:hAnsiTheme="majorHAnsi" w:eastAsia="黑体"/>
         <w:b/>
         <w:bCs/>
       </w:rPr>
@@ -5785,7 +6127,7 @@
         <w:spacing w:after="0" w:before="0" w:line="240" w:lineRule="auto"/>
       </w:pPr>
       <w:rPr>
-        <w:rFonts w:asciiTheme="majorHAnsi" w:cstheme="majorBidi" w:eastAsiaTheme="majorEastAsia" w:hAnsiTheme="majorHAnsi"/>
+        <w:rFonts w:asciiTheme="majorHAnsi" w:cstheme="majorBidi" w:hAnsiTheme="majorHAnsi" w:eastAsia="黑体"/>
         <w:b/>
         <w:bCs/>
       </w:rPr>
@@ -5806,7 +6148,7 @@
         <w:spacing w:after="0" w:before="0" w:line="240" w:lineRule="auto"/>
       </w:pPr>
       <w:rPr>
-        <w:rFonts w:asciiTheme="majorHAnsi" w:cstheme="majorBidi" w:eastAsiaTheme="majorEastAsia" w:hAnsiTheme="majorHAnsi"/>
+        <w:rFonts w:asciiTheme="majorHAnsi" w:cstheme="majorBidi" w:hAnsiTheme="majorHAnsi" w:eastAsia="黑体"/>
         <w:b/>
         <w:bCs/>
       </w:rPr>
@@ -5824,14 +6166,14 @@
     </w:tblStylePr>
     <w:tblStylePr w:type="firstCol">
       <w:rPr>
-        <w:rFonts w:asciiTheme="majorHAnsi" w:cstheme="majorBidi" w:eastAsiaTheme="majorEastAsia" w:hAnsiTheme="majorHAnsi"/>
+        <w:rFonts w:asciiTheme="majorHAnsi" w:cstheme="majorBidi" w:hAnsiTheme="majorHAnsi" w:eastAsia="黑体"/>
         <w:b/>
         <w:bCs/>
       </w:rPr>
     </w:tblStylePr>
     <w:tblStylePr w:type="lastCol">
       <w:rPr>
-        <w:rFonts w:asciiTheme="majorHAnsi" w:cstheme="majorBidi" w:eastAsiaTheme="majorEastAsia" w:hAnsiTheme="majorHAnsi"/>
+        <w:rFonts w:asciiTheme="majorHAnsi" w:cstheme="majorBidi" w:hAnsiTheme="majorHAnsi" w:eastAsia="黑体"/>
         <w:b/>
         <w:bCs/>
       </w:rPr>
@@ -5915,7 +6257,7 @@
         <w:spacing w:after="0" w:before="0" w:line="240" w:lineRule="auto"/>
       </w:pPr>
       <w:rPr>
-        <w:rFonts w:asciiTheme="majorHAnsi" w:cstheme="majorBidi" w:eastAsiaTheme="majorEastAsia" w:hAnsiTheme="majorHAnsi"/>
+        <w:rFonts w:asciiTheme="majorHAnsi" w:cstheme="majorBidi" w:hAnsiTheme="majorHAnsi" w:eastAsia="黑体"/>
         <w:b/>
         <w:bCs/>
       </w:rPr>
@@ -5936,7 +6278,7 @@
         <w:spacing w:after="0" w:before="0" w:line="240" w:lineRule="auto"/>
       </w:pPr>
       <w:rPr>
-        <w:rFonts w:asciiTheme="majorHAnsi" w:cstheme="majorBidi" w:eastAsiaTheme="majorEastAsia" w:hAnsiTheme="majorHAnsi"/>
+        <w:rFonts w:asciiTheme="majorHAnsi" w:cstheme="majorBidi" w:hAnsiTheme="majorHAnsi" w:eastAsia="黑体"/>
         <w:b/>
         <w:bCs/>
       </w:rPr>
@@ -5954,14 +6296,14 @@
     </w:tblStylePr>
     <w:tblStylePr w:type="firstCol">
       <w:rPr>
-        <w:rFonts w:asciiTheme="majorHAnsi" w:cstheme="majorBidi" w:eastAsiaTheme="majorEastAsia" w:hAnsiTheme="majorHAnsi"/>
+        <w:rFonts w:asciiTheme="majorHAnsi" w:cstheme="majorBidi" w:hAnsiTheme="majorHAnsi" w:eastAsia="黑体"/>
         <w:b/>
         <w:bCs/>
       </w:rPr>
     </w:tblStylePr>
     <w:tblStylePr w:type="lastCol">
       <w:rPr>
-        <w:rFonts w:asciiTheme="majorHAnsi" w:cstheme="majorBidi" w:eastAsiaTheme="majorEastAsia" w:hAnsiTheme="majorHAnsi"/>
+        <w:rFonts w:asciiTheme="majorHAnsi" w:cstheme="majorBidi" w:hAnsiTheme="majorHAnsi" w:eastAsia="黑体"/>
         <w:b/>
         <w:bCs/>
       </w:rPr>
@@ -6045,7 +6387,7 @@
         <w:spacing w:after="0" w:before="0" w:line="240" w:lineRule="auto"/>
       </w:pPr>
       <w:rPr>
-        <w:rFonts w:asciiTheme="majorHAnsi" w:cstheme="majorBidi" w:eastAsiaTheme="majorEastAsia" w:hAnsiTheme="majorHAnsi"/>
+        <w:rFonts w:asciiTheme="majorHAnsi" w:cstheme="majorBidi" w:hAnsiTheme="majorHAnsi" w:eastAsia="黑体"/>
         <w:b/>
         <w:bCs/>
       </w:rPr>
@@ -6066,7 +6408,7 @@
         <w:spacing w:after="0" w:before="0" w:line="240" w:lineRule="auto"/>
       </w:pPr>
       <w:rPr>
-        <w:rFonts w:asciiTheme="majorHAnsi" w:cstheme="majorBidi" w:eastAsiaTheme="majorEastAsia" w:hAnsiTheme="majorHAnsi"/>
+        <w:rFonts w:asciiTheme="majorHAnsi" w:cstheme="majorBidi" w:hAnsiTheme="majorHAnsi" w:eastAsia="黑体"/>
         <w:b/>
         <w:bCs/>
       </w:rPr>
@@ -6084,14 +6426,14 @@
     </w:tblStylePr>
     <w:tblStylePr w:type="firstCol">
       <w:rPr>
-        <w:rFonts w:asciiTheme="majorHAnsi" w:cstheme="majorBidi" w:eastAsiaTheme="majorEastAsia" w:hAnsiTheme="majorHAnsi"/>
+        <w:rFonts w:asciiTheme="majorHAnsi" w:cstheme="majorBidi" w:hAnsiTheme="majorHAnsi" w:eastAsia="黑体"/>
         <w:b/>
         <w:bCs/>
       </w:rPr>
     </w:tblStylePr>
     <w:tblStylePr w:type="lastCol">
       <w:rPr>
-        <w:rFonts w:asciiTheme="majorHAnsi" w:cstheme="majorBidi" w:eastAsiaTheme="majorEastAsia" w:hAnsiTheme="majorHAnsi"/>
+        <w:rFonts w:asciiTheme="majorHAnsi" w:cstheme="majorBidi" w:hAnsiTheme="majorHAnsi" w:eastAsia="黑体"/>
         <w:b/>
         <w:bCs/>
       </w:rPr>
@@ -6175,7 +6517,7 @@
         <w:spacing w:after="0" w:before="0" w:line="240" w:lineRule="auto"/>
       </w:pPr>
       <w:rPr>
-        <w:rFonts w:asciiTheme="majorHAnsi" w:cstheme="majorBidi" w:eastAsiaTheme="majorEastAsia" w:hAnsiTheme="majorHAnsi"/>
+        <w:rFonts w:asciiTheme="majorHAnsi" w:cstheme="majorBidi" w:hAnsiTheme="majorHAnsi" w:eastAsia="黑体"/>
         <w:b/>
         <w:bCs/>
       </w:rPr>
@@ -6196,7 +6538,7 @@
         <w:spacing w:after="0" w:before="0" w:line="240" w:lineRule="auto"/>
       </w:pPr>
       <w:rPr>
-        <w:rFonts w:asciiTheme="majorHAnsi" w:cstheme="majorBidi" w:eastAsiaTheme="majorEastAsia" w:hAnsiTheme="majorHAnsi"/>
+        <w:rFonts w:asciiTheme="majorHAnsi" w:cstheme="majorBidi" w:hAnsiTheme="majorHAnsi" w:eastAsia="黑体"/>
         <w:b/>
         <w:bCs/>
       </w:rPr>
@@ -6214,14 +6556,14 @@
     </w:tblStylePr>
     <w:tblStylePr w:type="firstCol">
       <w:rPr>
-        <w:rFonts w:asciiTheme="majorHAnsi" w:cstheme="majorBidi" w:eastAsiaTheme="majorEastAsia" w:hAnsiTheme="majorHAnsi"/>
+        <w:rFonts w:asciiTheme="majorHAnsi" w:cstheme="majorBidi" w:hAnsiTheme="majorHAnsi" w:eastAsia="黑体"/>
         <w:b/>
         <w:bCs/>
       </w:rPr>
     </w:tblStylePr>
     <w:tblStylePr w:type="lastCol">
       <w:rPr>
-        <w:rFonts w:asciiTheme="majorHAnsi" w:cstheme="majorBidi" w:eastAsiaTheme="majorEastAsia" w:hAnsiTheme="majorHAnsi"/>
+        <w:rFonts w:asciiTheme="majorHAnsi" w:cstheme="majorBidi" w:hAnsiTheme="majorHAnsi" w:eastAsia="黑体"/>
         <w:b/>
         <w:bCs/>
       </w:rPr>
@@ -6305,7 +6647,7 @@
         <w:spacing w:after="0" w:before="0" w:line="240" w:lineRule="auto"/>
       </w:pPr>
       <w:rPr>
-        <w:rFonts w:asciiTheme="majorHAnsi" w:cstheme="majorBidi" w:eastAsiaTheme="majorEastAsia" w:hAnsiTheme="majorHAnsi"/>
+        <w:rFonts w:asciiTheme="majorHAnsi" w:cstheme="majorBidi" w:hAnsiTheme="majorHAnsi" w:eastAsia="黑体"/>
         <w:b/>
         <w:bCs/>
       </w:rPr>
@@ -6326,7 +6668,7 @@
         <w:spacing w:after="0" w:before="0" w:line="240" w:lineRule="auto"/>
       </w:pPr>
       <w:rPr>
-        <w:rFonts w:asciiTheme="majorHAnsi" w:cstheme="majorBidi" w:eastAsiaTheme="majorEastAsia" w:hAnsiTheme="majorHAnsi"/>
+        <w:rFonts w:asciiTheme="majorHAnsi" w:cstheme="majorBidi" w:hAnsiTheme="majorHAnsi" w:eastAsia="黑体"/>
         <w:b/>
         <w:bCs/>
       </w:rPr>
@@ -6344,14 +6686,14 @@
     </w:tblStylePr>
     <w:tblStylePr w:type="firstCol">
       <w:rPr>
-        <w:rFonts w:asciiTheme="majorHAnsi" w:cstheme="majorBidi" w:eastAsiaTheme="majorEastAsia" w:hAnsiTheme="majorHAnsi"/>
+        <w:rFonts w:asciiTheme="majorHAnsi" w:cstheme="majorBidi" w:hAnsiTheme="majorHAnsi" w:eastAsia="黑体"/>
         <w:b/>
         <w:bCs/>
       </w:rPr>
     </w:tblStylePr>
     <w:tblStylePr w:type="lastCol">
       <w:rPr>
-        <w:rFonts w:asciiTheme="majorHAnsi" w:cstheme="majorBidi" w:eastAsiaTheme="majorEastAsia" w:hAnsiTheme="majorHAnsi"/>
+        <w:rFonts w:asciiTheme="majorHAnsi" w:cstheme="majorBidi" w:hAnsiTheme="majorHAnsi" w:eastAsia="黑体"/>
         <w:b/>
         <w:bCs/>
       </w:rPr>
@@ -6435,7 +6777,7 @@
         <w:spacing w:after="0" w:before="0" w:line="240" w:lineRule="auto"/>
       </w:pPr>
       <w:rPr>
-        <w:rFonts w:asciiTheme="majorHAnsi" w:cstheme="majorBidi" w:eastAsiaTheme="majorEastAsia" w:hAnsiTheme="majorHAnsi"/>
+        <w:rFonts w:asciiTheme="majorHAnsi" w:cstheme="majorBidi" w:hAnsiTheme="majorHAnsi" w:eastAsia="黑体"/>
         <w:b/>
         <w:bCs/>
       </w:rPr>
@@ -6456,7 +6798,7 @@
         <w:spacing w:after="0" w:before="0" w:line="240" w:lineRule="auto"/>
       </w:pPr>
       <w:rPr>
-        <w:rFonts w:asciiTheme="majorHAnsi" w:cstheme="majorBidi" w:eastAsiaTheme="majorEastAsia" w:hAnsiTheme="majorHAnsi"/>
+        <w:rFonts w:asciiTheme="majorHAnsi" w:cstheme="majorBidi" w:hAnsiTheme="majorHAnsi" w:eastAsia="黑体"/>
         <w:b/>
         <w:bCs/>
       </w:rPr>
@@ -6474,14 +6816,14 @@
     </w:tblStylePr>
     <w:tblStylePr w:type="firstCol">
       <w:rPr>
-        <w:rFonts w:asciiTheme="majorHAnsi" w:cstheme="majorBidi" w:eastAsiaTheme="majorEastAsia" w:hAnsiTheme="majorHAnsi"/>
+        <w:rFonts w:asciiTheme="majorHAnsi" w:cstheme="majorBidi" w:hAnsiTheme="majorHAnsi" w:eastAsia="黑体"/>
         <w:b/>
         <w:bCs/>
       </w:rPr>
     </w:tblStylePr>
     <w:tblStylePr w:type="lastCol">
       <w:rPr>
-        <w:rFonts w:asciiTheme="majorHAnsi" w:cstheme="majorBidi" w:eastAsiaTheme="majorEastAsia" w:hAnsiTheme="majorHAnsi"/>
+        <w:rFonts w:asciiTheme="majorHAnsi" w:cstheme="majorBidi" w:hAnsiTheme="majorHAnsi" w:eastAsia="黑体"/>
         <w:b/>
         <w:bCs/>
       </w:rPr>
@@ -6564,6 +6906,7 @@
         <w:spacing w:after="0" w:before="0" w:line="240" w:lineRule="auto"/>
       </w:pPr>
       <w:rPr>
+        <w:rFonts w:eastAsia="黑体"/>
         <w:b/>
         <w:bCs/>
         <w:color w:themeColor="background1" w:val="FFFFFF"/>
@@ -6586,6 +6929,7 @@
         <w:spacing w:after="0" w:before="0" w:line="240" w:lineRule="auto"/>
       </w:pPr>
       <w:rPr>
+        <w:rFonts w:eastAsia="黑体"/>
         <w:b/>
         <w:bCs/>
       </w:rPr>
@@ -6603,12 +6947,14 @@
     </w:tblStylePr>
     <w:tblStylePr w:type="firstCol">
       <w:rPr>
+        <w:rFonts w:eastAsia="黑体"/>
         <w:b/>
         <w:bCs/>
       </w:rPr>
     </w:tblStylePr>
     <w:tblStylePr w:type="lastCol">
       <w:rPr>
+        <w:rFonts w:eastAsia="黑体"/>
         <w:b/>
         <w:bCs/>
       </w:rPr>
@@ -6670,6 +7016,7 @@
         <w:spacing w:after="0" w:before="0" w:line="240" w:lineRule="auto"/>
       </w:pPr>
       <w:rPr>
+        <w:rFonts w:eastAsia="黑体"/>
         <w:b/>
         <w:bCs/>
         <w:color w:themeColor="background1" w:val="FFFFFF"/>
@@ -6692,6 +7039,7 @@
         <w:spacing w:after="0" w:before="0" w:line="240" w:lineRule="auto"/>
       </w:pPr>
       <w:rPr>
+        <w:rFonts w:eastAsia="黑体"/>
         <w:b/>
         <w:bCs/>
       </w:rPr>
@@ -6709,12 +7057,14 @@
     </w:tblStylePr>
     <w:tblStylePr w:type="firstCol">
       <w:rPr>
+        <w:rFonts w:eastAsia="黑体"/>
         <w:b/>
         <w:bCs/>
       </w:rPr>
     </w:tblStylePr>
     <w:tblStylePr w:type="lastCol">
       <w:rPr>
+        <w:rFonts w:eastAsia="黑体"/>
         <w:b/>
         <w:bCs/>
       </w:rPr>
@@ -6776,6 +7126,7 @@
         <w:spacing w:after="0" w:before="0" w:line="240" w:lineRule="auto"/>
       </w:pPr>
       <w:rPr>
+        <w:rFonts w:eastAsia="黑体"/>
         <w:b/>
         <w:bCs/>
         <w:color w:themeColor="background1" w:val="FFFFFF"/>
@@ -6798,6 +7149,7 @@
         <w:spacing w:after="0" w:before="0" w:line="240" w:lineRule="auto"/>
       </w:pPr>
       <w:rPr>
+        <w:rFonts w:eastAsia="黑体"/>
         <w:b/>
         <w:bCs/>
       </w:rPr>
@@ -6815,12 +7167,14 @@
     </w:tblStylePr>
     <w:tblStylePr w:type="firstCol">
       <w:rPr>
+        <w:rFonts w:eastAsia="黑体"/>
         <w:b/>
         <w:bCs/>
       </w:rPr>
     </w:tblStylePr>
     <w:tblStylePr w:type="lastCol">
       <w:rPr>
+        <w:rFonts w:eastAsia="黑体"/>
         <w:b/>
         <w:bCs/>
       </w:rPr>
@@ -6882,6 +7236,7 @@
         <w:spacing w:after="0" w:before="0" w:line="240" w:lineRule="auto"/>
       </w:pPr>
       <w:rPr>
+        <w:rFonts w:eastAsia="黑体"/>
         <w:b/>
         <w:bCs/>
         <w:color w:themeColor="background1" w:val="FFFFFF"/>
@@ -6904,6 +7259,7 @@
         <w:spacing w:after="0" w:before="0" w:line="240" w:lineRule="auto"/>
       </w:pPr>
       <w:rPr>
+        <w:rFonts w:eastAsia="黑体"/>
         <w:b/>
         <w:bCs/>
       </w:rPr>
@@ -6921,12 +7277,14 @@
     </w:tblStylePr>
     <w:tblStylePr w:type="firstCol">
       <w:rPr>
+        <w:rFonts w:eastAsia="黑体"/>
         <w:b/>
         <w:bCs/>
       </w:rPr>
     </w:tblStylePr>
     <w:tblStylePr w:type="lastCol">
       <w:rPr>
+        <w:rFonts w:eastAsia="黑体"/>
         <w:b/>
         <w:bCs/>
       </w:rPr>
@@ -6988,6 +7346,7 @@
         <w:spacing w:after="0" w:before="0" w:line="240" w:lineRule="auto"/>
       </w:pPr>
       <w:rPr>
+        <w:rFonts w:eastAsia="黑体"/>
         <w:b/>
         <w:bCs/>
         <w:color w:themeColor="background1" w:val="FFFFFF"/>
@@ -7010,6 +7369,7 @@
         <w:spacing w:after="0" w:before="0" w:line="240" w:lineRule="auto"/>
       </w:pPr>
       <w:rPr>
+        <w:rFonts w:eastAsia="黑体"/>
         <w:b/>
         <w:bCs/>
       </w:rPr>
@@ -7027,12 +7387,14 @@
     </w:tblStylePr>
     <w:tblStylePr w:type="firstCol">
       <w:rPr>
+        <w:rFonts w:eastAsia="黑体"/>
         <w:b/>
         <w:bCs/>
       </w:rPr>
     </w:tblStylePr>
     <w:tblStylePr w:type="lastCol">
       <w:rPr>
+        <w:rFonts w:eastAsia="黑体"/>
         <w:b/>
         <w:bCs/>
       </w:rPr>
@@ -7094,6 +7456,7 @@
         <w:spacing w:after="0" w:before="0" w:line="240" w:lineRule="auto"/>
       </w:pPr>
       <w:rPr>
+        <w:rFonts w:eastAsia="黑体"/>
         <w:b/>
         <w:bCs/>
         <w:color w:themeColor="background1" w:val="FFFFFF"/>
@@ -7116,6 +7479,7 @@
         <w:spacing w:after="0" w:before="0" w:line="240" w:lineRule="auto"/>
       </w:pPr>
       <w:rPr>
+        <w:rFonts w:eastAsia="黑体"/>
         <w:b/>
         <w:bCs/>
       </w:rPr>
@@ -7133,12 +7497,14 @@
     </w:tblStylePr>
     <w:tblStylePr w:type="firstCol">
       <w:rPr>
+        <w:rFonts w:eastAsia="黑体"/>
         <w:b/>
         <w:bCs/>
       </w:rPr>
     </w:tblStylePr>
     <w:tblStylePr w:type="lastCol">
       <w:rPr>
+        <w:rFonts w:eastAsia="黑体"/>
         <w:b/>
         <w:bCs/>
       </w:rPr>
@@ -7200,6 +7566,7 @@
         <w:spacing w:after="0" w:before="0" w:line="240" w:lineRule="auto"/>
       </w:pPr>
       <w:rPr>
+        <w:rFonts w:eastAsia="黑体"/>
         <w:b/>
         <w:bCs/>
         <w:color w:themeColor="background1" w:val="FFFFFF"/>
@@ -7222,6 +7589,7 @@
         <w:spacing w:after="0" w:before="0" w:line="240" w:lineRule="auto"/>
       </w:pPr>
       <w:rPr>
+        <w:rFonts w:eastAsia="黑体"/>
         <w:b/>
         <w:bCs/>
       </w:rPr>
@@ -7239,12 +7607,14 @@
     </w:tblStylePr>
     <w:tblStylePr w:type="firstCol">
       <w:rPr>
+        <w:rFonts w:eastAsia="黑体"/>
         <w:b/>
         <w:bCs/>
       </w:rPr>
     </w:tblStylePr>
     <w:tblStylePr w:type="lastCol">
       <w:rPr>
+        <w:rFonts w:eastAsia="黑体"/>
         <w:b/>
         <w:bCs/>
       </w:rPr>
@@ -7303,6 +7673,7 @@
         <w:spacing w:after="0" w:before="0" w:line="240" w:lineRule="auto"/>
       </w:pPr>
       <w:rPr>
+        <w:rFonts w:eastAsia="黑体"/>
         <w:b/>
         <w:bCs/>
         <w:color w:themeColor="background1" w:val="FFFFFF"/>
@@ -7325,6 +7696,7 @@
         <w:spacing w:after="0" w:before="0" w:line="240" w:lineRule="auto"/>
       </w:pPr>
       <w:rPr>
+        <w:rFonts w:eastAsia="黑体"/>
         <w:color w:val="auto"/>
       </w:rPr>
       <w:tblPr/>
@@ -7342,6 +7714,7 @@
     </w:tblStylePr>
     <w:tblStylePr w:type="firstCol">
       <w:rPr>
+        <w:rFonts w:eastAsia="黑体"/>
         <w:b/>
         <w:bCs/>
         <w:color w:themeColor="background1" w:val="FFFFFF"/>
@@ -7361,6 +7734,7 @@
     </w:tblStylePr>
     <w:tblStylePr w:type="lastCol">
       <w:rPr>
+        <w:rFonts w:eastAsia="黑体"/>
         <w:b/>
         <w:bCs/>
         <w:color w:themeColor="background1" w:val="FFFFFF"/>
@@ -7409,6 +7783,7 @@
     </w:tblStylePr>
     <w:tblStylePr w:type="nwCell">
       <w:rPr>
+        <w:rFonts w:eastAsia="黑体"/>
         <w:color w:themeColor="background1" w:val="FFFFFF"/>
       </w:rPr>
       <w:tblPr/>
@@ -7452,6 +7827,7 @@
         <w:spacing w:after="0" w:before="0" w:line="240" w:lineRule="auto"/>
       </w:pPr>
       <w:rPr>
+        <w:rFonts w:eastAsia="黑体"/>
         <w:b/>
         <w:bCs/>
         <w:color w:themeColor="background1" w:val="FFFFFF"/>
@@ -7474,6 +7850,7 @@
         <w:spacing w:after="0" w:before="0" w:line="240" w:lineRule="auto"/>
       </w:pPr>
       <w:rPr>
+        <w:rFonts w:eastAsia="黑体"/>
         <w:color w:val="auto"/>
       </w:rPr>
       <w:tblPr/>
@@ -7491,6 +7868,7 @@
     </w:tblStylePr>
     <w:tblStylePr w:type="firstCol">
       <w:rPr>
+        <w:rFonts w:eastAsia="黑体"/>
         <w:b/>
         <w:bCs/>
         <w:color w:themeColor="background1" w:val="FFFFFF"/>
@@ -7510,6 +7888,7 @@
     </w:tblStylePr>
     <w:tblStylePr w:type="lastCol">
       <w:rPr>
+        <w:rFonts w:eastAsia="黑体"/>
         <w:b/>
         <w:bCs/>
         <w:color w:themeColor="background1" w:val="FFFFFF"/>
@@ -7558,6 +7937,7 @@
     </w:tblStylePr>
     <w:tblStylePr w:type="nwCell">
       <w:rPr>
+        <w:rFonts w:eastAsia="黑体"/>
         <w:color w:themeColor="background1" w:val="FFFFFF"/>
       </w:rPr>
       <w:tblPr/>
@@ -7601,6 +7981,7 @@
         <w:spacing w:after="0" w:before="0" w:line="240" w:lineRule="auto"/>
       </w:pPr>
       <w:rPr>
+        <w:rFonts w:eastAsia="黑体"/>
         <w:b/>
         <w:bCs/>
         <w:color w:themeColor="background1" w:val="FFFFFF"/>
@@ -7623,6 +8004,7 @@
         <w:spacing w:after="0" w:before="0" w:line="240" w:lineRule="auto"/>
       </w:pPr>
       <w:rPr>
+        <w:rFonts w:eastAsia="黑体"/>
         <w:color w:val="auto"/>
       </w:rPr>
       <w:tblPr/>
@@ -7640,6 +8022,7 @@
     </w:tblStylePr>
     <w:tblStylePr w:type="firstCol">
       <w:rPr>
+        <w:rFonts w:eastAsia="黑体"/>
         <w:b/>
         <w:bCs/>
         <w:color w:themeColor="background1" w:val="FFFFFF"/>
@@ -7659,6 +8042,7 @@
     </w:tblStylePr>
     <w:tblStylePr w:type="lastCol">
       <w:rPr>
+        <w:rFonts w:eastAsia="黑体"/>
         <w:b/>
         <w:bCs/>
         <w:color w:themeColor="background1" w:val="FFFFFF"/>
@@ -7707,6 +8091,7 @@
     </w:tblStylePr>
     <w:tblStylePr w:type="nwCell">
       <w:rPr>
+        <w:rFonts w:eastAsia="黑体"/>
         <w:color w:themeColor="background1" w:val="FFFFFF"/>
       </w:rPr>
       <w:tblPr/>
@@ -7750,6 +8135,7 @@
         <w:spacing w:after="0" w:before="0" w:line="240" w:lineRule="auto"/>
       </w:pPr>
       <w:rPr>
+        <w:rFonts w:eastAsia="黑体"/>
         <w:b/>
         <w:bCs/>
         <w:color w:themeColor="background1" w:val="FFFFFF"/>
@@ -7772,6 +8158,7 @@
         <w:spacing w:after="0" w:before="0" w:line="240" w:lineRule="auto"/>
       </w:pPr>
       <w:rPr>
+        <w:rFonts w:eastAsia="黑体"/>
         <w:color w:val="auto"/>
       </w:rPr>
       <w:tblPr/>
@@ -7789,6 +8176,7 @@
     </w:tblStylePr>
     <w:tblStylePr w:type="firstCol">
       <w:rPr>
+        <w:rFonts w:eastAsia="黑体"/>
         <w:b/>
         <w:bCs/>
         <w:color w:themeColor="background1" w:val="FFFFFF"/>
@@ -7808,6 +8196,7 @@
     </w:tblStylePr>
     <w:tblStylePr w:type="lastCol">
       <w:rPr>
+        <w:rFonts w:eastAsia="黑体"/>
         <w:b/>
         <w:bCs/>
         <w:color w:themeColor="background1" w:val="FFFFFF"/>
@@ -7856,6 +8245,7 @@
     </w:tblStylePr>
     <w:tblStylePr w:type="nwCell">
       <w:rPr>
+        <w:rFonts w:eastAsia="黑体"/>
         <w:color w:themeColor="background1" w:val="FFFFFF"/>
       </w:rPr>
       <w:tblPr/>
@@ -7899,6 +8289,7 @@
         <w:spacing w:after="0" w:before="0" w:line="240" w:lineRule="auto"/>
       </w:pPr>
       <w:rPr>
+        <w:rFonts w:eastAsia="黑体"/>
         <w:b/>
         <w:bCs/>
         <w:color w:themeColor="background1" w:val="FFFFFF"/>
@@ -7921,6 +8312,7 @@
         <w:spacing w:after="0" w:before="0" w:line="240" w:lineRule="auto"/>
       </w:pPr>
       <w:rPr>
+        <w:rFonts w:eastAsia="黑体"/>
         <w:color w:val="auto"/>
       </w:rPr>
       <w:tblPr/>
@@ -7938,6 +8330,7 @@
     </w:tblStylePr>
     <w:tblStylePr w:type="firstCol">
       <w:rPr>
+        <w:rFonts w:eastAsia="黑体"/>
         <w:b/>
         <w:bCs/>
         <w:color w:themeColor="background1" w:val="FFFFFF"/>
@@ -7957,6 +8350,7 @@
     </w:tblStylePr>
     <w:tblStylePr w:type="lastCol">
       <w:rPr>
+        <w:rFonts w:eastAsia="黑体"/>
         <w:b/>
         <w:bCs/>
         <w:color w:themeColor="background1" w:val="FFFFFF"/>
@@ -8005,6 +8399,7 @@
     </w:tblStylePr>
     <w:tblStylePr w:type="nwCell">
       <w:rPr>
+        <w:rFonts w:eastAsia="黑体"/>
         <w:color w:themeColor="background1" w:val="FFFFFF"/>
       </w:rPr>
       <w:tblPr/>
@@ -8048,6 +8443,7 @@
         <w:spacing w:after="0" w:before="0" w:line="240" w:lineRule="auto"/>
       </w:pPr>
       <w:rPr>
+        <w:rFonts w:eastAsia="黑体"/>
         <w:b/>
         <w:bCs/>
         <w:color w:themeColor="background1" w:val="FFFFFF"/>
@@ -8070,6 +8466,7 @@
         <w:spacing w:after="0" w:before="0" w:line="240" w:lineRule="auto"/>
       </w:pPr>
       <w:rPr>
+        <w:rFonts w:eastAsia="黑体"/>
         <w:color w:val="auto"/>
       </w:rPr>
       <w:tblPr/>
@@ -8087,6 +8484,7 @@
     </w:tblStylePr>
     <w:tblStylePr w:type="firstCol">
       <w:rPr>
+        <w:rFonts w:eastAsia="黑体"/>
         <w:b/>
         <w:bCs/>
         <w:color w:themeColor="background1" w:val="FFFFFF"/>
@@ -8106,6 +8504,7 @@
     </w:tblStylePr>
     <w:tblStylePr w:type="lastCol">
       <w:rPr>
+        <w:rFonts w:eastAsia="黑体"/>
         <w:b/>
         <w:bCs/>
         <w:color w:themeColor="background1" w:val="FFFFFF"/>
@@ -8154,6 +8553,7 @@
     </w:tblStylePr>
     <w:tblStylePr w:type="nwCell">
       <w:rPr>
+        <w:rFonts w:eastAsia="黑体"/>
         <w:color w:themeColor="background1" w:val="FFFFFF"/>
       </w:rPr>
       <w:tblPr/>
@@ -8197,6 +8597,7 @@
         <w:spacing w:after="0" w:before="0" w:line="240" w:lineRule="auto"/>
       </w:pPr>
       <w:rPr>
+        <w:rFonts w:eastAsia="黑体"/>
         <w:b/>
         <w:bCs/>
         <w:color w:themeColor="background1" w:val="FFFFFF"/>
@@ -8219,6 +8620,7 @@
         <w:spacing w:after="0" w:before="0" w:line="240" w:lineRule="auto"/>
       </w:pPr>
       <w:rPr>
+        <w:rFonts w:eastAsia="黑体"/>
         <w:color w:val="auto"/>
       </w:rPr>
       <w:tblPr/>
@@ -8236,6 +8638,7 @@
     </w:tblStylePr>
     <w:tblStylePr w:type="firstCol">
       <w:rPr>
+        <w:rFonts w:eastAsia="黑体"/>
         <w:b/>
         <w:bCs/>
         <w:color w:themeColor="background1" w:val="FFFFFF"/>
@@ -8255,6 +8658,7 @@
     </w:tblStylePr>
     <w:tblStylePr w:type="lastCol">
       <w:rPr>
+        <w:rFonts w:eastAsia="黑体"/>
         <w:b/>
         <w:bCs/>
         <w:color w:themeColor="background1" w:val="FFFFFF"/>
@@ -8303,6 +8707,7 @@
     </w:tblStylePr>
     <w:tblStylePr w:type="nwCell">
       <w:rPr>
+        <w:rFonts w:eastAsia="黑体"/>
         <w:color w:themeColor="background1" w:val="FFFFFF"/>
       </w:rPr>
       <w:tblPr/>
@@ -8327,6 +8732,7 @@
       <w:spacing w:after="0" w:line="240" w:lineRule="auto"/>
     </w:pPr>
     <w:rPr>
+      <w:rFonts w:eastAsia="黑体"/>
       <w:color w:themeColor="text1" w:val="000000"/>
     </w:rPr>
     <w:tblPr>
@@ -8346,7 +8752,7 @@
     </w:tblPr>
     <w:tblStylePr w:type="firstRow">
       <w:rPr>
-        <w:rFonts w:asciiTheme="majorHAnsi" w:cstheme="majorBidi" w:eastAsiaTheme="majorEastAsia" w:hAnsiTheme="majorHAnsi"/>
+        <w:rFonts w:asciiTheme="majorHAnsi" w:cstheme="majorBidi" w:hAnsiTheme="majorHAnsi" w:eastAsia="黑体"/>
       </w:rPr>
       <w:tblPr/>
       <w:tcPr>
@@ -8358,6 +8764,7 @@
     </w:tblStylePr>
     <w:tblStylePr w:type="lastRow">
       <w:rPr>
+        <w:rFonts w:eastAsia="黑体"/>
         <w:b/>
         <w:bCs/>
         <w:color w:themeColor="text2" w:val="1F497D"/>
@@ -8372,12 +8779,14 @@
     </w:tblStylePr>
     <w:tblStylePr w:type="firstCol">
       <w:rPr>
+        <w:rFonts w:eastAsia="黑体"/>
         <w:b/>
         <w:bCs/>
       </w:rPr>
     </w:tblStylePr>
     <w:tblStylePr w:type="lastCol">
       <w:rPr>
+        <w:rFonts w:eastAsia="黑体"/>
         <w:b/>
         <w:bCs/>
       </w:rPr>
@@ -8411,6 +8820,7 @@
       <w:spacing w:after="0" w:line="240" w:lineRule="auto"/>
     </w:pPr>
     <w:rPr>
+      <w:rFonts w:eastAsia="黑体"/>
       <w:color w:themeColor="text1" w:val="000000"/>
     </w:rPr>
     <w:tblPr>
@@ -8430,7 +8840,7 @@
     </w:tblPr>
     <w:tblStylePr w:type="firstRow">
       <w:rPr>
-        <w:rFonts w:asciiTheme="majorHAnsi" w:cstheme="majorBidi" w:eastAsiaTheme="majorEastAsia" w:hAnsiTheme="majorHAnsi"/>
+        <w:rFonts w:asciiTheme="majorHAnsi" w:cstheme="majorBidi" w:hAnsiTheme="majorHAnsi" w:eastAsia="黑体"/>
       </w:rPr>
       <w:tblPr/>
       <w:tcPr>
@@ -8442,6 +8852,7 @@
     </w:tblStylePr>
     <w:tblStylePr w:type="lastRow">
       <w:rPr>
+        <w:rFonts w:eastAsia="黑体"/>
         <w:b/>
         <w:bCs/>
         <w:color w:themeColor="text2" w:val="1F497D"/>
@@ -8456,12 +8867,14 @@
     </w:tblStylePr>
     <w:tblStylePr w:type="firstCol">
       <w:rPr>
+        <w:rFonts w:eastAsia="黑体"/>
         <w:b/>
         <w:bCs/>
       </w:rPr>
     </w:tblStylePr>
     <w:tblStylePr w:type="lastCol">
       <w:rPr>
+        <w:rFonts w:eastAsia="黑体"/>
         <w:b/>
         <w:bCs/>
       </w:rPr>
@@ -8495,6 +8908,7 @@
       <w:spacing w:after="0" w:line="240" w:lineRule="auto"/>
     </w:pPr>
     <w:rPr>
+      <w:rFonts w:eastAsia="黑体"/>
       <w:color w:themeColor="text1" w:val="000000"/>
     </w:rPr>
     <w:tblPr>
@@ -8514,7 +8928,7 @@
     </w:tblPr>
     <w:tblStylePr w:type="firstRow">
       <w:rPr>
-        <w:rFonts w:asciiTheme="majorHAnsi" w:cstheme="majorBidi" w:eastAsiaTheme="majorEastAsia" w:hAnsiTheme="majorHAnsi"/>
+        <w:rFonts w:asciiTheme="majorHAnsi" w:cstheme="majorBidi" w:hAnsiTheme="majorHAnsi" w:eastAsia="黑体"/>
       </w:rPr>
       <w:tblPr/>
       <w:tcPr>
@@ -8526,6 +8940,7 @@
     </w:tblStylePr>
     <w:tblStylePr w:type="lastRow">
       <w:rPr>
+        <w:rFonts w:eastAsia="黑体"/>
         <w:b/>
         <w:bCs/>
         <w:color w:themeColor="text2" w:val="1F497D"/>
@@ -8540,12 +8955,14 @@
     </w:tblStylePr>
     <w:tblStylePr w:type="firstCol">
       <w:rPr>
+        <w:rFonts w:eastAsia="黑体"/>
         <w:b/>
         <w:bCs/>
       </w:rPr>
     </w:tblStylePr>
     <w:tblStylePr w:type="lastCol">
       <w:rPr>
+        <w:rFonts w:eastAsia="黑体"/>
         <w:b/>
         <w:bCs/>
       </w:rPr>
@@ -8579,6 +8996,7 @@
       <w:spacing w:after="0" w:line="240" w:lineRule="auto"/>
     </w:pPr>
     <w:rPr>
+      <w:rFonts w:eastAsia="黑体"/>
       <w:color w:themeColor="text1" w:val="000000"/>
     </w:rPr>
     <w:tblPr>
@@ -8598,7 +9016,7 @@
     </w:tblPr>
     <w:tblStylePr w:type="firstRow">
       <w:rPr>
-        <w:rFonts w:asciiTheme="majorHAnsi" w:cstheme="majorBidi" w:eastAsiaTheme="majorEastAsia" w:hAnsiTheme="majorHAnsi"/>
+        <w:rFonts w:asciiTheme="majorHAnsi" w:cstheme="majorBidi" w:hAnsiTheme="majorHAnsi" w:eastAsia="黑体"/>
       </w:rPr>
       <w:tblPr/>
       <w:tcPr>
@@ -8610,6 +9028,7 @@
     </w:tblStylePr>
     <w:tblStylePr w:type="lastRow">
       <w:rPr>
+        <w:rFonts w:eastAsia="黑体"/>
         <w:b/>
         <w:bCs/>
         <w:color w:themeColor="text2" w:val="1F497D"/>
@@ -8624,12 +9043,14 @@
     </w:tblStylePr>
     <w:tblStylePr w:type="firstCol">
       <w:rPr>
+        <w:rFonts w:eastAsia="黑体"/>
         <w:b/>
         <w:bCs/>
       </w:rPr>
     </w:tblStylePr>
     <w:tblStylePr w:type="lastCol">
       <w:rPr>
+        <w:rFonts w:eastAsia="黑体"/>
         <w:b/>
         <w:bCs/>
       </w:rPr>
@@ -8663,6 +9084,7 @@
       <w:spacing w:after="0" w:line="240" w:lineRule="auto"/>
     </w:pPr>
     <w:rPr>
+      <w:rFonts w:eastAsia="黑体"/>
       <w:color w:themeColor="text1" w:val="000000"/>
     </w:rPr>
     <w:tblPr>
@@ -8682,7 +9104,7 @@
     </w:tblPr>
     <w:tblStylePr w:type="firstRow">
       <w:rPr>
-        <w:rFonts w:asciiTheme="majorHAnsi" w:cstheme="majorBidi" w:eastAsiaTheme="majorEastAsia" w:hAnsiTheme="majorHAnsi"/>
+        <w:rFonts w:asciiTheme="majorHAnsi" w:cstheme="majorBidi" w:hAnsiTheme="majorHAnsi" w:eastAsia="黑体"/>
       </w:rPr>
       <w:tblPr/>
       <w:tcPr>
@@ -8694,6 +9116,7 @@
     </w:tblStylePr>
     <w:tblStylePr w:type="lastRow">
       <w:rPr>
+        <w:rFonts w:eastAsia="黑体"/>
         <w:b/>
         <w:bCs/>
         <w:color w:themeColor="text2" w:val="1F497D"/>
@@ -8708,12 +9131,14 @@
     </w:tblStylePr>
     <w:tblStylePr w:type="firstCol">
       <w:rPr>
+        <w:rFonts w:eastAsia="黑体"/>
         <w:b/>
         <w:bCs/>
       </w:rPr>
     </w:tblStylePr>
     <w:tblStylePr w:type="lastCol">
       <w:rPr>
+        <w:rFonts w:eastAsia="黑体"/>
         <w:b/>
         <w:bCs/>
       </w:rPr>
@@ -8747,6 +9172,7 @@
       <w:spacing w:after="0" w:line="240" w:lineRule="auto"/>
     </w:pPr>
     <w:rPr>
+      <w:rFonts w:eastAsia="黑体"/>
       <w:color w:themeColor="text1" w:val="000000"/>
     </w:rPr>
     <w:tblPr>
@@ -8766,7 +9192,7 @@
     </w:tblPr>
     <w:tblStylePr w:type="firstRow">
       <w:rPr>
-        <w:rFonts w:asciiTheme="majorHAnsi" w:cstheme="majorBidi" w:eastAsiaTheme="majorEastAsia" w:hAnsiTheme="majorHAnsi"/>
+        <w:rFonts w:asciiTheme="majorHAnsi" w:cstheme="majorBidi" w:hAnsiTheme="majorHAnsi" w:eastAsia="黑体"/>
       </w:rPr>
       <w:tblPr/>
       <w:tcPr>
@@ -8778,6 +9204,7 @@
     </w:tblStylePr>
     <w:tblStylePr w:type="lastRow">
       <w:rPr>
+        <w:rFonts w:eastAsia="黑体"/>
         <w:b/>
         <w:bCs/>
         <w:color w:themeColor="text2" w:val="1F497D"/>
@@ -8792,12 +9219,14 @@
     </w:tblStylePr>
     <w:tblStylePr w:type="firstCol">
       <w:rPr>
+        <w:rFonts w:eastAsia="黑体"/>
         <w:b/>
         <w:bCs/>
       </w:rPr>
     </w:tblStylePr>
     <w:tblStylePr w:type="lastCol">
       <w:rPr>
+        <w:rFonts w:eastAsia="黑体"/>
         <w:b/>
         <w:bCs/>
       </w:rPr>
@@ -8831,6 +9260,7 @@
       <w:spacing w:after="0" w:line="240" w:lineRule="auto"/>
     </w:pPr>
     <w:rPr>
+      <w:rFonts w:eastAsia="黑体"/>
       <w:color w:themeColor="text1" w:val="000000"/>
     </w:rPr>
     <w:tblPr>
@@ -8850,7 +9280,7 @@
     </w:tblPr>
     <w:tblStylePr w:type="firstRow">
       <w:rPr>
-        <w:rFonts w:asciiTheme="majorHAnsi" w:cstheme="majorBidi" w:eastAsiaTheme="majorEastAsia" w:hAnsiTheme="majorHAnsi"/>
+        <w:rFonts w:asciiTheme="majorHAnsi" w:cstheme="majorBidi" w:hAnsiTheme="majorHAnsi" w:eastAsia="黑体"/>
       </w:rPr>
       <w:tblPr/>
       <w:tcPr>
@@ -8862,6 +9292,7 @@
     </w:tblStylePr>
     <w:tblStylePr w:type="lastRow">
       <w:rPr>
+        <w:rFonts w:eastAsia="黑体"/>
         <w:b/>
         <w:bCs/>
         <w:color w:themeColor="text2" w:val="1F497D"/>
@@ -8876,12 +9307,14 @@
     </w:tblStylePr>
     <w:tblStylePr w:type="firstCol">
       <w:rPr>
+        <w:rFonts w:eastAsia="黑体"/>
         <w:b/>
         <w:bCs/>
       </w:rPr>
     </w:tblStylePr>
     <w:tblStylePr w:type="lastCol">
       <w:rPr>
+        <w:rFonts w:eastAsia="黑体"/>
         <w:b/>
         <w:bCs/>
       </w:rPr>
@@ -8915,7 +9348,7 @@
       <w:spacing w:after="0" w:line="240" w:lineRule="auto"/>
     </w:pPr>
     <w:rPr>
-      <w:rFonts w:asciiTheme="majorHAnsi" w:cstheme="majorBidi" w:eastAsiaTheme="majorEastAsia" w:hAnsiTheme="majorHAnsi"/>
+      <w:rFonts w:asciiTheme="majorHAnsi" w:cstheme="majorBidi" w:hAnsiTheme="majorHAnsi" w:eastAsia="黑体"/>
       <w:color w:themeColor="text1" w:val="000000"/>
     </w:rPr>
     <w:tblPr>
@@ -8937,6 +9370,7 @@
     </w:tblPr>
     <w:tblStylePr w:type="firstRow">
       <w:rPr>
+        <w:rFonts w:eastAsia="黑体"/>
         <w:sz w:val="24"/>
         <w:szCs w:val="24"/>
       </w:rPr>
@@ -9043,7 +9477,7 @@
       <w:spacing w:after="0" w:line="240" w:lineRule="auto"/>
     </w:pPr>
     <w:rPr>
-      <w:rFonts w:asciiTheme="majorHAnsi" w:cstheme="majorBidi" w:eastAsiaTheme="majorEastAsia" w:hAnsiTheme="majorHAnsi"/>
+      <w:rFonts w:asciiTheme="majorHAnsi" w:cstheme="majorBidi" w:hAnsiTheme="majorHAnsi" w:eastAsia="黑体"/>
       <w:color w:themeColor="text1" w:val="000000"/>
     </w:rPr>
     <w:tblPr>
@@ -9065,6 +9499,7 @@
     </w:tblPr>
     <w:tblStylePr w:type="firstRow">
       <w:rPr>
+        <w:rFonts w:eastAsia="黑体"/>
         <w:sz w:val="24"/>
         <w:szCs w:val="24"/>
       </w:rPr>
@@ -9171,7 +9606,7 @@
       <w:spacing w:after="0" w:line="240" w:lineRule="auto"/>
     </w:pPr>
     <w:rPr>
-      <w:rFonts w:asciiTheme="majorHAnsi" w:cstheme="majorBidi" w:eastAsiaTheme="majorEastAsia" w:hAnsiTheme="majorHAnsi"/>
+      <w:rFonts w:asciiTheme="majorHAnsi" w:cstheme="majorBidi" w:hAnsiTheme="majorHAnsi" w:eastAsia="黑体"/>
       <w:color w:themeColor="text1" w:val="000000"/>
     </w:rPr>
     <w:tblPr>
@@ -9193,6 +9628,7 @@
     </w:tblPr>
     <w:tblStylePr w:type="firstRow">
       <w:rPr>
+        <w:rFonts w:eastAsia="黑体"/>
         <w:sz w:val="24"/>
         <w:szCs w:val="24"/>
       </w:rPr>
@@ -9299,7 +9735,7 @@
       <w:spacing w:after="0" w:line="240" w:lineRule="auto"/>
     </w:pPr>
     <w:rPr>
-      <w:rFonts w:asciiTheme="majorHAnsi" w:cstheme="majorBidi" w:eastAsiaTheme="majorEastAsia" w:hAnsiTheme="majorHAnsi"/>
+      <w:rFonts w:asciiTheme="majorHAnsi" w:cstheme="majorBidi" w:hAnsiTheme="majorHAnsi" w:eastAsia="黑体"/>
       <w:color w:themeColor="text1" w:val="000000"/>
     </w:rPr>
     <w:tblPr>
@@ -9321,6 +9757,7 @@
     </w:tblPr>
     <w:tblStylePr w:type="firstRow">
       <w:rPr>
+        <w:rFonts w:eastAsia="黑体"/>
         <w:sz w:val="24"/>
         <w:szCs w:val="24"/>
       </w:rPr>
@@ -9427,7 +9864,7 @@
       <w:spacing w:after="0" w:line="240" w:lineRule="auto"/>
     </w:pPr>
     <w:rPr>
-      <w:rFonts w:asciiTheme="majorHAnsi" w:cstheme="majorBidi" w:eastAsiaTheme="majorEastAsia" w:hAnsiTheme="majorHAnsi"/>
+      <w:rFonts w:asciiTheme="majorHAnsi" w:cstheme="majorBidi" w:hAnsiTheme="majorHAnsi" w:eastAsia="黑体"/>
       <w:color w:themeColor="text1" w:val="000000"/>
     </w:rPr>
     <w:tblPr>
@@ -9449,6 +9886,7 @@
     </w:tblPr>
     <w:tblStylePr w:type="firstRow">
       <w:rPr>
+        <w:rFonts w:eastAsia="黑体"/>
         <w:sz w:val="24"/>
         <w:szCs w:val="24"/>
       </w:rPr>
@@ -9555,7 +9993,7 @@
       <w:spacing w:after="0" w:line="240" w:lineRule="auto"/>
     </w:pPr>
     <w:rPr>
-      <w:rFonts w:asciiTheme="majorHAnsi" w:cstheme="majorBidi" w:eastAsiaTheme="majorEastAsia" w:hAnsiTheme="majorHAnsi"/>
+      <w:rFonts w:asciiTheme="majorHAnsi" w:cstheme="majorBidi" w:hAnsiTheme="majorHAnsi" w:eastAsia="黑体"/>
       <w:color w:themeColor="text1" w:val="000000"/>
     </w:rPr>
     <w:tblPr>
@@ -9577,6 +10015,7 @@
     </w:tblPr>
     <w:tblStylePr w:type="firstRow">
       <w:rPr>
+        <w:rFonts w:eastAsia="黑体"/>
         <w:sz w:val="24"/>
         <w:szCs w:val="24"/>
       </w:rPr>
@@ -9683,7 +10122,7 @@
       <w:spacing w:after="0" w:line="240" w:lineRule="auto"/>
     </w:pPr>
     <w:rPr>
-      <w:rFonts w:asciiTheme="majorHAnsi" w:cstheme="majorBidi" w:eastAsiaTheme="majorEastAsia" w:hAnsiTheme="majorHAnsi"/>
+      <w:rFonts w:asciiTheme="majorHAnsi" w:cstheme="majorBidi" w:hAnsiTheme="majorHAnsi" w:eastAsia="黑体"/>
       <w:color w:themeColor="text1" w:val="000000"/>
     </w:rPr>
     <w:tblPr>
@@ -9705,6 +10144,7 @@
     </w:tblPr>
     <w:tblStylePr w:type="firstRow">
       <w:rPr>
+        <w:rFonts w:eastAsia="黑体"/>
         <w:sz w:val="24"/>
         <w:szCs w:val="24"/>
       </w:rPr>
@@ -9834,12 +10274,14 @@
     </w:tcPr>
     <w:tblStylePr w:type="firstRow">
       <w:rPr>
+        <w:rFonts w:eastAsia="黑体"/>
         <w:b/>
         <w:bCs/>
       </w:rPr>
     </w:tblStylePr>
     <w:tblStylePr w:type="lastRow">
       <w:rPr>
+        <w:rFonts w:eastAsia="黑体"/>
         <w:b/>
         <w:bCs/>
       </w:rPr>
@@ -9852,12 +10294,14 @@
     </w:tblStylePr>
     <w:tblStylePr w:type="firstCol">
       <w:rPr>
+        <w:rFonts w:eastAsia="黑体"/>
         <w:b/>
         <w:bCs/>
       </w:rPr>
     </w:tblStylePr>
     <w:tblStylePr w:type="lastCol">
       <w:rPr>
+        <w:rFonts w:eastAsia="黑体"/>
         <w:b/>
         <w:bCs/>
       </w:rPr>
@@ -9907,12 +10351,14 @@
     </w:tcPr>
     <w:tblStylePr w:type="firstRow">
       <w:rPr>
+        <w:rFonts w:eastAsia="黑体"/>
         <w:b/>
         <w:bCs/>
       </w:rPr>
     </w:tblStylePr>
     <w:tblStylePr w:type="lastRow">
       <w:rPr>
+        <w:rFonts w:eastAsia="黑体"/>
         <w:b/>
         <w:bCs/>
       </w:rPr>
@@ -9925,12 +10371,14 @@
     </w:tblStylePr>
     <w:tblStylePr w:type="firstCol">
       <w:rPr>
+        <w:rFonts w:eastAsia="黑体"/>
         <w:b/>
         <w:bCs/>
       </w:rPr>
     </w:tblStylePr>
     <w:tblStylePr w:type="lastCol">
       <w:rPr>
+        <w:rFonts w:eastAsia="黑体"/>
         <w:b/>
         <w:bCs/>
       </w:rPr>
@@ -9980,12 +10428,14 @@
     </w:tcPr>
     <w:tblStylePr w:type="firstRow">
       <w:rPr>
+        <w:rFonts w:eastAsia="黑体"/>
         <w:b/>
         <w:bCs/>
       </w:rPr>
     </w:tblStylePr>
     <w:tblStylePr w:type="lastRow">
       <w:rPr>
+        <w:rFonts w:eastAsia="黑体"/>
         <w:b/>
         <w:bCs/>
       </w:rPr>
@@ -9998,12 +10448,14 @@
     </w:tblStylePr>
     <w:tblStylePr w:type="firstCol">
       <w:rPr>
+        <w:rFonts w:eastAsia="黑体"/>
         <w:b/>
         <w:bCs/>
       </w:rPr>
     </w:tblStylePr>
     <w:tblStylePr w:type="lastCol">
       <w:rPr>
+        <w:rFonts w:eastAsia="黑体"/>
         <w:b/>
         <w:bCs/>
       </w:rPr>
@@ -10053,12 +10505,14 @@
     </w:tcPr>
     <w:tblStylePr w:type="firstRow">
       <w:rPr>
+        <w:rFonts w:eastAsia="黑体"/>
         <w:b/>
         <w:bCs/>
       </w:rPr>
     </w:tblStylePr>
     <w:tblStylePr w:type="lastRow">
       <w:rPr>
+        <w:rFonts w:eastAsia="黑体"/>
         <w:b/>
         <w:bCs/>
       </w:rPr>
@@ -10071,12 +10525,14 @@
     </w:tblStylePr>
     <w:tblStylePr w:type="firstCol">
       <w:rPr>
+        <w:rFonts w:eastAsia="黑体"/>
         <w:b/>
         <w:bCs/>
       </w:rPr>
     </w:tblStylePr>
     <w:tblStylePr w:type="lastCol">
       <w:rPr>
+        <w:rFonts w:eastAsia="黑体"/>
         <w:b/>
         <w:bCs/>
       </w:rPr>
@@ -10126,12 +10582,14 @@
     </w:tcPr>
     <w:tblStylePr w:type="firstRow">
       <w:rPr>
+        <w:rFonts w:eastAsia="黑体"/>
         <w:b/>
         <w:bCs/>
       </w:rPr>
     </w:tblStylePr>
     <w:tblStylePr w:type="lastRow">
       <w:rPr>
+        <w:rFonts w:eastAsia="黑体"/>
         <w:b/>
         <w:bCs/>
       </w:rPr>
@@ -10144,12 +10602,14 @@
     </w:tblStylePr>
     <w:tblStylePr w:type="firstCol">
       <w:rPr>
+        <w:rFonts w:eastAsia="黑体"/>
         <w:b/>
         <w:bCs/>
       </w:rPr>
     </w:tblStylePr>
     <w:tblStylePr w:type="lastCol">
       <w:rPr>
+        <w:rFonts w:eastAsia="黑体"/>
         <w:b/>
         <w:bCs/>
       </w:rPr>
@@ -10199,12 +10659,14 @@
     </w:tcPr>
     <w:tblStylePr w:type="firstRow">
       <w:rPr>
+        <w:rFonts w:eastAsia="黑体"/>
         <w:b/>
         <w:bCs/>
       </w:rPr>
     </w:tblStylePr>
     <w:tblStylePr w:type="lastRow">
       <w:rPr>
+        <w:rFonts w:eastAsia="黑体"/>
         <w:b/>
         <w:bCs/>
       </w:rPr>
@@ -10217,12 +10679,14 @@
     </w:tblStylePr>
     <w:tblStylePr w:type="firstCol">
       <w:rPr>
+        <w:rFonts w:eastAsia="黑体"/>
         <w:b/>
         <w:bCs/>
       </w:rPr>
     </w:tblStylePr>
     <w:tblStylePr w:type="lastCol">
       <w:rPr>
+        <w:rFonts w:eastAsia="黑体"/>
         <w:b/>
         <w:bCs/>
       </w:rPr>
@@ -10272,12 +10736,14 @@
     </w:tcPr>
     <w:tblStylePr w:type="firstRow">
       <w:rPr>
+        <w:rFonts w:eastAsia="黑体"/>
         <w:b/>
         <w:bCs/>
       </w:rPr>
     </w:tblStylePr>
     <w:tblStylePr w:type="lastRow">
       <w:rPr>
+        <w:rFonts w:eastAsia="黑体"/>
         <w:b/>
         <w:bCs/>
       </w:rPr>
@@ -10290,12 +10756,14 @@
     </w:tblStylePr>
     <w:tblStylePr w:type="firstCol">
       <w:rPr>
+        <w:rFonts w:eastAsia="黑体"/>
         <w:b/>
         <w:bCs/>
       </w:rPr>
     </w:tblStylePr>
     <w:tblStylePr w:type="lastCol">
       <w:rPr>
+        <w:rFonts w:eastAsia="黑体"/>
         <w:b/>
         <w:bCs/>
       </w:rPr>
@@ -10322,7 +10790,7 @@
       <w:spacing w:after="0" w:line="240" w:lineRule="auto"/>
     </w:pPr>
     <w:rPr>
-      <w:rFonts w:asciiTheme="majorHAnsi" w:cstheme="majorBidi" w:eastAsiaTheme="majorEastAsia" w:hAnsiTheme="majorHAnsi"/>
+      <w:rFonts w:asciiTheme="majorHAnsi" w:cstheme="majorBidi" w:hAnsiTheme="majorHAnsi" w:eastAsia="黑体"/>
       <w:color w:themeColor="text1" w:val="000000"/>
     </w:rPr>
     <w:tblPr>
@@ -10349,6 +10817,7 @@
     </w:tcPr>
     <w:tblStylePr w:type="firstRow">
       <w:rPr>
+        <w:rFonts w:eastAsia="黑体"/>
         <w:b/>
         <w:bCs/>
         <w:color w:themeColor="text1" w:val="000000"/>
@@ -10360,6 +10829,7 @@
     </w:tblStylePr>
     <w:tblStylePr w:type="lastRow">
       <w:rPr>
+        <w:rFonts w:eastAsia="黑体"/>
         <w:b/>
         <w:bCs/>
         <w:color w:themeColor="text1" w:val="000000"/>
@@ -10379,6 +10849,7 @@
     </w:tblStylePr>
     <w:tblStylePr w:type="firstCol">
       <w:rPr>
+        <w:rFonts w:eastAsia="黑体"/>
         <w:b/>
         <w:bCs/>
         <w:color w:themeColor="text1" w:val="000000"/>
@@ -10398,6 +10869,7 @@
     </w:tblStylePr>
     <w:tblStylePr w:type="lastCol">
       <w:rPr>
+        <w:rFonts w:eastAsia="黑体"/>
         <w:b w:val="0"/>
         <w:bCs w:val="0"/>
         <w:color w:themeColor="text1" w:val="000000"/>
@@ -10447,7 +10919,7 @@
       <w:spacing w:after="0" w:line="240" w:lineRule="auto"/>
     </w:pPr>
     <w:rPr>
-      <w:rFonts w:asciiTheme="majorHAnsi" w:cstheme="majorBidi" w:eastAsiaTheme="majorEastAsia" w:hAnsiTheme="majorHAnsi"/>
+      <w:rFonts w:asciiTheme="majorHAnsi" w:cstheme="majorBidi" w:hAnsiTheme="majorHAnsi" w:eastAsia="黑体"/>
       <w:color w:themeColor="text1" w:val="000000"/>
     </w:rPr>
     <w:tblPr>
@@ -10474,6 +10946,7 @@
     </w:tcPr>
     <w:tblStylePr w:type="firstRow">
       <w:rPr>
+        <w:rFonts w:eastAsia="黑体"/>
         <w:b/>
         <w:bCs/>
         <w:color w:themeColor="text1" w:val="000000"/>
@@ -10485,6 +10958,7 @@
     </w:tblStylePr>
     <w:tblStylePr w:type="lastRow">
       <w:rPr>
+        <w:rFonts w:eastAsia="黑体"/>
         <w:b/>
         <w:bCs/>
         <w:color w:themeColor="text1" w:val="000000"/>
@@ -10504,6 +10978,7 @@
     </w:tblStylePr>
     <w:tblStylePr w:type="firstCol">
       <w:rPr>
+        <w:rFonts w:eastAsia="黑体"/>
         <w:b/>
         <w:bCs/>
         <w:color w:themeColor="text1" w:val="000000"/>
@@ -10523,6 +10998,7 @@
     </w:tblStylePr>
     <w:tblStylePr w:type="lastCol">
       <w:rPr>
+        <w:rFonts w:eastAsia="黑体"/>
         <w:b w:val="0"/>
         <w:bCs w:val="0"/>
         <w:color w:themeColor="text1" w:val="000000"/>
@@ -10572,7 +11048,7 @@
       <w:spacing w:after="0" w:line="240" w:lineRule="auto"/>
     </w:pPr>
     <w:rPr>
-      <w:rFonts w:asciiTheme="majorHAnsi" w:cstheme="majorBidi" w:eastAsiaTheme="majorEastAsia" w:hAnsiTheme="majorHAnsi"/>
+      <w:rFonts w:asciiTheme="majorHAnsi" w:cstheme="majorBidi" w:hAnsiTheme="majorHAnsi" w:eastAsia="黑体"/>
       <w:color w:themeColor="text1" w:val="000000"/>
     </w:rPr>
     <w:tblPr>
@@ -10599,6 +11075,7 @@
     </w:tcPr>
     <w:tblStylePr w:type="firstRow">
       <w:rPr>
+        <w:rFonts w:eastAsia="黑体"/>
         <w:b/>
         <w:bCs/>
         <w:color w:themeColor="text1" w:val="000000"/>
@@ -10610,6 +11087,7 @@
     </w:tblStylePr>
     <w:tblStylePr w:type="lastRow">
       <w:rPr>
+        <w:rFonts w:eastAsia="黑体"/>
         <w:b/>
         <w:bCs/>
         <w:color w:themeColor="text1" w:val="000000"/>
@@ -10629,6 +11107,7 @@
     </w:tblStylePr>
     <w:tblStylePr w:type="firstCol">
       <w:rPr>
+        <w:rFonts w:eastAsia="黑体"/>
         <w:b/>
         <w:bCs/>
         <w:color w:themeColor="text1" w:val="000000"/>
@@ -10648,6 +11127,7 @@
     </w:tblStylePr>
     <w:tblStylePr w:type="lastCol">
       <w:rPr>
+        <w:rFonts w:eastAsia="黑体"/>
         <w:b w:val="0"/>
         <w:bCs w:val="0"/>
         <w:color w:themeColor="text1" w:val="000000"/>
@@ -10697,7 +11177,7 @@
       <w:spacing w:after="0" w:line="240" w:lineRule="auto"/>
     </w:pPr>
     <w:rPr>
-      <w:rFonts w:asciiTheme="majorHAnsi" w:cstheme="majorBidi" w:eastAsiaTheme="majorEastAsia" w:hAnsiTheme="majorHAnsi"/>
+      <w:rFonts w:asciiTheme="majorHAnsi" w:cstheme="majorBidi" w:hAnsiTheme="majorHAnsi" w:eastAsia="黑体"/>
       <w:color w:themeColor="text1" w:val="000000"/>
     </w:rPr>
     <w:tblPr>
@@ -10724,6 +11204,7 @@
     </w:tcPr>
     <w:tblStylePr w:type="firstRow">
       <w:rPr>
+        <w:rFonts w:eastAsia="黑体"/>
         <w:b/>
         <w:bCs/>
         <w:color w:themeColor="text1" w:val="000000"/>
@@ -10735,6 +11216,7 @@
     </w:tblStylePr>
     <w:tblStylePr w:type="lastRow">
       <w:rPr>
+        <w:rFonts w:eastAsia="黑体"/>
         <w:b/>
         <w:bCs/>
         <w:color w:themeColor="text1" w:val="000000"/>
@@ -10754,6 +11236,7 @@
     </w:tblStylePr>
     <w:tblStylePr w:type="firstCol">
       <w:rPr>
+        <w:rFonts w:eastAsia="黑体"/>
         <w:b/>
         <w:bCs/>
         <w:color w:themeColor="text1" w:val="000000"/>
@@ -10773,6 +11256,7 @@
     </w:tblStylePr>
     <w:tblStylePr w:type="lastCol">
       <w:rPr>
+        <w:rFonts w:eastAsia="黑体"/>
         <w:b w:val="0"/>
         <w:bCs w:val="0"/>
         <w:color w:themeColor="text1" w:val="000000"/>
@@ -10822,7 +11306,7 @@
       <w:spacing w:after="0" w:line="240" w:lineRule="auto"/>
     </w:pPr>
     <w:rPr>
-      <w:rFonts w:asciiTheme="majorHAnsi" w:cstheme="majorBidi" w:eastAsiaTheme="majorEastAsia" w:hAnsiTheme="majorHAnsi"/>
+      <w:rFonts w:asciiTheme="majorHAnsi" w:cstheme="majorBidi" w:hAnsiTheme="majorHAnsi" w:eastAsia="黑体"/>
       <w:color w:themeColor="text1" w:val="000000"/>
     </w:rPr>
     <w:tblPr>
@@ -10849,6 +11333,7 @@
     </w:tcPr>
     <w:tblStylePr w:type="firstRow">
       <w:rPr>
+        <w:rFonts w:eastAsia="黑体"/>
         <w:b/>
         <w:bCs/>
         <w:color w:themeColor="text1" w:val="000000"/>
@@ -10860,6 +11345,7 @@
     </w:tblStylePr>
     <w:tblStylePr w:type="lastRow">
       <w:rPr>
+        <w:rFonts w:eastAsia="黑体"/>
         <w:b/>
         <w:bCs/>
         <w:color w:themeColor="text1" w:val="000000"/>
@@ -10879,6 +11365,7 @@
     </w:tblStylePr>
     <w:tblStylePr w:type="firstCol">
       <w:rPr>
+        <w:rFonts w:eastAsia="黑体"/>
         <w:b/>
         <w:bCs/>
         <w:color w:themeColor="text1" w:val="000000"/>
@@ -10898,6 +11385,7 @@
     </w:tblStylePr>
     <w:tblStylePr w:type="lastCol">
       <w:rPr>
+        <w:rFonts w:eastAsia="黑体"/>
         <w:b w:val="0"/>
         <w:bCs w:val="0"/>
         <w:color w:themeColor="text1" w:val="000000"/>
@@ -10947,7 +11435,7 @@
       <w:spacing w:after="0" w:line="240" w:lineRule="auto"/>
     </w:pPr>
     <w:rPr>
-      <w:rFonts w:asciiTheme="majorHAnsi" w:cstheme="majorBidi" w:eastAsiaTheme="majorEastAsia" w:hAnsiTheme="majorHAnsi"/>
+      <w:rFonts w:asciiTheme="majorHAnsi" w:cstheme="majorBidi" w:hAnsiTheme="majorHAnsi" w:eastAsia="黑体"/>
       <w:color w:themeColor="text1" w:val="000000"/>
     </w:rPr>
     <w:tblPr>
@@ -10974,6 +11462,7 @@
     </w:tcPr>
     <w:tblStylePr w:type="firstRow">
       <w:rPr>
+        <w:rFonts w:eastAsia="黑体"/>
         <w:b/>
         <w:bCs/>
         <w:color w:themeColor="text1" w:val="000000"/>
@@ -10985,6 +11474,7 @@
     </w:tblStylePr>
     <w:tblStylePr w:type="lastRow">
       <w:rPr>
+        <w:rFonts w:eastAsia="黑体"/>
         <w:b/>
         <w:bCs/>
         <w:color w:themeColor="text1" w:val="000000"/>
@@ -11004,6 +11494,7 @@
     </w:tblStylePr>
     <w:tblStylePr w:type="firstCol">
       <w:rPr>
+        <w:rFonts w:eastAsia="黑体"/>
         <w:b/>
         <w:bCs/>
         <w:color w:themeColor="text1" w:val="000000"/>
@@ -11023,6 +11514,7 @@
     </w:tblStylePr>
     <w:tblStylePr w:type="lastCol">
       <w:rPr>
+        <w:rFonts w:eastAsia="黑体"/>
         <w:b w:val="0"/>
         <w:bCs w:val="0"/>
         <w:color w:themeColor="text1" w:val="000000"/>
@@ -11072,7 +11564,7 @@
       <w:spacing w:after="0" w:line="240" w:lineRule="auto"/>
     </w:pPr>
     <w:rPr>
-      <w:rFonts w:asciiTheme="majorHAnsi" w:cstheme="majorBidi" w:eastAsiaTheme="majorEastAsia" w:hAnsiTheme="majorHAnsi"/>
+      <w:rFonts w:asciiTheme="majorHAnsi" w:cstheme="majorBidi" w:hAnsiTheme="majorHAnsi" w:eastAsia="黑体"/>
       <w:color w:themeColor="text1" w:val="000000"/>
     </w:rPr>
     <w:tblPr>
@@ -11099,6 +11591,7 @@
     </w:tcPr>
     <w:tblStylePr w:type="firstRow">
       <w:rPr>
+        <w:rFonts w:eastAsia="黑体"/>
         <w:b/>
         <w:bCs/>
         <w:color w:themeColor="text1" w:val="000000"/>
@@ -11110,6 +11603,7 @@
     </w:tblStylePr>
     <w:tblStylePr w:type="lastRow">
       <w:rPr>
+        <w:rFonts w:eastAsia="黑体"/>
         <w:b/>
         <w:bCs/>
         <w:color w:themeColor="text1" w:val="000000"/>
@@ -11129,6 +11623,7 @@
     </w:tblStylePr>
     <w:tblStylePr w:type="firstCol">
       <w:rPr>
+        <w:rFonts w:eastAsia="黑体"/>
         <w:b/>
         <w:bCs/>
         <w:color w:themeColor="text1" w:val="000000"/>
@@ -11148,6 +11643,7 @@
     </w:tblStylePr>
     <w:tblStylePr w:type="lastCol">
       <w:rPr>
+        <w:rFonts w:eastAsia="黑体"/>
         <w:b w:val="0"/>
         <w:bCs w:val="0"/>
         <w:color w:themeColor="text1" w:val="000000"/>
@@ -11220,6 +11716,7 @@
     </w:tcPr>
     <w:tblStylePr w:type="firstRow">
       <w:rPr>
+        <w:rFonts w:eastAsia="黑体"/>
         <w:b/>
         <w:bCs/>
         <w:i w:val="0"/>
@@ -11241,6 +11738,7 @@
     </w:tblStylePr>
     <w:tblStylePr w:type="lastRow">
       <w:rPr>
+        <w:rFonts w:eastAsia="黑体"/>
         <w:b/>
         <w:bCs/>
         <w:i w:val="0"/>
@@ -11262,6 +11760,7 @@
     </w:tblStylePr>
     <w:tblStylePr w:type="firstCol">
       <w:rPr>
+        <w:rFonts w:eastAsia="黑体"/>
         <w:b/>
         <w:bCs/>
         <w:i w:val="0"/>
@@ -11281,6 +11780,7 @@
     </w:tblStylePr>
     <w:tblStylePr w:type="lastCol">
       <w:rPr>
+        <w:rFonts w:eastAsia="黑体"/>
         <w:b/>
         <w:bCs/>
         <w:i w:val="0"/>
@@ -11361,6 +11861,7 @@
     </w:tcPr>
     <w:tblStylePr w:type="firstRow">
       <w:rPr>
+        <w:rFonts w:eastAsia="黑体"/>
         <w:b/>
         <w:bCs/>
         <w:i w:val="0"/>
@@ -11382,6 +11883,7 @@
     </w:tblStylePr>
     <w:tblStylePr w:type="lastRow">
       <w:rPr>
+        <w:rFonts w:eastAsia="黑体"/>
         <w:b/>
         <w:bCs/>
         <w:i w:val="0"/>
@@ -11403,6 +11905,7 @@
     </w:tblStylePr>
     <w:tblStylePr w:type="firstCol">
       <w:rPr>
+        <w:rFonts w:eastAsia="黑体"/>
         <w:b/>
         <w:bCs/>
         <w:i w:val="0"/>
@@ -11422,6 +11925,7 @@
     </w:tblStylePr>
     <w:tblStylePr w:type="lastCol">
       <w:rPr>
+        <w:rFonts w:eastAsia="黑体"/>
         <w:b/>
         <w:bCs/>
         <w:i w:val="0"/>
@@ -11502,6 +12006,7 @@
     </w:tcPr>
     <w:tblStylePr w:type="firstRow">
       <w:rPr>
+        <w:rFonts w:eastAsia="黑体"/>
         <w:b/>
         <w:bCs/>
         <w:i w:val="0"/>
@@ -11523,6 +12028,7 @@
     </w:tblStylePr>
     <w:tblStylePr w:type="lastRow">
       <w:rPr>
+        <w:rFonts w:eastAsia="黑体"/>
         <w:b/>
         <w:bCs/>
         <w:i w:val="0"/>
@@ -11544,6 +12050,7 @@
     </w:tblStylePr>
     <w:tblStylePr w:type="firstCol">
       <w:rPr>
+        <w:rFonts w:eastAsia="黑体"/>
         <w:b/>
         <w:bCs/>
         <w:i w:val="0"/>
@@ -11563,6 +12070,7 @@
     </w:tblStylePr>
     <w:tblStylePr w:type="lastCol">
       <w:rPr>
+        <w:rFonts w:eastAsia="黑体"/>
         <w:b/>
         <w:bCs/>
         <w:i w:val="0"/>
@@ -11643,6 +12151,7 @@
     </w:tcPr>
     <w:tblStylePr w:type="firstRow">
       <w:rPr>
+        <w:rFonts w:eastAsia="黑体"/>
         <w:b/>
         <w:bCs/>
         <w:i w:val="0"/>
@@ -11664,6 +12173,7 @@
     </w:tblStylePr>
     <w:tblStylePr w:type="lastRow">
       <w:rPr>
+        <w:rFonts w:eastAsia="黑体"/>
         <w:b/>
         <w:bCs/>
         <w:i w:val="0"/>
@@ -11685,6 +12195,7 @@
     </w:tblStylePr>
     <w:tblStylePr w:type="firstCol">
       <w:rPr>
+        <w:rFonts w:eastAsia="黑体"/>
         <w:b/>
         <w:bCs/>
         <w:i w:val="0"/>
@@ -11704,6 +12215,7 @@
     </w:tblStylePr>
     <w:tblStylePr w:type="lastCol">
       <w:rPr>
+        <w:rFonts w:eastAsia="黑体"/>
         <w:b/>
         <w:bCs/>
         <w:i w:val="0"/>
@@ -11784,6 +12296,7 @@
     </w:tcPr>
     <w:tblStylePr w:type="firstRow">
       <w:rPr>
+        <w:rFonts w:eastAsia="黑体"/>
         <w:b/>
         <w:bCs/>
         <w:i w:val="0"/>
@@ -11805,6 +12318,7 @@
     </w:tblStylePr>
     <w:tblStylePr w:type="lastRow">
       <w:rPr>
+        <w:rFonts w:eastAsia="黑体"/>
         <w:b/>
         <w:bCs/>
         <w:i w:val="0"/>
@@ -11826,6 +12340,7 @@
     </w:tblStylePr>
     <w:tblStylePr w:type="firstCol">
       <w:rPr>
+        <w:rFonts w:eastAsia="黑体"/>
         <w:b/>
         <w:bCs/>
         <w:i w:val="0"/>
@@ -11845,6 +12360,7 @@
     </w:tblStylePr>
     <w:tblStylePr w:type="lastCol">
       <w:rPr>
+        <w:rFonts w:eastAsia="黑体"/>
         <w:b/>
         <w:bCs/>
         <w:i w:val="0"/>
@@ -11925,6 +12441,7 @@
     </w:tcPr>
     <w:tblStylePr w:type="firstRow">
       <w:rPr>
+        <w:rFonts w:eastAsia="黑体"/>
         <w:b/>
         <w:bCs/>
         <w:i w:val="0"/>
@@ -11946,6 +12463,7 @@
     </w:tblStylePr>
     <w:tblStylePr w:type="lastRow">
       <w:rPr>
+        <w:rFonts w:eastAsia="黑体"/>
         <w:b/>
         <w:bCs/>
         <w:i w:val="0"/>
@@ -11967,6 +12485,7 @@
     </w:tblStylePr>
     <w:tblStylePr w:type="firstCol">
       <w:rPr>
+        <w:rFonts w:eastAsia="黑体"/>
         <w:b/>
         <w:bCs/>
         <w:i w:val="0"/>
@@ -11986,6 +12505,7 @@
     </w:tblStylePr>
     <w:tblStylePr w:type="lastCol">
       <w:rPr>
+        <w:rFonts w:eastAsia="黑体"/>
         <w:b/>
         <w:bCs/>
         <w:i w:val="0"/>
@@ -12066,6 +12586,7 @@
     </w:tcPr>
     <w:tblStylePr w:type="firstRow">
       <w:rPr>
+        <w:rFonts w:eastAsia="黑体"/>
         <w:b/>
         <w:bCs/>
         <w:i w:val="0"/>
@@ -12087,6 +12608,7 @@
     </w:tblStylePr>
     <w:tblStylePr w:type="lastRow">
       <w:rPr>
+        <w:rFonts w:eastAsia="黑体"/>
         <w:b/>
         <w:bCs/>
         <w:i w:val="0"/>
@@ -12108,6 +12630,7 @@
     </w:tblStylePr>
     <w:tblStylePr w:type="firstCol">
       <w:rPr>
+        <w:rFonts w:eastAsia="黑体"/>
         <w:b/>
         <w:bCs/>
         <w:i w:val="0"/>
@@ -12127,6 +12650,7 @@
     </w:tblStylePr>
     <w:tblStylePr w:type="lastCol">
       <w:rPr>
+        <w:rFonts w:eastAsia="黑体"/>
         <w:b/>
         <w:bCs/>
         <w:i w:val="0"/>
@@ -12184,6 +12708,7 @@
       <w:spacing w:after="0" w:line="240" w:lineRule="auto"/>
     </w:pPr>
     <w:rPr>
+      <w:rFonts w:eastAsia="黑体"/>
       <w:color w:themeColor="background1" w:val="FFFFFF"/>
     </w:rPr>
     <w:tblPr>
@@ -12202,6 +12727,7 @@
     </w:tcPr>
     <w:tblStylePr w:type="firstRow">
       <w:rPr>
+        <w:rFonts w:eastAsia="黑体"/>
         <w:b/>
         <w:bCs/>
       </w:rPr>
@@ -12298,6 +12824,7 @@
       <w:spacing w:after="0" w:line="240" w:lineRule="auto"/>
     </w:pPr>
     <w:rPr>
+      <w:rFonts w:eastAsia="黑体"/>
       <w:color w:themeColor="background1" w:val="FFFFFF"/>
     </w:rPr>
     <w:tblPr>
@@ -12316,6 +12843,7 @@
     </w:tcPr>
     <w:tblStylePr w:type="firstRow">
       <w:rPr>
+        <w:rFonts w:eastAsia="黑体"/>
         <w:b/>
         <w:bCs/>
       </w:rPr>
@@ -12412,6 +12940,7 @@
       <w:spacing w:after="0" w:line="240" w:lineRule="auto"/>
     </w:pPr>
     <w:rPr>
+      <w:rFonts w:eastAsia="黑体"/>
       <w:color w:themeColor="background1" w:val="FFFFFF"/>
     </w:rPr>
     <w:tblPr>
@@ -12430,6 +12959,7 @@
     </w:tcPr>
     <w:tblStylePr w:type="firstRow">
       <w:rPr>
+        <w:rFonts w:eastAsia="黑体"/>
         <w:b/>
         <w:bCs/>
       </w:rPr>
@@ -12526,6 +13056,7 @@
       <w:spacing w:after="0" w:line="240" w:lineRule="auto"/>
     </w:pPr>
     <w:rPr>
+      <w:rFonts w:eastAsia="黑体"/>
       <w:color w:themeColor="background1" w:val="FFFFFF"/>
     </w:rPr>
     <w:tblPr>
@@ -12544,6 +13075,7 @@
     </w:tcPr>
     <w:tblStylePr w:type="firstRow">
       <w:rPr>
+        <w:rFonts w:eastAsia="黑体"/>
         <w:b/>
         <w:bCs/>
       </w:rPr>
@@ -12640,6 +13172,7 @@
       <w:spacing w:after="0" w:line="240" w:lineRule="auto"/>
     </w:pPr>
     <w:rPr>
+      <w:rFonts w:eastAsia="黑体"/>
       <w:color w:themeColor="background1" w:val="FFFFFF"/>
     </w:rPr>
     <w:tblPr>
@@ -12658,6 +13191,7 @@
     </w:tcPr>
     <w:tblStylePr w:type="firstRow">
       <w:rPr>
+        <w:rFonts w:eastAsia="黑体"/>
         <w:b/>
         <w:bCs/>
       </w:rPr>
@@ -12754,6 +13288,7 @@
       <w:spacing w:after="0" w:line="240" w:lineRule="auto"/>
     </w:pPr>
     <w:rPr>
+      <w:rFonts w:eastAsia="黑体"/>
       <w:color w:themeColor="background1" w:val="FFFFFF"/>
     </w:rPr>
     <w:tblPr>
@@ -12772,6 +13307,7 @@
     </w:tcPr>
     <w:tblStylePr w:type="firstRow">
       <w:rPr>
+        <w:rFonts w:eastAsia="黑体"/>
         <w:b/>
         <w:bCs/>
       </w:rPr>
@@ -12868,6 +13404,7 @@
       <w:spacing w:after="0" w:line="240" w:lineRule="auto"/>
     </w:pPr>
     <w:rPr>
+      <w:rFonts w:eastAsia="黑体"/>
       <w:color w:themeColor="background1" w:val="FFFFFF"/>
     </w:rPr>
     <w:tblPr>
@@ -12886,6 +13423,7 @@
     </w:tcPr>
     <w:tblStylePr w:type="firstRow">
       <w:rPr>
+        <w:rFonts w:eastAsia="黑体"/>
         <w:b/>
         <w:bCs/>
       </w:rPr>
@@ -12982,6 +13520,7 @@
       <w:spacing w:after="0" w:line="240" w:lineRule="auto"/>
     </w:pPr>
     <w:rPr>
+      <w:rFonts w:eastAsia="黑体"/>
       <w:color w:themeColor="text1" w:val="000000"/>
     </w:rPr>
     <w:tblPr>
@@ -13008,6 +13547,7 @@
     </w:tcPr>
     <w:tblStylePr w:type="firstRow">
       <w:rPr>
+        <w:rFonts w:eastAsia="黑体"/>
         <w:b/>
         <w:bCs/>
       </w:rPr>
@@ -13026,6 +13566,7 @@
     </w:tblStylePr>
     <w:tblStylePr w:type="lastRow">
       <w:rPr>
+        <w:rFonts w:eastAsia="黑体"/>
         <w:b/>
         <w:bCs/>
         <w:color w:themeColor="background1" w:val="FFFFFF"/>
@@ -13040,6 +13581,7 @@
     </w:tblStylePr>
     <w:tblStylePr w:type="firstCol">
       <w:rPr>
+        <w:rFonts w:eastAsia="黑体"/>
         <w:color w:themeColor="background1" w:val="FFFFFF"/>
       </w:rPr>
       <w:tblPr/>
@@ -13057,6 +13599,7 @@
     </w:tblStylePr>
     <w:tblStylePr w:type="lastCol">
       <w:rPr>
+        <w:rFonts w:eastAsia="黑体"/>
         <w:color w:themeColor="background1" w:val="FFFFFF"/>
       </w:rPr>
       <w:tblPr/>
@@ -13086,11 +13629,13 @@
     </w:tblStylePr>
     <w:tblStylePr w:type="neCell">
       <w:rPr>
+        <w:rFonts w:eastAsia="黑体"/>
         <w:color w:themeColor="text1" w:val="000000"/>
       </w:rPr>
     </w:tblStylePr>
     <w:tblStylePr w:type="nwCell">
       <w:rPr>
+        <w:rFonts w:eastAsia="黑体"/>
         <w:color w:themeColor="text1" w:val="000000"/>
       </w:rPr>
     </w:tblStylePr>
@@ -13104,6 +13649,7 @@
       <w:spacing w:after="0" w:line="240" w:lineRule="auto"/>
     </w:pPr>
     <w:rPr>
+      <w:rFonts w:eastAsia="黑体"/>
       <w:color w:themeColor="text1" w:val="000000"/>
     </w:rPr>
     <w:tblPr>
@@ -13130,6 +13676,7 @@
     </w:tcPr>
     <w:tblStylePr w:type="firstRow">
       <w:rPr>
+        <w:rFonts w:eastAsia="黑体"/>
         <w:b/>
         <w:bCs/>
       </w:rPr>
@@ -13148,6 +13695,7 @@
     </w:tblStylePr>
     <w:tblStylePr w:type="lastRow">
       <w:rPr>
+        <w:rFonts w:eastAsia="黑体"/>
         <w:b/>
         <w:bCs/>
         <w:color w:themeColor="background1" w:val="FFFFFF"/>
@@ -13162,6 +13710,7 @@
     </w:tblStylePr>
     <w:tblStylePr w:type="firstCol">
       <w:rPr>
+        <w:rFonts w:eastAsia="黑体"/>
         <w:color w:themeColor="background1" w:val="FFFFFF"/>
       </w:rPr>
       <w:tblPr/>
@@ -13179,6 +13728,7 @@
     </w:tblStylePr>
     <w:tblStylePr w:type="lastCol">
       <w:rPr>
+        <w:rFonts w:eastAsia="黑体"/>
         <w:color w:themeColor="background1" w:val="FFFFFF"/>
       </w:rPr>
       <w:tblPr/>
@@ -13208,11 +13758,13 @@
     </w:tblStylePr>
     <w:tblStylePr w:type="neCell">
       <w:rPr>
+        <w:rFonts w:eastAsia="黑体"/>
         <w:color w:themeColor="text1" w:val="000000"/>
       </w:rPr>
     </w:tblStylePr>
     <w:tblStylePr w:type="nwCell">
       <w:rPr>
+        <w:rFonts w:eastAsia="黑体"/>
         <w:color w:themeColor="text1" w:val="000000"/>
       </w:rPr>
     </w:tblStylePr>
@@ -13226,6 +13778,7 @@
       <w:spacing w:after="0" w:line="240" w:lineRule="auto"/>
     </w:pPr>
     <w:rPr>
+      <w:rFonts w:eastAsia="黑体"/>
       <w:color w:themeColor="text1" w:val="000000"/>
     </w:rPr>
     <w:tblPr>
@@ -13252,6 +13805,7 @@
     </w:tcPr>
     <w:tblStylePr w:type="firstRow">
       <w:rPr>
+        <w:rFonts w:eastAsia="黑体"/>
         <w:b/>
         <w:bCs/>
       </w:rPr>
@@ -13270,6 +13824,7 @@
     </w:tblStylePr>
     <w:tblStylePr w:type="lastRow">
       <w:rPr>
+        <w:rFonts w:eastAsia="黑体"/>
         <w:b/>
         <w:bCs/>
         <w:color w:themeColor="background1" w:val="FFFFFF"/>
@@ -13284,6 +13839,7 @@
     </w:tblStylePr>
     <w:tblStylePr w:type="firstCol">
       <w:rPr>
+        <w:rFonts w:eastAsia="黑体"/>
         <w:color w:themeColor="background1" w:val="FFFFFF"/>
       </w:rPr>
       <w:tblPr/>
@@ -13301,6 +13857,7 @@
     </w:tblStylePr>
     <w:tblStylePr w:type="lastCol">
       <w:rPr>
+        <w:rFonts w:eastAsia="黑体"/>
         <w:color w:themeColor="background1" w:val="FFFFFF"/>
       </w:rPr>
       <w:tblPr/>
@@ -13330,11 +13887,13 @@
     </w:tblStylePr>
     <w:tblStylePr w:type="neCell">
       <w:rPr>
+        <w:rFonts w:eastAsia="黑体"/>
         <w:color w:themeColor="text1" w:val="000000"/>
       </w:rPr>
     </w:tblStylePr>
     <w:tblStylePr w:type="nwCell">
       <w:rPr>
+        <w:rFonts w:eastAsia="黑体"/>
         <w:color w:themeColor="text1" w:val="000000"/>
       </w:rPr>
     </w:tblStylePr>
@@ -13348,6 +13907,7 @@
       <w:spacing w:after="0" w:line="240" w:lineRule="auto"/>
     </w:pPr>
     <w:rPr>
+      <w:rFonts w:eastAsia="黑体"/>
       <w:color w:themeColor="text1" w:val="000000"/>
     </w:rPr>
     <w:tblPr>
@@ -13374,6 +13934,7 @@
     </w:tcPr>
     <w:tblStylePr w:type="firstRow">
       <w:rPr>
+        <w:rFonts w:eastAsia="黑体"/>
         <w:b/>
         <w:bCs/>
       </w:rPr>
@@ -13392,6 +13953,7 @@
     </w:tblStylePr>
     <w:tblStylePr w:type="lastRow">
       <w:rPr>
+        <w:rFonts w:eastAsia="黑体"/>
         <w:b/>
         <w:bCs/>
         <w:color w:themeColor="background1" w:val="FFFFFF"/>
@@ -13406,6 +13968,7 @@
     </w:tblStylePr>
     <w:tblStylePr w:type="firstCol">
       <w:rPr>
+        <w:rFonts w:eastAsia="黑体"/>
         <w:color w:themeColor="background1" w:val="FFFFFF"/>
       </w:rPr>
       <w:tblPr/>
@@ -13423,6 +13986,7 @@
     </w:tblStylePr>
     <w:tblStylePr w:type="lastCol">
       <w:rPr>
+        <w:rFonts w:eastAsia="黑体"/>
         <w:color w:themeColor="background1" w:val="FFFFFF"/>
       </w:rPr>
       <w:tblPr/>
@@ -13460,6 +14024,7 @@
       <w:spacing w:after="0" w:line="240" w:lineRule="auto"/>
     </w:pPr>
     <w:rPr>
+      <w:rFonts w:eastAsia="黑体"/>
       <w:color w:themeColor="text1" w:val="000000"/>
     </w:rPr>
     <w:tblPr>
@@ -13486,6 +14051,7 @@
     </w:tcPr>
     <w:tblStylePr w:type="firstRow">
       <w:rPr>
+        <w:rFonts w:eastAsia="黑体"/>
         <w:b/>
         <w:bCs/>
       </w:rPr>
@@ -13504,6 +14070,7 @@
     </w:tblStylePr>
     <w:tblStylePr w:type="lastRow">
       <w:rPr>
+        <w:rFonts w:eastAsia="黑体"/>
         <w:b/>
         <w:bCs/>
         <w:color w:themeColor="background1" w:val="FFFFFF"/>
@@ -13518,6 +14085,7 @@
     </w:tblStylePr>
     <w:tblStylePr w:type="firstCol">
       <w:rPr>
+        <w:rFonts w:eastAsia="黑体"/>
         <w:color w:themeColor="background1" w:val="FFFFFF"/>
       </w:rPr>
       <w:tblPr/>
@@ -13535,6 +14103,7 @@
     </w:tblStylePr>
     <w:tblStylePr w:type="lastCol">
       <w:rPr>
+        <w:rFonts w:eastAsia="黑体"/>
         <w:color w:themeColor="background1" w:val="FFFFFF"/>
       </w:rPr>
       <w:tblPr/>
@@ -13564,11 +14133,13 @@
     </w:tblStylePr>
     <w:tblStylePr w:type="neCell">
       <w:rPr>
+        <w:rFonts w:eastAsia="黑体"/>
         <w:color w:themeColor="text1" w:val="000000"/>
       </w:rPr>
     </w:tblStylePr>
     <w:tblStylePr w:type="nwCell">
       <w:rPr>
+        <w:rFonts w:eastAsia="黑体"/>
         <w:color w:themeColor="text1" w:val="000000"/>
       </w:rPr>
     </w:tblStylePr>
@@ -13582,6 +14153,7 @@
       <w:spacing w:after="0" w:line="240" w:lineRule="auto"/>
     </w:pPr>
     <w:rPr>
+      <w:rFonts w:eastAsia="黑体"/>
       <w:color w:themeColor="text1" w:val="000000"/>
     </w:rPr>
     <w:tblPr>
@@ -13608,6 +14180,7 @@
     </w:tcPr>
     <w:tblStylePr w:type="firstRow">
       <w:rPr>
+        <w:rFonts w:eastAsia="黑体"/>
         <w:b/>
         <w:bCs/>
       </w:rPr>
@@ -13626,6 +14199,7 @@
     </w:tblStylePr>
     <w:tblStylePr w:type="lastRow">
       <w:rPr>
+        <w:rFonts w:eastAsia="黑体"/>
         <w:b/>
         <w:bCs/>
         <w:color w:themeColor="background1" w:val="FFFFFF"/>
@@ -13640,6 +14214,7 @@
     </w:tblStylePr>
     <w:tblStylePr w:type="firstCol">
       <w:rPr>
+        <w:rFonts w:eastAsia="黑体"/>
         <w:color w:themeColor="background1" w:val="FFFFFF"/>
       </w:rPr>
       <w:tblPr/>
@@ -13657,6 +14232,7 @@
     </w:tblStylePr>
     <w:tblStylePr w:type="lastCol">
       <w:rPr>
+        <w:rFonts w:eastAsia="黑体"/>
         <w:color w:themeColor="background1" w:val="FFFFFF"/>
       </w:rPr>
       <w:tblPr/>
@@ -13686,11 +14262,13 @@
     </w:tblStylePr>
     <w:tblStylePr w:type="neCell">
       <w:rPr>
+        <w:rFonts w:eastAsia="黑体"/>
         <w:color w:themeColor="text1" w:val="000000"/>
       </w:rPr>
     </w:tblStylePr>
     <w:tblStylePr w:type="nwCell">
       <w:rPr>
+        <w:rFonts w:eastAsia="黑体"/>
         <w:color w:themeColor="text1" w:val="000000"/>
       </w:rPr>
     </w:tblStylePr>
@@ -13704,6 +14282,7 @@
       <w:spacing w:after="0" w:line="240" w:lineRule="auto"/>
     </w:pPr>
     <w:rPr>
+      <w:rFonts w:eastAsia="黑体"/>
       <w:color w:themeColor="text1" w:val="000000"/>
     </w:rPr>
     <w:tblPr>
@@ -13730,6 +14309,7 @@
     </w:tcPr>
     <w:tblStylePr w:type="firstRow">
       <w:rPr>
+        <w:rFonts w:eastAsia="黑体"/>
         <w:b/>
         <w:bCs/>
       </w:rPr>
@@ -13748,6 +14328,7 @@
     </w:tblStylePr>
     <w:tblStylePr w:type="lastRow">
       <w:rPr>
+        <w:rFonts w:eastAsia="黑体"/>
         <w:b/>
         <w:bCs/>
         <w:color w:themeColor="background1" w:val="FFFFFF"/>
@@ -13762,6 +14343,7 @@
     </w:tblStylePr>
     <w:tblStylePr w:type="firstCol">
       <w:rPr>
+        <w:rFonts w:eastAsia="黑体"/>
         <w:color w:themeColor="background1" w:val="FFFFFF"/>
       </w:rPr>
       <w:tblPr/>
@@ -13779,6 +14361,7 @@
     </w:tblStylePr>
     <w:tblStylePr w:type="lastCol">
       <w:rPr>
+        <w:rFonts w:eastAsia="黑体"/>
         <w:color w:themeColor="background1" w:val="FFFFFF"/>
       </w:rPr>
       <w:tblPr/>
@@ -13808,11 +14391,13 @@
     </w:tblStylePr>
     <w:tblStylePr w:type="neCell">
       <w:rPr>
+        <w:rFonts w:eastAsia="黑体"/>
         <w:color w:themeColor="text1" w:val="000000"/>
       </w:rPr>
     </w:tblStylePr>
     <w:tblStylePr w:type="nwCell">
       <w:rPr>
+        <w:rFonts w:eastAsia="黑体"/>
         <w:color w:themeColor="text1" w:val="000000"/>
       </w:rPr>
     </w:tblStylePr>
@@ -13826,6 +14411,7 @@
       <w:spacing w:after="0" w:line="240" w:lineRule="auto"/>
     </w:pPr>
     <w:rPr>
+      <w:rFonts w:eastAsia="黑体"/>
       <w:color w:themeColor="text1" w:val="000000"/>
     </w:rPr>
     <w:tblPr>
@@ -13844,6 +14430,7 @@
     </w:tcPr>
     <w:tblStylePr w:type="firstRow">
       <w:rPr>
+        <w:rFonts w:eastAsia="黑体"/>
         <w:b/>
         <w:bCs/>
         <w:color w:themeColor="background1" w:val="FFFFFF"/>
@@ -13858,6 +14445,7 @@
     </w:tblStylePr>
     <w:tblStylePr w:type="lastRow">
       <w:rPr>
+        <w:rFonts w:eastAsia="黑体"/>
         <w:b/>
         <w:bCs/>
         <w:color w:themeColor="accent2" w:themeShade="CC" w:val="9E3A38"/>
@@ -13872,12 +14460,14 @@
     </w:tblStylePr>
     <w:tblStylePr w:type="firstCol">
       <w:rPr>
+        <w:rFonts w:eastAsia="黑体"/>
         <w:b/>
         <w:bCs/>
       </w:rPr>
     </w:tblStylePr>
     <w:tblStylePr w:type="lastCol">
       <w:rPr>
+        <w:rFonts w:eastAsia="黑体"/>
         <w:b/>
         <w:bCs/>
       </w:rPr>
@@ -13912,6 +14502,7 @@
       <w:spacing w:after="0" w:line="240" w:lineRule="auto"/>
     </w:pPr>
     <w:rPr>
+      <w:rFonts w:eastAsia="黑体"/>
       <w:color w:themeColor="text1" w:val="000000"/>
     </w:rPr>
     <w:tblPr>
@@ -13930,6 +14521,7 @@
     </w:tcPr>
     <w:tblStylePr w:type="firstRow">
       <w:rPr>
+        <w:rFonts w:eastAsia="黑体"/>
         <w:b/>
         <w:bCs/>
         <w:color w:themeColor="background1" w:val="FFFFFF"/>
@@ -13944,6 +14536,7 @@
     </w:tblStylePr>
     <w:tblStylePr w:type="lastRow">
       <w:rPr>
+        <w:rFonts w:eastAsia="黑体"/>
         <w:b/>
         <w:bCs/>
         <w:color w:themeColor="accent2" w:themeShade="CC" w:val="9E3A38"/>
@@ -13958,12 +14551,14 @@
     </w:tblStylePr>
     <w:tblStylePr w:type="firstCol">
       <w:rPr>
+        <w:rFonts w:eastAsia="黑体"/>
         <w:b/>
         <w:bCs/>
       </w:rPr>
     </w:tblStylePr>
     <w:tblStylePr w:type="lastCol">
       <w:rPr>
+        <w:rFonts w:eastAsia="黑体"/>
         <w:b/>
         <w:bCs/>
       </w:rPr>
@@ -13998,6 +14593,7 @@
       <w:spacing w:after="0" w:line="240" w:lineRule="auto"/>
     </w:pPr>
     <w:rPr>
+      <w:rFonts w:eastAsia="黑体"/>
       <w:color w:themeColor="text1" w:val="000000"/>
     </w:rPr>
     <w:tblPr>
@@ -14016,6 +14612,7 @@
     </w:tcPr>
     <w:tblStylePr w:type="firstRow">
       <w:rPr>
+        <w:rFonts w:eastAsia="黑体"/>
         <w:b/>
         <w:bCs/>
         <w:color w:themeColor="background1" w:val="FFFFFF"/>
@@ -14030,6 +14627,7 @@
     </w:tblStylePr>
     <w:tblStylePr w:type="lastRow">
       <w:rPr>
+        <w:rFonts w:eastAsia="黑体"/>
         <w:b/>
         <w:bCs/>
         <w:color w:themeColor="accent2" w:themeShade="CC" w:val="9E3A38"/>
@@ -14044,12 +14642,14 @@
     </w:tblStylePr>
     <w:tblStylePr w:type="firstCol">
       <w:rPr>
+        <w:rFonts w:eastAsia="黑体"/>
         <w:b/>
         <w:bCs/>
       </w:rPr>
     </w:tblStylePr>
     <w:tblStylePr w:type="lastCol">
       <w:rPr>
+        <w:rFonts w:eastAsia="黑体"/>
         <w:b/>
         <w:bCs/>
       </w:rPr>
@@ -14084,6 +14684,7 @@
       <w:spacing w:after="0" w:line="240" w:lineRule="auto"/>
     </w:pPr>
     <w:rPr>
+      <w:rFonts w:eastAsia="黑体"/>
       <w:color w:themeColor="text1" w:val="000000"/>
     </w:rPr>
     <w:tblPr>
@@ -14102,6 +14703,7 @@
     </w:tcPr>
     <w:tblStylePr w:type="firstRow">
       <w:rPr>
+        <w:rFonts w:eastAsia="黑体"/>
         <w:b/>
         <w:bCs/>
         <w:color w:themeColor="background1" w:val="FFFFFF"/>
@@ -14116,6 +14718,7 @@
     </w:tblStylePr>
     <w:tblStylePr w:type="lastRow">
       <w:rPr>
+        <w:rFonts w:eastAsia="黑体"/>
         <w:b/>
         <w:bCs/>
         <w:color w:themeColor="accent4" w:themeShade="CC" w:val="664E82"/>
@@ -14130,12 +14733,14 @@
     </w:tblStylePr>
     <w:tblStylePr w:type="firstCol">
       <w:rPr>
+        <w:rFonts w:eastAsia="黑体"/>
         <w:b/>
         <w:bCs/>
       </w:rPr>
     </w:tblStylePr>
     <w:tblStylePr w:type="lastCol">
       <w:rPr>
+        <w:rFonts w:eastAsia="黑体"/>
         <w:b/>
         <w:bCs/>
       </w:rPr>
@@ -14170,6 +14775,7 @@
       <w:spacing w:after="0" w:line="240" w:lineRule="auto"/>
     </w:pPr>
     <w:rPr>
+      <w:rFonts w:eastAsia="黑体"/>
       <w:color w:themeColor="text1" w:val="000000"/>
     </w:rPr>
     <w:tblPr>
@@ -14188,6 +14794,7 @@
     </w:tcPr>
     <w:tblStylePr w:type="firstRow">
       <w:rPr>
+        <w:rFonts w:eastAsia="黑体"/>
         <w:b/>
         <w:bCs/>
         <w:color w:themeColor="background1" w:val="FFFFFF"/>
@@ -14202,6 +14809,7 @@
     </w:tblStylePr>
     <w:tblStylePr w:type="lastRow">
       <w:rPr>
+        <w:rFonts w:eastAsia="黑体"/>
         <w:b/>
         <w:bCs/>
         <w:color w:themeColor="accent3" w:themeShade="CC" w:val="7E9C40"/>
@@ -14216,12 +14824,14 @@
     </w:tblStylePr>
     <w:tblStylePr w:type="firstCol">
       <w:rPr>
+        <w:rFonts w:eastAsia="黑体"/>
         <w:b/>
         <w:bCs/>
       </w:rPr>
     </w:tblStylePr>
     <w:tblStylePr w:type="lastCol">
       <w:rPr>
+        <w:rFonts w:eastAsia="黑体"/>
         <w:b/>
         <w:bCs/>
       </w:rPr>
@@ -14256,6 +14866,7 @@
       <w:spacing w:after="0" w:line="240" w:lineRule="auto"/>
     </w:pPr>
     <w:rPr>
+      <w:rFonts w:eastAsia="黑体"/>
       <w:color w:themeColor="text1" w:val="000000"/>
     </w:rPr>
     <w:tblPr>
@@ -14274,6 +14885,7 @@
     </w:tcPr>
     <w:tblStylePr w:type="firstRow">
       <w:rPr>
+        <w:rFonts w:eastAsia="黑体"/>
         <w:b/>
         <w:bCs/>
         <w:color w:themeColor="background1" w:val="FFFFFF"/>
@@ -14288,6 +14900,7 @@
     </w:tblStylePr>
     <w:tblStylePr w:type="lastRow">
       <w:rPr>
+        <w:rFonts w:eastAsia="黑体"/>
         <w:b/>
         <w:bCs/>
         <w:color w:themeColor="accent6" w:themeShade="CC" w:val="F2730A"/>
@@ -14302,12 +14915,14 @@
     </w:tblStylePr>
     <w:tblStylePr w:type="firstCol">
       <w:rPr>
+        <w:rFonts w:eastAsia="黑体"/>
         <w:b/>
         <w:bCs/>
       </w:rPr>
     </w:tblStylePr>
     <w:tblStylePr w:type="lastCol">
       <w:rPr>
+        <w:rFonts w:eastAsia="黑体"/>
         <w:b/>
         <w:bCs/>
       </w:rPr>
@@ -14342,6 +14957,7 @@
       <w:spacing w:after="0" w:line="240" w:lineRule="auto"/>
     </w:pPr>
     <w:rPr>
+      <w:rFonts w:eastAsia="黑体"/>
       <w:color w:themeColor="text1" w:val="000000"/>
     </w:rPr>
     <w:tblPr>
@@ -14360,6 +14976,7 @@
     </w:tcPr>
     <w:tblStylePr w:type="firstRow">
       <w:rPr>
+        <w:rFonts w:eastAsia="黑体"/>
         <w:b/>
         <w:bCs/>
         <w:color w:themeColor="background1" w:val="FFFFFF"/>
@@ -14374,6 +14991,7 @@
     </w:tblStylePr>
     <w:tblStylePr w:type="lastRow">
       <w:rPr>
+        <w:rFonts w:eastAsia="黑体"/>
         <w:b/>
         <w:bCs/>
         <w:color w:themeColor="accent5" w:themeShade="CC" w:val="348DA5"/>
@@ -14388,12 +15006,14 @@
     </w:tblStylePr>
     <w:tblStylePr w:type="firstCol">
       <w:rPr>
+        <w:rFonts w:eastAsia="黑体"/>
         <w:b/>
         <w:bCs/>
       </w:rPr>
     </w:tblStylePr>
     <w:tblStylePr w:type="lastCol">
       <w:rPr>
+        <w:rFonts w:eastAsia="黑体"/>
         <w:b/>
         <w:bCs/>
       </w:rPr>
@@ -14428,6 +15048,7 @@
       <w:spacing w:after="0" w:line="240" w:lineRule="auto"/>
     </w:pPr>
     <w:rPr>
+      <w:rFonts w:eastAsia="黑体"/>
       <w:color w:themeColor="text1" w:val="000000"/>
     </w:rPr>
     <w:tblPr>
@@ -14449,6 +15070,7 @@
     </w:tcPr>
     <w:tblStylePr w:type="firstRow">
       <w:rPr>
+        <w:rFonts w:eastAsia="黑体"/>
         <w:b/>
         <w:bCs/>
       </w:rPr>
@@ -14459,6 +15081,7 @@
     </w:tblStylePr>
     <w:tblStylePr w:type="lastRow">
       <w:rPr>
+        <w:rFonts w:eastAsia="黑体"/>
         <w:b/>
         <w:bCs/>
         <w:color w:themeColor="text1" w:val="000000"/>
@@ -14470,6 +15093,7 @@
     </w:tblStylePr>
     <w:tblStylePr w:type="firstCol">
       <w:rPr>
+        <w:rFonts w:eastAsia="黑体"/>
         <w:color w:themeColor="background1" w:val="FFFFFF"/>
       </w:rPr>
       <w:tblPr/>
@@ -14479,6 +15103,7 @@
     </w:tblStylePr>
     <w:tblStylePr w:type="lastCol">
       <w:rPr>
+        <w:rFonts w:eastAsia="黑体"/>
         <w:color w:themeColor="background1" w:val="FFFFFF"/>
       </w:rPr>
       <w:tblPr/>
@@ -14508,6 +15133,7 @@
       <w:spacing w:after="0" w:line="240" w:lineRule="auto"/>
     </w:pPr>
     <w:rPr>
+      <w:rFonts w:eastAsia="黑体"/>
       <w:color w:themeColor="text1" w:val="000000"/>
     </w:rPr>
     <w:tblPr>
@@ -14529,6 +15155,7 @@
     </w:tcPr>
     <w:tblStylePr w:type="firstRow">
       <w:rPr>
+        <w:rFonts w:eastAsia="黑体"/>
         <w:b/>
         <w:bCs/>
       </w:rPr>
@@ -14539,6 +15166,7 @@
     </w:tblStylePr>
     <w:tblStylePr w:type="lastRow">
       <w:rPr>
+        <w:rFonts w:eastAsia="黑体"/>
         <w:b/>
         <w:bCs/>
         <w:color w:themeColor="text1" w:val="000000"/>
@@ -14550,6 +15178,7 @@
     </w:tblStylePr>
     <w:tblStylePr w:type="firstCol">
       <w:rPr>
+        <w:rFonts w:eastAsia="黑体"/>
         <w:color w:themeColor="background1" w:val="FFFFFF"/>
       </w:rPr>
       <w:tblPr/>
@@ -14559,6 +15188,7 @@
     </w:tblStylePr>
     <w:tblStylePr w:type="lastCol">
       <w:rPr>
+        <w:rFonts w:eastAsia="黑体"/>
         <w:color w:themeColor="background1" w:val="FFFFFF"/>
       </w:rPr>
       <w:tblPr/>
@@ -14588,6 +15218,7 @@
       <w:spacing w:after="0" w:line="240" w:lineRule="auto"/>
     </w:pPr>
     <w:rPr>
+      <w:rFonts w:eastAsia="黑体"/>
       <w:color w:themeColor="text1" w:val="000000"/>
     </w:rPr>
     <w:tblPr>
@@ -14609,6 +15240,7 @@
     </w:tcPr>
     <w:tblStylePr w:type="firstRow">
       <w:rPr>
+        <w:rFonts w:eastAsia="黑体"/>
         <w:b/>
         <w:bCs/>
       </w:rPr>
@@ -14619,6 +15251,7 @@
     </w:tblStylePr>
     <w:tblStylePr w:type="lastRow">
       <w:rPr>
+        <w:rFonts w:eastAsia="黑体"/>
         <w:b/>
         <w:bCs/>
         <w:color w:themeColor="text1" w:val="000000"/>
@@ -14630,6 +15263,7 @@
     </w:tblStylePr>
     <w:tblStylePr w:type="firstCol">
       <w:rPr>
+        <w:rFonts w:eastAsia="黑体"/>
         <w:color w:themeColor="background1" w:val="FFFFFF"/>
       </w:rPr>
       <w:tblPr/>
@@ -14639,6 +15273,7 @@
     </w:tblStylePr>
     <w:tblStylePr w:type="lastCol">
       <w:rPr>
+        <w:rFonts w:eastAsia="黑体"/>
         <w:color w:themeColor="background1" w:val="FFFFFF"/>
       </w:rPr>
       <w:tblPr/>
@@ -14668,6 +15303,7 @@
       <w:spacing w:after="0" w:line="240" w:lineRule="auto"/>
     </w:pPr>
     <w:rPr>
+      <w:rFonts w:eastAsia="黑体"/>
       <w:color w:themeColor="text1" w:val="000000"/>
     </w:rPr>
     <w:tblPr>
@@ -14689,6 +15325,7 @@
     </w:tcPr>
     <w:tblStylePr w:type="firstRow">
       <w:rPr>
+        <w:rFonts w:eastAsia="黑体"/>
         <w:b/>
         <w:bCs/>
       </w:rPr>
@@ -14699,6 +15336,7 @@
     </w:tblStylePr>
     <w:tblStylePr w:type="lastRow">
       <w:rPr>
+        <w:rFonts w:eastAsia="黑体"/>
         <w:b/>
         <w:bCs/>
         <w:color w:themeColor="text1" w:val="000000"/>
@@ -14710,6 +15348,7 @@
     </w:tblStylePr>
     <w:tblStylePr w:type="firstCol">
       <w:rPr>
+        <w:rFonts w:eastAsia="黑体"/>
         <w:color w:themeColor="background1" w:val="FFFFFF"/>
       </w:rPr>
       <w:tblPr/>
@@ -14719,6 +15358,7 @@
     </w:tblStylePr>
     <w:tblStylePr w:type="lastCol">
       <w:rPr>
+        <w:rFonts w:eastAsia="黑体"/>
         <w:color w:themeColor="background1" w:val="FFFFFF"/>
       </w:rPr>
       <w:tblPr/>
@@ -14748,6 +15388,7 @@
       <w:spacing w:after="0" w:line="240" w:lineRule="auto"/>
     </w:pPr>
     <w:rPr>
+      <w:rFonts w:eastAsia="黑体"/>
       <w:color w:themeColor="text1" w:val="000000"/>
     </w:rPr>
     <w:tblPr>
@@ -14769,6 +15410,7 @@
     </w:tcPr>
     <w:tblStylePr w:type="firstRow">
       <w:rPr>
+        <w:rFonts w:eastAsia="黑体"/>
         <w:b/>
         <w:bCs/>
       </w:rPr>
@@ -14779,6 +15421,7 @@
     </w:tblStylePr>
     <w:tblStylePr w:type="lastRow">
       <w:rPr>
+        <w:rFonts w:eastAsia="黑体"/>
         <w:b/>
         <w:bCs/>
         <w:color w:themeColor="text1" w:val="000000"/>
@@ -14790,6 +15433,7 @@
     </w:tblStylePr>
     <w:tblStylePr w:type="firstCol">
       <w:rPr>
+        <w:rFonts w:eastAsia="黑体"/>
         <w:color w:themeColor="background1" w:val="FFFFFF"/>
       </w:rPr>
       <w:tblPr/>
@@ -14799,6 +15443,7 @@
     </w:tblStylePr>
     <w:tblStylePr w:type="lastCol">
       <w:rPr>
+        <w:rFonts w:eastAsia="黑体"/>
         <w:color w:themeColor="background1" w:val="FFFFFF"/>
       </w:rPr>
       <w:tblPr/>
@@ -14828,6 +15473,7 @@
       <w:spacing w:after="0" w:line="240" w:lineRule="auto"/>
     </w:pPr>
     <w:rPr>
+      <w:rFonts w:eastAsia="黑体"/>
       <w:color w:themeColor="text1" w:val="000000"/>
     </w:rPr>
     <w:tblPr>
@@ -14849,6 +15495,7 @@
     </w:tcPr>
     <w:tblStylePr w:type="firstRow">
       <w:rPr>
+        <w:rFonts w:eastAsia="黑体"/>
         <w:b/>
         <w:bCs/>
       </w:rPr>
@@ -14859,6 +15506,7 @@
     </w:tblStylePr>
     <w:tblStylePr w:type="lastRow">
       <w:rPr>
+        <w:rFonts w:eastAsia="黑体"/>
         <w:b/>
         <w:bCs/>
         <w:color w:themeColor="text1" w:val="000000"/>
@@ -14870,6 +15518,7 @@
     </w:tblStylePr>
     <w:tblStylePr w:type="firstCol">
       <w:rPr>
+        <w:rFonts w:eastAsia="黑体"/>
         <w:color w:themeColor="background1" w:val="FFFFFF"/>
       </w:rPr>
       <w:tblPr/>
@@ -14879,6 +15528,7 @@
     </w:tblStylePr>
     <w:tblStylePr w:type="lastCol">
       <w:rPr>
+        <w:rFonts w:eastAsia="黑体"/>
         <w:color w:themeColor="background1" w:val="FFFFFF"/>
       </w:rPr>
       <w:tblPr/>
@@ -14908,6 +15558,7 @@
       <w:spacing w:after="0" w:line="240" w:lineRule="auto"/>
     </w:pPr>
     <w:rPr>
+      <w:rFonts w:eastAsia="黑体"/>
       <w:color w:themeColor="text1" w:val="000000"/>
     </w:rPr>
     <w:tblPr>
@@ -14929,6 +15580,7 @@
     </w:tcPr>
     <w:tblStylePr w:type="firstRow">
       <w:rPr>
+        <w:rFonts w:eastAsia="黑体"/>
         <w:b/>
         <w:bCs/>
       </w:rPr>
@@ -14939,6 +15591,7 @@
     </w:tblStylePr>
     <w:tblStylePr w:type="lastRow">
       <w:rPr>
+        <w:rFonts w:eastAsia="黑体"/>
         <w:b/>
         <w:bCs/>
         <w:color w:themeColor="text1" w:val="000000"/>
@@ -14950,6 +15603,7 @@
     </w:tblStylePr>
     <w:tblStylePr w:type="firstCol">
       <w:rPr>
+        <w:rFonts w:eastAsia="黑体"/>
         <w:color w:themeColor="background1" w:val="FFFFFF"/>
       </w:rPr>
       <w:tblPr/>
@@ -14959,6 +15613,7 @@
     </w:tblStylePr>
     <w:tblStylePr w:type="lastCol">
       <w:rPr>
+        <w:rFonts w:eastAsia="黑体"/>
         <w:color w:themeColor="background1" w:val="FFFFFF"/>
       </w:rPr>
       <w:tblPr/>
@@ -14991,6 +15646,7 @@
     <w:name w:val="KeywordTok"/>
     <w:basedOn w:val="VerbatimChar"/>
     <w:rPr>
+      <w:rFonts w:eastAsia="黑体"/>
       <w:b/>
       <w:color w:val="007020"/>
     </w:rPr>
@@ -14999,6 +15655,7 @@
     <w:name w:val="DataTypeTok"/>
     <w:basedOn w:val="VerbatimChar"/>
     <w:rPr>
+      <w:rFonts w:eastAsia="黑体"/>
       <w:color w:val="902000"/>
     </w:rPr>
   </w:style>
@@ -15006,6 +15663,7 @@
     <w:name w:val="DecValTok"/>
     <w:basedOn w:val="VerbatimChar"/>
     <w:rPr>
+      <w:rFonts w:eastAsia="黑体"/>
       <w:color w:val="40a070"/>
     </w:rPr>
   </w:style>
@@ -15013,6 +15671,7 @@
     <w:name w:val="BaseNTok"/>
     <w:basedOn w:val="VerbatimChar"/>
     <w:rPr>
+      <w:rFonts w:eastAsia="黑体"/>
       <w:color w:val="40a070"/>
     </w:rPr>
   </w:style>
@@ -15020,6 +15679,7 @@
     <w:name w:val="FloatTok"/>
     <w:basedOn w:val="VerbatimChar"/>
     <w:rPr>
+      <w:rFonts w:eastAsia="黑体"/>
       <w:color w:val="40a070"/>
     </w:rPr>
   </w:style>
@@ -15027,6 +15687,7 @@
     <w:name w:val="ConstantTok"/>
     <w:basedOn w:val="VerbatimChar"/>
     <w:rPr>
+      <w:rFonts w:eastAsia="黑体"/>
       <w:color w:val="880000"/>
     </w:rPr>
   </w:style>
@@ -15034,6 +15695,7 @@
     <w:name w:val="CharTok"/>
     <w:basedOn w:val="VerbatimChar"/>
     <w:rPr>
+      <w:rFonts w:eastAsia="黑体"/>
       <w:color w:val="4070a0"/>
     </w:rPr>
   </w:style>
@@ -15041,6 +15703,7 @@
     <w:name w:val="SpecialCharTok"/>
     <w:basedOn w:val="VerbatimChar"/>
     <w:rPr>
+      <w:rFonts w:eastAsia="黑体"/>
       <w:color w:val="4070a0"/>
     </w:rPr>
   </w:style>
@@ -15048,6 +15711,7 @@
     <w:name w:val="StringTok"/>
     <w:basedOn w:val="VerbatimChar"/>
     <w:rPr>
+      <w:rFonts w:eastAsia="黑体"/>
       <w:color w:val="4070a0"/>
     </w:rPr>
   </w:style>
@@ -15055,6 +15719,7 @@
     <w:name w:val="VerbatimStringTok"/>
     <w:basedOn w:val="VerbatimChar"/>
     <w:rPr>
+      <w:rFonts w:eastAsia="黑体"/>
       <w:color w:val="4070a0"/>
     </w:rPr>
   </w:style>
@@ -15062,6 +15727,7 @@
     <w:name w:val="SpecialStringTok"/>
     <w:basedOn w:val="VerbatimChar"/>
     <w:rPr>
+      <w:rFonts w:eastAsia="黑体"/>
       <w:color w:val="bb6688"/>
     </w:rPr>
   </w:style>
@@ -15069,6 +15735,7 @@
     <w:name w:val="ImportTok"/>
     <w:basedOn w:val="VerbatimChar"/>
     <w:rPr>
+      <w:rFonts w:eastAsia="黑体"/>
       <w:b/>
       <w:color w:val="008000"/>
     </w:rPr>
@@ -15077,6 +15744,7 @@
     <w:name w:val="CommentTok"/>
     <w:basedOn w:val="VerbatimChar"/>
     <w:rPr>
+      <w:rFonts w:eastAsia="黑体"/>
       <w:i/>
       <w:color w:val="60a0b0"/>
     </w:rPr>
@@ -15085,6 +15753,7 @@
     <w:name w:val="DocumentationTok"/>
     <w:basedOn w:val="VerbatimChar"/>
     <w:rPr>
+      <w:rFonts w:eastAsia="黑体"/>
       <w:i/>
       <w:color w:val="ba2121"/>
     </w:rPr>
@@ -15093,6 +15762,7 @@
     <w:name w:val="AnnotationTok"/>
     <w:basedOn w:val="VerbatimChar"/>
     <w:rPr>
+      <w:rFonts w:eastAsia="黑体"/>
       <w:b/>
       <w:i/>
       <w:color w:val="60a0b0"/>
@@ -15102,6 +15772,7 @@
     <w:name w:val="CommentVarTok"/>
     <w:basedOn w:val="VerbatimChar"/>
     <w:rPr>
+      <w:rFonts w:eastAsia="黑体"/>
       <w:b/>
       <w:i/>
       <w:color w:val="60a0b0"/>
@@ -15111,6 +15782,7 @@
     <w:name w:val="OtherTok"/>
     <w:basedOn w:val="VerbatimChar"/>
     <w:rPr>
+      <w:rFonts w:eastAsia="黑体"/>
       <w:color w:val="007020"/>
     </w:rPr>
   </w:style>
@@ -15118,6 +15790,7 @@
     <w:name w:val="FunctionTok"/>
     <w:basedOn w:val="VerbatimChar"/>
     <w:rPr>
+      <w:rFonts w:eastAsia="黑体"/>
       <w:color w:val="06287e"/>
     </w:rPr>
   </w:style>
@@ -15125,6 +15798,7 @@
     <w:name w:val="VariableTok"/>
     <w:basedOn w:val="VerbatimChar"/>
     <w:rPr>
+      <w:rFonts w:eastAsia="黑体"/>
       <w:color w:val="19177c"/>
     </w:rPr>
   </w:style>
@@ -15132,6 +15806,7 @@
     <w:name w:val="ControlFlowTok"/>
     <w:basedOn w:val="VerbatimChar"/>
     <w:rPr>
+      <w:rFonts w:eastAsia="黑体"/>
       <w:b/>
       <w:color w:val="007020"/>
     </w:rPr>
@@ -15140,6 +15815,7 @@
     <w:name w:val="OperatorTok"/>
     <w:basedOn w:val="VerbatimChar"/>
     <w:rPr>
+      <w:rFonts w:eastAsia="黑体"/>
       <w:color w:val="666666"/>
     </w:rPr>
   </w:style>
@@ -15147,18 +15823,22 @@
     <w:name w:val="BuiltInTok"/>
     <w:basedOn w:val="VerbatimChar"/>
     <w:rPr>
+      <w:rFonts w:eastAsia="黑体"/>
       <w:color w:val="008000"/>
     </w:rPr>
   </w:style>
   <w:style w:type="character" w:customStyle="1" w:styleId="ExtensionTok">
     <w:name w:val="ExtensionTok"/>
     <w:basedOn w:val="VerbatimChar"/>
-    <w:rPr/>
+    <w:rPr>
+      <w:rFonts w:eastAsia="黑体"/>
+    </w:rPr>
   </w:style>
   <w:style w:type="character" w:customStyle="1" w:styleId="PreprocessorTok">
     <w:name w:val="PreprocessorTok"/>
     <w:basedOn w:val="VerbatimChar"/>
     <w:rPr>
+      <w:rFonts w:eastAsia="黑体"/>
       <w:color w:val="bc7a00"/>
     </w:rPr>
   </w:style>
@@ -15166,18 +15846,22 @@
     <w:name w:val="AttributeTok"/>
     <w:basedOn w:val="VerbatimChar"/>
     <w:rPr>
+      <w:rFonts w:eastAsia="黑体"/>
       <w:color w:val="7d9029"/>
     </w:rPr>
   </w:style>
   <w:style w:type="character" w:customStyle="1" w:styleId="RegionMarkerTok">
     <w:name w:val="RegionMarkerTok"/>
     <w:basedOn w:val="VerbatimChar"/>
-    <w:rPr/>
+    <w:rPr>
+      <w:rFonts w:eastAsia="黑体"/>
+    </w:rPr>
   </w:style>
   <w:style w:type="character" w:customStyle="1" w:styleId="InformationTok">
     <w:name w:val="InformationTok"/>
     <w:basedOn w:val="VerbatimChar"/>
     <w:rPr>
+      <w:rFonts w:eastAsia="黑体"/>
       <w:b/>
       <w:i/>
       <w:color w:val="60a0b0"/>
@@ -15187,6 +15871,7 @@
     <w:name w:val="WarningTok"/>
     <w:basedOn w:val="VerbatimChar"/>
     <w:rPr>
+      <w:rFonts w:eastAsia="黑体"/>
       <w:b/>
       <w:i/>
       <w:color w:val="60a0b0"/>
@@ -15196,6 +15881,7 @@
     <w:name w:val="AlertTok"/>
     <w:basedOn w:val="VerbatimChar"/>
     <w:rPr>
+      <w:rFonts w:eastAsia="黑体"/>
       <w:b/>
       <w:color w:val="ff0000"/>
     </w:rPr>
@@ -15204,6 +15890,7 @@
     <w:name w:val="ErrorTok"/>
     <w:basedOn w:val="VerbatimChar"/>
     <w:rPr>
+      <w:rFonts w:eastAsia="黑体"/>
       <w:b/>
       <w:color w:val="ff0000"/>
     </w:rPr>
@@ -15211,7 +15898,9 @@
   <w:style w:type="character" w:customStyle="1" w:styleId="NormalTok">
     <w:name w:val="NormalTok"/>
     <w:basedOn w:val="VerbatimChar"/>
-    <w:rPr/>
+    <w:rPr>
+      <w:rFonts w:eastAsia="黑体"/>
+    </w:rPr>
   </w:style>
 </w:styles>
 </file>
@@ -15260,12 +15949,12 @@
     <a:fontScheme name="Office">
       <a:majorFont>
         <a:latin typeface="Calibri"/>
-        <a:ea typeface=""/>
+        <a:ea typeface="黑体"/>
         <a:cs typeface=""/>
         <a:font script="Jpan" typeface="ＭＳ ゴシック"/>
         <a:font script="Hang" typeface="맑은 고딕"/>
-        <a:font script="Hans" typeface="宋体"/>
-        <a:font script="Hant" typeface="新細明體"/>
+        <a:font script="Hans" typeface="黑体"/>
+        <a:font script="Hant" typeface="黑体"/>
         <a:font script="Arab" typeface="Times New Roman"/>
         <a:font script="Hebr" typeface="Times New Roman"/>
         <a:font script="Thai" typeface="Angsana New"/>
@@ -15295,12 +15984,12 @@
       </a:majorFont>
       <a:minorFont>
         <a:latin typeface="Cambria"/>
-        <a:ea typeface=""/>
+        <a:ea typeface="黑体"/>
         <a:cs typeface=""/>
         <a:font script="Jpan" typeface="ＭＳ 明朝"/>
         <a:font script="Hang" typeface="맑은 고딕"/>
-        <a:font script="Hans" typeface="宋体"/>
-        <a:font script="Hant" typeface="新細明體"/>
+        <a:font script="Hans" typeface="黑体"/>
+        <a:font script="Hant" typeface="黑体"/>
         <a:font script="Arab" typeface="Arial"/>
         <a:font script="Hebr" typeface="Arial"/>
         <a:font script="Thai" typeface="Cordia New"/>

--- a/09-通信电路/03-解调电路/AM解调电路/AM解调电路.docx
+++ b/09-通信电路/03-解调电路/AM解调电路/AM解调电路.docx
@@ -2878,7 +2878,7 @@
           <w:color w:val="555555"/>
           <w:sz w:val="21"/>
         </w:rPr>
-        <w:t>材料收集者：杜文杰，WX手机：19519196569，QQ:3478827729</w:t>
+        <w:t>材料收集者：杜文杰，微信/手机：19519196569，QQ:3478827729</w:t>
       </w:r>
     </w:p>
     <w:sectPr>
